--- a/docs/Laporan-Sistem-KataGigi.docx
+++ b/docs/Laporan-Sistem-KataGigi.docx
@@ -381,38 +381,42 @@
             <w:tcW w:w="2808" w:type="dxa"/>
             <w:shd w:val="clear" w:fill="047857"/>
           </w:tcPr>
-          <w:pPr>
-            <w:spacing w:after="0" w:before="0" w:line="240" w:lineRule="auto"/>
-          </w:pPr>
-          <w:r>
-            <w:rPr>
-              <w:rFonts w:ascii="Calibri" w:hAnsi="Calibri" w:cs="Calibri"/>
-              <w:b/>
-              <w:color w:val="FFFFFF"/>
-              <w:sz w:val="20"/>
-              <w:szCs w:val="20"/>
-            </w:rPr>
-            <w:t xml:space="preserve">Aspek</w:t>
-          </w:r>
+          <w:p>
+            <w:pPr>
+              <w:spacing w:after="0" w:before="0" w:line="240" w:lineRule="auto"/>
+            </w:pPr>
+            <w:r>
+              <w:rPr>
+                <w:rFonts w:ascii="Calibri" w:hAnsi="Calibri" w:cs="Calibri"/>
+                <w:b/>
+                <w:color w:val="FFFFFF"/>
+                <w:sz w:val="20"/>
+                <w:szCs w:val="20"/>
+              </w:rPr>
+              <w:t xml:space="preserve">Aspek</w:t>
+            </w:r>
+          </w:p>
         </w:tc>
         <w:tc>
           <w:tcPr>
             <w:tcW w:w="6552" w:type="dxa"/>
             <w:shd w:val="clear" w:fill="047857"/>
           </w:tcPr>
-          <w:pPr>
-            <w:spacing w:after="0" w:before="0" w:line="240" w:lineRule="auto"/>
-          </w:pPr>
-          <w:r>
-            <w:rPr>
-              <w:rFonts w:ascii="Calibri" w:hAnsi="Calibri" w:cs="Calibri"/>
-              <w:b/>
-              <w:color w:val="FFFFFF"/>
-              <w:sz w:val="20"/>
-              <w:szCs w:val="20"/>
-            </w:rPr>
-            <w:t xml:space="preserve">Keterangan</w:t>
-          </w:r>
+          <w:p>
+            <w:pPr>
+              <w:spacing w:after="0" w:before="0" w:line="240" w:lineRule="auto"/>
+            </w:pPr>
+            <w:r>
+              <w:rPr>
+                <w:rFonts w:ascii="Calibri" w:hAnsi="Calibri" w:cs="Calibri"/>
+                <w:b/>
+                <w:color w:val="FFFFFF"/>
+                <w:sz w:val="20"/>
+                <w:szCs w:val="20"/>
+              </w:rPr>
+              <w:t xml:space="preserve">Keterangan</w:t>
+            </w:r>
+          </w:p>
         </w:tc>
       </w:tr>
       <w:tr>
@@ -420,33 +424,37 @@
           <w:tcPr>
             <w:tcW w:w="2808" w:type="dxa"/>
           </w:tcPr>
-          <w:pPr>
-            <w:spacing w:after="0" w:before="0" w:line="240" w:lineRule="auto"/>
-          </w:pPr>
-          <w:r>
-            <w:rPr>
-              <w:rFonts w:ascii="Calibri" w:hAnsi="Calibri" w:cs="Calibri"/>
-              <w:sz w:val="20"/>
-              <w:szCs w:val="20"/>
-            </w:rPr>
-            <w:t xml:space="preserve">Teknologi inti</w:t>
-          </w:r>
+          <w:p>
+            <w:pPr>
+              <w:spacing w:after="0" w:before="0" w:line="240" w:lineRule="auto"/>
+            </w:pPr>
+            <w:r>
+              <w:rPr>
+                <w:rFonts w:ascii="Calibri" w:hAnsi="Calibri" w:cs="Calibri"/>
+                <w:sz w:val="20"/>
+                <w:szCs w:val="20"/>
+              </w:rPr>
+              <w:t xml:space="preserve">Teknologi inti</w:t>
+            </w:r>
+          </w:p>
         </w:tc>
         <w:tc>
           <w:tcPr>
             <w:tcW w:w="6552" w:type="dxa"/>
           </w:tcPr>
-          <w:pPr>
-            <w:spacing w:after="0" w:before="0" w:line="240" w:lineRule="auto"/>
-          </w:pPr>
-          <w:r>
-            <w:rPr>
-              <w:rFonts w:ascii="Calibri" w:hAnsi="Calibri" w:cs="Calibri"/>
-              <w:sz w:val="20"/>
-              <w:szCs w:val="20"/>
-            </w:rPr>
-            <w:t xml:space="preserve">Laravel (PHP) + Livewire + Tailwind CSS</w:t>
-          </w:r>
+          <w:p>
+            <w:pPr>
+              <w:spacing w:after="0" w:before="0" w:line="240" w:lineRule="auto"/>
+            </w:pPr>
+            <w:r>
+              <w:rPr>
+                <w:rFonts w:ascii="Calibri" w:hAnsi="Calibri" w:cs="Calibri"/>
+                <w:sz w:val="20"/>
+                <w:szCs w:val="20"/>
+              </w:rPr>
+              <w:t xml:space="preserve">Laravel (PHP) + Livewire + Tailwind CSS</w:t>
+            </w:r>
+          </w:p>
         </w:tc>
       </w:tr>
       <w:tr>
@@ -455,34 +463,38 @@
             <w:tcW w:w="2808" w:type="dxa"/>
             <w:shd w:val="clear" w:fill="F8FAFC"/>
           </w:tcPr>
-          <w:pPr>
-            <w:spacing w:after="0" w:before="0" w:line="240" w:lineRule="auto"/>
-          </w:pPr>
-          <w:r>
-            <w:rPr>
-              <w:rFonts w:ascii="Calibri" w:hAnsi="Calibri" w:cs="Calibri"/>
-              <w:sz w:val="20"/>
-              <w:szCs w:val="20"/>
-            </w:rPr>
-            <w:t xml:space="preserve">Basis data</w:t>
-          </w:r>
+          <w:p>
+            <w:pPr>
+              <w:spacing w:after="0" w:before="0" w:line="240" w:lineRule="auto"/>
+            </w:pPr>
+            <w:r>
+              <w:rPr>
+                <w:rFonts w:ascii="Calibri" w:hAnsi="Calibri" w:cs="Calibri"/>
+                <w:sz w:val="20"/>
+                <w:szCs w:val="20"/>
+              </w:rPr>
+              <w:t xml:space="preserve">Basis data</w:t>
+            </w:r>
+          </w:p>
         </w:tc>
         <w:tc>
           <w:tcPr>
             <w:tcW w:w="6552" w:type="dxa"/>
             <w:shd w:val="clear" w:fill="F8FAFC"/>
           </w:tcPr>
-          <w:pPr>
-            <w:spacing w:after="0" w:before="0" w:line="240" w:lineRule="auto"/>
-          </w:pPr>
-          <w:r>
-            <w:rPr>
-              <w:rFonts w:ascii="Calibri" w:hAnsi="Calibri" w:cs="Calibri"/>
-              <w:sz w:val="20"/>
-              <w:szCs w:val="20"/>
-            </w:rPr>
-            <w:t xml:space="preserve">MySQL/MariaDB dengan UUID primary key</w:t>
-          </w:r>
+          <w:p>
+            <w:pPr>
+              <w:spacing w:after="0" w:before="0" w:line="240" w:lineRule="auto"/>
+            </w:pPr>
+            <w:r>
+              <w:rPr>
+                <w:rFonts w:ascii="Calibri" w:hAnsi="Calibri" w:cs="Calibri"/>
+                <w:sz w:val="20"/>
+                <w:szCs w:val="20"/>
+              </w:rPr>
+              <w:t xml:space="preserve">MySQL/MariaDB dengan UUID primary key</w:t>
+            </w:r>
+          </w:p>
         </w:tc>
       </w:tr>
       <w:tr>
@@ -490,33 +502,37 @@
           <w:tcPr>
             <w:tcW w:w="2808" w:type="dxa"/>
           </w:tcPr>
-          <w:pPr>
-            <w:spacing w:after="0" w:before="0" w:line="240" w:lineRule="auto"/>
-          </w:pPr>
-          <w:r>
-            <w:rPr>
-              <w:rFonts w:ascii="Calibri" w:hAnsi="Calibri" w:cs="Calibri"/>
-              <w:sz w:val="20"/>
-              <w:szCs w:val="20"/>
-            </w:rPr>
-            <w:t xml:space="preserve">Kontrol akses</w:t>
-          </w:r>
+          <w:p>
+            <w:pPr>
+              <w:spacing w:after="0" w:before="0" w:line="240" w:lineRule="auto"/>
+            </w:pPr>
+            <w:r>
+              <w:rPr>
+                <w:rFonts w:ascii="Calibri" w:hAnsi="Calibri" w:cs="Calibri"/>
+                <w:sz w:val="20"/>
+                <w:szCs w:val="20"/>
+              </w:rPr>
+              <w:t xml:space="preserve">Kontrol akses</w:t>
+            </w:r>
+          </w:p>
         </w:tc>
         <w:tc>
           <w:tcPr>
             <w:tcW w:w="6552" w:type="dxa"/>
           </w:tcPr>
-          <w:pPr>
-            <w:spacing w:after="0" w:before="0" w:line="240" w:lineRule="auto"/>
-          </w:pPr>
-          <w:r>
-            <w:rPr>
-              <w:rFonts w:ascii="Calibri" w:hAnsi="Calibri" w:cs="Calibri"/>
-              <w:sz w:val="20"/>
-              <w:szCs w:val="20"/>
-            </w:rPr>
-            <w:t xml:space="preserve">Spatie Laravel Permission (roles &amp; permissions)</w:t>
-          </w:r>
+          <w:p>
+            <w:pPr>
+              <w:spacing w:after="0" w:before="0" w:line="240" w:lineRule="auto"/>
+            </w:pPr>
+            <w:r>
+              <w:rPr>
+                <w:rFonts w:ascii="Calibri" w:hAnsi="Calibri" w:cs="Calibri"/>
+                <w:sz w:val="20"/>
+                <w:szCs w:val="20"/>
+              </w:rPr>
+              <w:t xml:space="preserve">Spatie Laravel Permission (roles &amp; permissions)</w:t>
+            </w:r>
+          </w:p>
         </w:tc>
       </w:tr>
       <w:tr>
@@ -525,34 +541,38 @@
             <w:tcW w:w="2808" w:type="dxa"/>
             <w:shd w:val="clear" w:fill="F8FAFC"/>
           </w:tcPr>
-          <w:pPr>
-            <w:spacing w:after="0" w:before="0" w:line="240" w:lineRule="auto"/>
-          </w:pPr>
-          <w:r>
-            <w:rPr>
-              <w:rFonts w:ascii="Calibri" w:hAnsi="Calibri" w:cs="Calibri"/>
-              <w:sz w:val="20"/>
-              <w:szCs w:val="20"/>
-            </w:rPr>
-            <w:t xml:space="preserve">Bahasa antarmuka</w:t>
-          </w:r>
+          <w:p>
+            <w:pPr>
+              <w:spacing w:after="0" w:before="0" w:line="240" w:lineRule="auto"/>
+            </w:pPr>
+            <w:r>
+              <w:rPr>
+                <w:rFonts w:ascii="Calibri" w:hAnsi="Calibri" w:cs="Calibri"/>
+                <w:sz w:val="20"/>
+                <w:szCs w:val="20"/>
+              </w:rPr>
+              <w:t xml:space="preserve">Bahasa antarmuka</w:t>
+            </w:r>
+          </w:p>
         </w:tc>
         <w:tc>
           <w:tcPr>
             <w:tcW w:w="6552" w:type="dxa"/>
             <w:shd w:val="clear" w:fill="F8FAFC"/>
           </w:tcPr>
-          <w:pPr>
-            <w:spacing w:after="0" w:before="0" w:line="240" w:lineRule="auto"/>
-          </w:pPr>
-          <w:r>
-            <w:rPr>
-              <w:rFonts w:ascii="Calibri" w:hAnsi="Calibri" w:cs="Calibri"/>
-              <w:sz w:val="20"/>
-              <w:szCs w:val="20"/>
-            </w:rPr>
-            <w:t xml:space="preserve">Indonesia &amp; Inggris (dapat diganti kapan saja)</w:t>
-          </w:r>
+          <w:p>
+            <w:pPr>
+              <w:spacing w:after="0" w:before="0" w:line="240" w:lineRule="auto"/>
+            </w:pPr>
+            <w:r>
+              <w:rPr>
+                <w:rFonts w:ascii="Calibri" w:hAnsi="Calibri" w:cs="Calibri"/>
+                <w:sz w:val="20"/>
+                <w:szCs w:val="20"/>
+              </w:rPr>
+              <w:t xml:space="preserve">Indonesia &amp; Inggris (dapat diganti kapan saja)</w:t>
+            </w:r>
+          </w:p>
         </w:tc>
       </w:tr>
       <w:tr>
@@ -560,33 +580,37 @@
           <w:tcPr>
             <w:tcW w:w="2808" w:type="dxa"/>
           </w:tcPr>
-          <w:pPr>
-            <w:spacing w:after="0" w:before="0" w:line="240" w:lineRule="auto"/>
-          </w:pPr>
-          <w:r>
-            <w:rPr>
-              <w:rFonts w:ascii="Calibri" w:hAnsi="Calibri" w:cs="Calibri"/>
-              <w:sz w:val="20"/>
-              <w:szCs w:val="20"/>
-            </w:rPr>
-            <w:t xml:space="preserve">Tampilan</w:t>
-          </w:r>
+          <w:p>
+            <w:pPr>
+              <w:spacing w:after="0" w:before="0" w:line="240" w:lineRule="auto"/>
+            </w:pPr>
+            <w:r>
+              <w:rPr>
+                <w:rFonts w:ascii="Calibri" w:hAnsi="Calibri" w:cs="Calibri"/>
+                <w:sz w:val="20"/>
+                <w:szCs w:val="20"/>
+              </w:rPr>
+              <w:t xml:space="preserve">Tampilan</w:t>
+            </w:r>
+          </w:p>
         </w:tc>
         <w:tc>
           <w:tcPr>
             <w:tcW w:w="6552" w:type="dxa"/>
           </w:tcPr>
-          <w:pPr>
-            <w:spacing w:after="0" w:before="0" w:line="240" w:lineRule="auto"/>
-          </w:pPr>
-          <w:r>
-            <w:rPr>
-              <w:rFonts w:ascii="Calibri" w:hAnsi="Calibri" w:cs="Calibri"/>
-              <w:sz w:val="20"/>
-              <w:szCs w:val="20"/>
-            </w:rPr>
-            <w:t xml:space="preserve">Mode terang &amp; gelap (dark mode) mengikuti preferensi pengguna</w:t>
-          </w:r>
+          <w:p>
+            <w:pPr>
+              <w:spacing w:after="0" w:before="0" w:line="240" w:lineRule="auto"/>
+            </w:pPr>
+            <w:r>
+              <w:rPr>
+                <w:rFonts w:ascii="Calibri" w:hAnsi="Calibri" w:cs="Calibri"/>
+                <w:sz w:val="20"/>
+                <w:szCs w:val="20"/>
+              </w:rPr>
+              <w:t xml:space="preserve">Mode terang &amp; gelap (dark mode) mengikuti preferensi pengguna</w:t>
+            </w:r>
+          </w:p>
         </w:tc>
       </w:tr>
       <w:tr>
@@ -595,34 +619,38 @@
             <w:tcW w:w="2808" w:type="dxa"/>
             <w:shd w:val="clear" w:fill="F8FAFC"/>
           </w:tcPr>
-          <w:pPr>
-            <w:spacing w:after="0" w:before="0" w:line="240" w:lineRule="auto"/>
-          </w:pPr>
-          <w:r>
-            <w:rPr>
-              <w:rFonts w:ascii="Calibri" w:hAnsi="Calibri" w:cs="Calibri"/>
-              <w:sz w:val="20"/>
-              <w:szCs w:val="20"/>
-            </w:rPr>
-            <w:t xml:space="preserve">Integrasi</w:t>
-          </w:r>
+          <w:p>
+            <w:pPr>
+              <w:spacing w:after="0" w:before="0" w:line="240" w:lineRule="auto"/>
+            </w:pPr>
+            <w:r>
+              <w:rPr>
+                <w:rFonts w:ascii="Calibri" w:hAnsi="Calibri" w:cs="Calibri"/>
+                <w:sz w:val="20"/>
+                <w:szCs w:val="20"/>
+              </w:rPr>
+              <w:t xml:space="preserve">Integrasi</w:t>
+            </w:r>
+          </w:p>
         </w:tc>
         <w:tc>
           <w:tcPr>
             <w:tcW w:w="6552" w:type="dxa"/>
             <w:shd w:val="clear" w:fill="F8FAFC"/>
           </w:tcPr>
-          <w:pPr>
-            <w:spacing w:after="0" w:before="0" w:line="240" w:lineRule="auto"/>
-          </w:pPr>
-          <w:r>
-            <w:rPr>
-              <w:rFonts w:ascii="Calibri" w:hAnsi="Calibri" w:cs="Calibri"/>
-              <w:sz w:val="20"/>
-              <w:szCs w:val="20"/>
-            </w:rPr>
-            <w:t xml:space="preserve">SATUSEHAT (HL7 FHIR R4), WhatsApp Official</w:t>
-          </w:r>
+          <w:p>
+            <w:pPr>
+              <w:spacing w:after="0" w:before="0" w:line="240" w:lineRule="auto"/>
+            </w:pPr>
+            <w:r>
+              <w:rPr>
+                <w:rFonts w:ascii="Calibri" w:hAnsi="Calibri" w:cs="Calibri"/>
+                <w:sz w:val="20"/>
+                <w:szCs w:val="20"/>
+              </w:rPr>
+              <w:t xml:space="preserve">SATUSEHAT (HL7 FHIR R4), WhatsApp Official</w:t>
+            </w:r>
+          </w:p>
         </w:tc>
       </w:tr>
       <w:tr>
@@ -630,33 +658,37 @@
           <w:tcPr>
             <w:tcW w:w="2808" w:type="dxa"/>
           </w:tcPr>
-          <w:pPr>
-            <w:spacing w:after="0" w:before="0" w:line="240" w:lineRule="auto"/>
-          </w:pPr>
-          <w:r>
-            <w:rPr>
-              <w:rFonts w:ascii="Calibri" w:hAnsi="Calibri" w:cs="Calibri"/>
-              <w:sz w:val="20"/>
-              <w:szCs w:val="20"/>
-            </w:rPr>
-            <w:t xml:space="preserve">Jejak audit</w:t>
-          </w:r>
+          <w:p>
+            <w:pPr>
+              <w:spacing w:after="0" w:before="0" w:line="240" w:lineRule="auto"/>
+            </w:pPr>
+            <w:r>
+              <w:rPr>
+                <w:rFonts w:ascii="Calibri" w:hAnsi="Calibri" w:cs="Calibri"/>
+                <w:sz w:val="20"/>
+                <w:szCs w:val="20"/>
+              </w:rPr>
+              <w:t xml:space="preserve">Jejak audit</w:t>
+            </w:r>
+          </w:p>
         </w:tc>
         <w:tc>
           <w:tcPr>
             <w:tcW w:w="6552" w:type="dxa"/>
           </w:tcPr>
-          <w:pPr>
-            <w:spacing w:after="0" w:before="0" w:line="240" w:lineRule="auto"/>
-          </w:pPr>
-          <w:r>
-            <w:rPr>
-              <w:rFonts w:ascii="Calibri" w:hAnsi="Calibri" w:cs="Calibri"/>
-              <w:sz w:val="20"/>
-              <w:szCs w:val="20"/>
-            </w:rPr>
-            <w:t xml:space="preserve">Tabel audit_logs untuk aktivitas data medis</w:t>
-          </w:r>
+          <w:p>
+            <w:pPr>
+              <w:spacing w:after="0" w:before="0" w:line="240" w:lineRule="auto"/>
+            </w:pPr>
+            <w:r>
+              <w:rPr>
+                <w:rFonts w:ascii="Calibri" w:hAnsi="Calibri" w:cs="Calibri"/>
+                <w:sz w:val="20"/>
+                <w:szCs w:val="20"/>
+              </w:rPr>
+              <w:t xml:space="preserve">Tabel audit_logs untuk aktivitas data medis</w:t>
+            </w:r>
+          </w:p>
         </w:tc>
       </w:tr>
     </w:tbl>
@@ -746,57 +778,63 @@
             <w:tcW w:w="2019" w:type="dxa"/>
             <w:shd w:val="clear" w:fill="047857"/>
           </w:tcPr>
-          <w:pPr>
-            <w:spacing w:after="0" w:before="0" w:line="240" w:lineRule="auto"/>
-          </w:pPr>
-          <w:r>
-            <w:rPr>
-              <w:rFonts w:ascii="Calibri" w:hAnsi="Calibri" w:cs="Calibri"/>
-              <w:b/>
-              <w:color w:val="FFFFFF"/>
-              <w:sz w:val="20"/>
-              <w:szCs w:val="20"/>
-            </w:rPr>
-            <w:t xml:space="preserve">Peran</w:t>
-          </w:r>
+          <w:p>
+            <w:pPr>
+              <w:spacing w:after="0" w:before="0" w:line="240" w:lineRule="auto"/>
+            </w:pPr>
+            <w:r>
+              <w:rPr>
+                <w:rFonts w:ascii="Calibri" w:hAnsi="Calibri" w:cs="Calibri"/>
+                <w:b/>
+                <w:color w:val="FFFFFF"/>
+                <w:sz w:val="20"/>
+                <w:szCs w:val="20"/>
+              </w:rPr>
+              <w:t xml:space="preserve">Peran</w:t>
+            </w:r>
+          </w:p>
         </w:tc>
         <w:tc>
           <w:tcPr>
             <w:tcW w:w="2753" w:type="dxa"/>
             <w:shd w:val="clear" w:fill="047857"/>
           </w:tcPr>
-          <w:pPr>
-            <w:spacing w:after="0" w:before="0" w:line="240" w:lineRule="auto"/>
-          </w:pPr>
-          <w:r>
-            <w:rPr>
-              <w:rFonts w:ascii="Calibri" w:hAnsi="Calibri" w:cs="Calibri"/>
-              <w:b/>
-              <w:color w:val="FFFFFF"/>
-              <w:sz w:val="20"/>
-              <w:szCs w:val="20"/>
-            </w:rPr>
-            <w:t xml:space="preserve">Posisi dalam Klinik</w:t>
-          </w:r>
+          <w:p>
+            <w:pPr>
+              <w:spacing w:after="0" w:before="0" w:line="240" w:lineRule="auto"/>
+            </w:pPr>
+            <w:r>
+              <w:rPr>
+                <w:rFonts w:ascii="Calibri" w:hAnsi="Calibri" w:cs="Calibri"/>
+                <w:b/>
+                <w:color w:val="FFFFFF"/>
+                <w:sz w:val="20"/>
+                <w:szCs w:val="20"/>
+              </w:rPr>
+              <w:t xml:space="preserve">Posisi dalam Klinik</w:t>
+            </w:r>
+          </w:p>
         </w:tc>
         <w:tc>
           <w:tcPr>
             <w:tcW w:w="4588" w:type="dxa"/>
             <w:shd w:val="clear" w:fill="047857"/>
           </w:tcPr>
-          <w:pPr>
-            <w:spacing w:after="0" w:before="0" w:line="240" w:lineRule="auto"/>
-          </w:pPr>
-          <w:r>
-            <w:rPr>
-              <w:rFonts w:ascii="Calibri" w:hAnsi="Calibri" w:cs="Calibri"/>
-              <w:b/>
-              <w:color w:val="FFFFFF"/>
-              <w:sz w:val="20"/>
-              <w:szCs w:val="20"/>
-            </w:rPr>
-            <w:t xml:space="preserve">Cakupan Utama</w:t>
-          </w:r>
+          <w:p>
+            <w:pPr>
+              <w:spacing w:after="0" w:before="0" w:line="240" w:lineRule="auto"/>
+            </w:pPr>
+            <w:r>
+              <w:rPr>
+                <w:rFonts w:ascii="Calibri" w:hAnsi="Calibri" w:cs="Calibri"/>
+                <w:b/>
+                <w:color w:val="FFFFFF"/>
+                <w:sz w:val="20"/>
+                <w:szCs w:val="20"/>
+              </w:rPr>
+              <w:t xml:space="preserve">Cakupan Utama</w:t>
+            </w:r>
+          </w:p>
         </w:tc>
       </w:tr>
       <w:tr>
@@ -804,49 +842,55 @@
           <w:tcPr>
             <w:tcW w:w="2019" w:type="dxa"/>
           </w:tcPr>
-          <w:pPr>
-            <w:spacing w:after="0" w:before="0" w:line="240" w:lineRule="auto"/>
-          </w:pPr>
-          <w:r>
-            <w:rPr>
-              <w:rFonts w:ascii="Calibri" w:hAnsi="Calibri" w:cs="Calibri"/>
-              <w:sz w:val="20"/>
-              <w:szCs w:val="20"/>
-            </w:rPr>
-            <w:t xml:space="preserve">Manajemen</w:t>
-          </w:r>
+          <w:p>
+            <w:pPr>
+              <w:spacing w:after="0" w:before="0" w:line="240" w:lineRule="auto"/>
+            </w:pPr>
+            <w:r>
+              <w:rPr>
+                <w:rFonts w:ascii="Calibri" w:hAnsi="Calibri" w:cs="Calibri"/>
+                <w:sz w:val="20"/>
+                <w:szCs w:val="20"/>
+              </w:rPr>
+              <w:t xml:space="preserve">Manajemen</w:t>
+            </w:r>
+          </w:p>
         </w:tc>
         <w:tc>
           <w:tcPr>
             <w:tcW w:w="2753" w:type="dxa"/>
           </w:tcPr>
-          <w:pPr>
-            <w:spacing w:after="0" w:before="0" w:line="240" w:lineRule="auto"/>
-          </w:pPr>
-          <w:r>
-            <w:rPr>
-              <w:rFonts w:ascii="Calibri" w:hAnsi="Calibri" w:cs="Calibri"/>
-              <w:sz w:val="20"/>
-              <w:szCs w:val="20"/>
-            </w:rPr>
-            <w:t xml:space="preserve">Pimpinan / pemilik klinik</w:t>
-          </w:r>
+          <w:p>
+            <w:pPr>
+              <w:spacing w:after="0" w:before="0" w:line="240" w:lineRule="auto"/>
+            </w:pPr>
+            <w:r>
+              <w:rPr>
+                <w:rFonts w:ascii="Calibri" w:hAnsi="Calibri" w:cs="Calibri"/>
+                <w:sz w:val="20"/>
+                <w:szCs w:val="20"/>
+              </w:rPr>
+              <w:t xml:space="preserve">Pimpinan / pemilik klinik</w:t>
+            </w:r>
+          </w:p>
         </w:tc>
         <w:tc>
           <w:tcPr>
             <w:tcW w:w="4588" w:type="dxa"/>
           </w:tcPr>
-          <w:pPr>
-            <w:spacing w:after="0" w:before="0" w:line="240" w:lineRule="auto"/>
-          </w:pPr>
-          <w:r>
-            <w:rPr>
-              <w:rFonts w:ascii="Calibri" w:hAnsi="Calibri" w:cs="Calibri"/>
-              <w:sz w:val="20"/>
-              <w:szCs w:val="20"/>
-            </w:rPr>
-            <w:t xml:space="preserve">Seluruh modul + fungsi persetujuan (approval)</w:t>
-          </w:r>
+          <w:p>
+            <w:pPr>
+              <w:spacing w:after="0" w:before="0" w:line="240" w:lineRule="auto"/>
+            </w:pPr>
+            <w:r>
+              <w:rPr>
+                <w:rFonts w:ascii="Calibri" w:hAnsi="Calibri" w:cs="Calibri"/>
+                <w:sz w:val="20"/>
+                <w:szCs w:val="20"/>
+              </w:rPr>
+              <w:t xml:space="preserve">Seluruh modul + fungsi persetujuan (approval)</w:t>
+            </w:r>
+          </w:p>
         </w:tc>
       </w:tr>
       <w:tr>
@@ -855,51 +899,57 @@
             <w:tcW w:w="2019" w:type="dxa"/>
             <w:shd w:val="clear" w:fill="F8FAFC"/>
           </w:tcPr>
-          <w:pPr>
-            <w:spacing w:after="0" w:before="0" w:line="240" w:lineRule="auto"/>
-          </w:pPr>
-          <w:r>
-            <w:rPr>
-              <w:rFonts w:ascii="Calibri" w:hAnsi="Calibri" w:cs="Calibri"/>
-              <w:sz w:val="20"/>
-              <w:szCs w:val="20"/>
-            </w:rPr>
-            <w:t xml:space="preserve">Admin</w:t>
-          </w:r>
+          <w:p>
+            <w:pPr>
+              <w:spacing w:after="0" w:before="0" w:line="240" w:lineRule="auto"/>
+            </w:pPr>
+            <w:r>
+              <w:rPr>
+                <w:rFonts w:ascii="Calibri" w:hAnsi="Calibri" w:cs="Calibri"/>
+                <w:sz w:val="20"/>
+                <w:szCs w:val="20"/>
+              </w:rPr>
+              <w:t xml:space="preserve">Admin</w:t>
+            </w:r>
+          </w:p>
         </w:tc>
         <w:tc>
           <w:tcPr>
             <w:tcW w:w="2753" w:type="dxa"/>
             <w:shd w:val="clear" w:fill="F8FAFC"/>
           </w:tcPr>
-          <w:pPr>
-            <w:spacing w:after="0" w:before="0" w:line="240" w:lineRule="auto"/>
-          </w:pPr>
-          <w:r>
-            <w:rPr>
-              <w:rFonts w:ascii="Calibri" w:hAnsi="Calibri" w:cs="Calibri"/>
-              <w:sz w:val="20"/>
-              <w:szCs w:val="20"/>
-            </w:rPr>
-            <w:t xml:space="preserve">Front office + kasir (merangkap)</w:t>
-          </w:r>
+          <w:p>
+            <w:pPr>
+              <w:spacing w:after="0" w:before="0" w:line="240" w:lineRule="auto"/>
+            </w:pPr>
+            <w:r>
+              <w:rPr>
+                <w:rFonts w:ascii="Calibri" w:hAnsi="Calibri" w:cs="Calibri"/>
+                <w:sz w:val="20"/>
+                <w:szCs w:val="20"/>
+              </w:rPr>
+              <w:t xml:space="preserve">Front office + kasir (merangkap)</w:t>
+            </w:r>
+          </w:p>
         </w:tc>
         <w:tc>
           <w:tcPr>
             <w:tcW w:w="4588" w:type="dxa"/>
             <w:shd w:val="clear" w:fill="F8FAFC"/>
           </w:tcPr>
-          <w:pPr>
-            <w:spacing w:after="0" w:before="0" w:line="240" w:lineRule="auto"/>
-          </w:pPr>
-          <w:r>
-            <w:rPr>
-              <w:rFonts w:ascii="Calibri" w:hAnsi="Calibri" w:cs="Calibri"/>
-              <w:sz w:val="20"/>
-              <w:szCs w:val="20"/>
-            </w:rPr>
-            <w:t xml:space="preserve">Reservasi, pendaftaran, penjadwalan, kasir, stok, WhatsApp</w:t>
-          </w:r>
+          <w:p>
+            <w:pPr>
+              <w:spacing w:after="0" w:before="0" w:line="240" w:lineRule="auto"/>
+            </w:pPr>
+            <w:r>
+              <w:rPr>
+                <w:rFonts w:ascii="Calibri" w:hAnsi="Calibri" w:cs="Calibri"/>
+                <w:sz w:val="20"/>
+                <w:szCs w:val="20"/>
+              </w:rPr>
+              <w:t xml:space="preserve">Reservasi, pendaftaran, penjadwalan, kasir, stok, WhatsApp</w:t>
+            </w:r>
+          </w:p>
         </w:tc>
       </w:tr>
       <w:tr>
@@ -907,49 +957,55 @@
           <w:tcPr>
             <w:tcW w:w="2019" w:type="dxa"/>
           </w:tcPr>
-          <w:pPr>
-            <w:spacing w:after="0" w:before="0" w:line="240" w:lineRule="auto"/>
-          </w:pPr>
-          <w:r>
-            <w:rPr>
-              <w:rFonts w:ascii="Calibri" w:hAnsi="Calibri" w:cs="Calibri"/>
-              <w:sz w:val="20"/>
-              <w:szCs w:val="20"/>
-            </w:rPr>
-            <w:t xml:space="preserve">Dokter</w:t>
-          </w:r>
+          <w:p>
+            <w:pPr>
+              <w:spacing w:after="0" w:before="0" w:line="240" w:lineRule="auto"/>
+            </w:pPr>
+            <w:r>
+              <w:rPr>
+                <w:rFonts w:ascii="Calibri" w:hAnsi="Calibri" w:cs="Calibri"/>
+                <w:sz w:val="20"/>
+                <w:szCs w:val="20"/>
+              </w:rPr>
+              <w:t xml:space="preserve">Dokter</w:t>
+            </w:r>
+          </w:p>
         </w:tc>
         <w:tc>
           <w:tcPr>
             <w:tcW w:w="2753" w:type="dxa"/>
           </w:tcPr>
-          <w:pPr>
-            <w:spacing w:after="0" w:before="0" w:line="240" w:lineRule="auto"/>
-          </w:pPr>
-          <w:r>
-            <w:rPr>
-              <w:rFonts w:ascii="Calibri" w:hAnsi="Calibri" w:cs="Calibri"/>
-              <w:sz w:val="20"/>
-              <w:szCs w:val="20"/>
-            </w:rPr>
-            <w:t xml:space="preserve">Nakes pemberi layanan</w:t>
-          </w:r>
+          <w:p>
+            <w:pPr>
+              <w:spacing w:after="0" w:before="0" w:line="240" w:lineRule="auto"/>
+            </w:pPr>
+            <w:r>
+              <w:rPr>
+                <w:rFonts w:ascii="Calibri" w:hAnsi="Calibri" w:cs="Calibri"/>
+                <w:sz w:val="20"/>
+                <w:szCs w:val="20"/>
+              </w:rPr>
+              <w:t xml:space="preserve">Nakes pemberi layanan</w:t>
+            </w:r>
+          </w:p>
         </w:tc>
         <w:tc>
           <w:tcPr>
             <w:tcW w:w="4588" w:type="dxa"/>
           </w:tcPr>
-          <w:pPr>
-            <w:spacing w:after="0" w:before="0" w:line="240" w:lineRule="auto"/>
-          </w:pPr>
-          <w:r>
-            <w:rPr>
-              <w:rFonts w:ascii="Calibri" w:hAnsi="Calibri" w:cs="Calibri"/>
-              <w:sz w:val="20"/>
-              <w:szCs w:val="20"/>
-            </w:rPr>
-            <w:t xml:space="preserve">Pemeriksaan, rekam medis, odontogram, resep, penandatanganan</w:t>
-          </w:r>
+          <w:p>
+            <w:pPr>
+              <w:spacing w:after="0" w:before="0" w:line="240" w:lineRule="auto"/>
+            </w:pPr>
+            <w:r>
+              <w:rPr>
+                <w:rFonts w:ascii="Calibri" w:hAnsi="Calibri" w:cs="Calibri"/>
+                <w:sz w:val="20"/>
+                <w:szCs w:val="20"/>
+              </w:rPr>
+              <w:t xml:space="preserve">Pemeriksaan, rekam medis, odontogram, resep, penandatanganan</w:t>
+            </w:r>
+          </w:p>
         </w:tc>
       </w:tr>
       <w:tr>
@@ -958,51 +1014,57 @@
             <w:tcW w:w="2019" w:type="dxa"/>
             <w:shd w:val="clear" w:fill="F8FAFC"/>
           </w:tcPr>
-          <w:pPr>
-            <w:spacing w:after="0" w:before="0" w:line="240" w:lineRule="auto"/>
-          </w:pPr>
-          <w:r>
-            <w:rPr>
-              <w:rFonts w:ascii="Calibri" w:hAnsi="Calibri" w:cs="Calibri"/>
-              <w:sz w:val="20"/>
-              <w:szCs w:val="20"/>
-            </w:rPr>
-            <w:t xml:space="preserve">Perawat</w:t>
-          </w:r>
+          <w:p>
+            <w:pPr>
+              <w:spacing w:after="0" w:before="0" w:line="240" w:lineRule="auto"/>
+            </w:pPr>
+            <w:r>
+              <w:rPr>
+                <w:rFonts w:ascii="Calibri" w:hAnsi="Calibri" w:cs="Calibri"/>
+                <w:sz w:val="20"/>
+                <w:szCs w:val="20"/>
+              </w:rPr>
+              <w:t xml:space="preserve">Perawat</w:t>
+            </w:r>
+          </w:p>
         </w:tc>
         <w:tc>
           <w:tcPr>
             <w:tcW w:w="2753" w:type="dxa"/>
             <w:shd w:val="clear" w:fill="F8FAFC"/>
           </w:tcPr>
-          <w:pPr>
-            <w:spacing w:after="0" w:before="0" w:line="240" w:lineRule="auto"/>
-          </w:pPr>
-          <w:r>
-            <w:rPr>
-              <w:rFonts w:ascii="Calibri" w:hAnsi="Calibri" w:cs="Calibri"/>
-              <w:sz w:val="20"/>
-              <w:szCs w:val="20"/>
-            </w:rPr>
-            <w:t xml:space="preserve">Nakes pendukung / front office</w:t>
-          </w:r>
+          <w:p>
+            <w:pPr>
+              <w:spacing w:after="0" w:before="0" w:line="240" w:lineRule="auto"/>
+            </w:pPr>
+            <w:r>
+              <w:rPr>
+                <w:rFonts w:ascii="Calibri" w:hAnsi="Calibri" w:cs="Calibri"/>
+                <w:sz w:val="20"/>
+                <w:szCs w:val="20"/>
+              </w:rPr>
+              <w:t xml:space="preserve">Nakes pendukung / front office</w:t>
+            </w:r>
+          </w:p>
         </w:tc>
         <w:tc>
           <w:tcPr>
             <w:tcW w:w="4588" w:type="dxa"/>
             <w:shd w:val="clear" w:fill="F8FAFC"/>
           </w:tcPr>
-          <w:pPr>
-            <w:spacing w:after="0" w:before="0" w:line="240" w:lineRule="auto"/>
-          </w:pPr>
-          <w:r>
-            <w:rPr>
-              <w:rFonts w:ascii="Calibri" w:hAnsi="Calibri" w:cs="Calibri"/>
-              <w:sz w:val="20"/>
-              <w:szCs w:val="20"/>
-            </w:rPr>
-            <w:t xml:space="preserve">Data pasien, antrian, pembagian kasir bila ditugaskan</w:t>
-          </w:r>
+          <w:p>
+            <w:pPr>
+              <w:spacing w:after="0" w:before="0" w:line="240" w:lineRule="auto"/>
+            </w:pPr>
+            <w:r>
+              <w:rPr>
+                <w:rFonts w:ascii="Calibri" w:hAnsi="Calibri" w:cs="Calibri"/>
+                <w:sz w:val="20"/>
+                <w:szCs w:val="20"/>
+              </w:rPr>
+              <w:t xml:space="preserve">Data pasien, antrian, pembagian kasir bila ditugaskan</w:t>
+            </w:r>
+          </w:p>
         </w:tc>
       </w:tr>
     </w:tbl>
@@ -2368,95 +2430,105 @@
             <w:tcW w:w="3671" w:type="dxa"/>
             <w:shd w:val="clear" w:fill="047857"/>
           </w:tcPr>
-          <w:pPr>
-            <w:spacing w:after="0" w:before="0" w:line="240" w:lineRule="auto"/>
-          </w:pPr>
-          <w:r>
-            <w:rPr>
-              <w:rFonts w:ascii="Calibri" w:hAnsi="Calibri" w:cs="Calibri"/>
-              <w:b/>
-              <w:color w:val="FFFFFF"/>
-              <w:sz w:val="20"/>
-              <w:szCs w:val="20"/>
-            </w:rPr>
-            <w:t xml:space="preserve">Modul / Aksi</w:t>
-          </w:r>
+          <w:p>
+            <w:pPr>
+              <w:spacing w:after="0" w:before="0" w:line="240" w:lineRule="auto"/>
+            </w:pPr>
+            <w:r>
+              <w:rPr>
+                <w:rFonts w:ascii="Calibri" w:hAnsi="Calibri" w:cs="Calibri"/>
+                <w:b/>
+                <w:color w:val="FFFFFF"/>
+                <w:sz w:val="20"/>
+                <w:szCs w:val="20"/>
+              </w:rPr>
+              <w:t xml:space="preserve">Modul / Aksi</w:t>
+            </w:r>
+          </w:p>
         </w:tc>
         <w:tc>
           <w:tcPr>
             <w:tcW w:w="1285" w:type="dxa"/>
             <w:shd w:val="clear" w:fill="047857"/>
           </w:tcPr>
-          <w:pPr>
-            <w:spacing w:after="0" w:before="0" w:line="240" w:lineRule="auto"/>
-          </w:pPr>
-          <w:r>
-            <w:rPr>
-              <w:rFonts w:ascii="Calibri" w:hAnsi="Calibri" w:cs="Calibri"/>
-              <w:b/>
-              <w:color w:val="FFFFFF"/>
-              <w:sz w:val="20"/>
-              <w:szCs w:val="20"/>
-            </w:rPr>
-            <w:t xml:space="preserve">Manajemen</w:t>
-          </w:r>
+          <w:p>
+            <w:pPr>
+              <w:spacing w:after="0" w:before="0" w:line="240" w:lineRule="auto"/>
+            </w:pPr>
+            <w:r>
+              <w:rPr>
+                <w:rFonts w:ascii="Calibri" w:hAnsi="Calibri" w:cs="Calibri"/>
+                <w:b/>
+                <w:color w:val="FFFFFF"/>
+                <w:sz w:val="20"/>
+                <w:szCs w:val="20"/>
+              </w:rPr>
+              <w:t xml:space="preserve">Manajemen</w:t>
+            </w:r>
+          </w:p>
         </w:tc>
         <w:tc>
           <w:tcPr>
             <w:tcW w:w="1285" w:type="dxa"/>
             <w:shd w:val="clear" w:fill="047857"/>
           </w:tcPr>
-          <w:pPr>
-            <w:spacing w:after="0" w:before="0" w:line="240" w:lineRule="auto"/>
-          </w:pPr>
-          <w:r>
-            <w:rPr>
-              <w:rFonts w:ascii="Calibri" w:hAnsi="Calibri" w:cs="Calibri"/>
-              <w:b/>
-              <w:color w:val="FFFFFF"/>
-              <w:sz w:val="20"/>
-              <w:szCs w:val="20"/>
-            </w:rPr>
-            <w:t xml:space="preserve">Admin</w:t>
-          </w:r>
+          <w:p>
+            <w:pPr>
+              <w:spacing w:after="0" w:before="0" w:line="240" w:lineRule="auto"/>
+            </w:pPr>
+            <w:r>
+              <w:rPr>
+                <w:rFonts w:ascii="Calibri" w:hAnsi="Calibri" w:cs="Calibri"/>
+                <w:b/>
+                <w:color w:val="FFFFFF"/>
+                <w:sz w:val="20"/>
+                <w:szCs w:val="20"/>
+              </w:rPr>
+              <w:t xml:space="preserve">Admin</w:t>
+            </w:r>
+          </w:p>
         </w:tc>
         <w:tc>
           <w:tcPr>
             <w:tcW w:w="1468" w:type="dxa"/>
             <w:shd w:val="clear" w:fill="047857"/>
           </w:tcPr>
-          <w:pPr>
-            <w:spacing w:after="0" w:before="0" w:line="240" w:lineRule="auto"/>
-          </w:pPr>
-          <w:r>
-            <w:rPr>
-              <w:rFonts w:ascii="Calibri" w:hAnsi="Calibri" w:cs="Calibri"/>
-              <w:b/>
-              <w:color w:val="FFFFFF"/>
-              <w:sz w:val="20"/>
-              <w:szCs w:val="20"/>
-            </w:rPr>
-            <w:t xml:space="preserve">Dokter</w:t>
-          </w:r>
+          <w:p>
+            <w:pPr>
+              <w:spacing w:after="0" w:before="0" w:line="240" w:lineRule="auto"/>
+            </w:pPr>
+            <w:r>
+              <w:rPr>
+                <w:rFonts w:ascii="Calibri" w:hAnsi="Calibri" w:cs="Calibri"/>
+                <w:b/>
+                <w:color w:val="FFFFFF"/>
+                <w:sz w:val="20"/>
+                <w:szCs w:val="20"/>
+              </w:rPr>
+              <w:t xml:space="preserve">Dokter</w:t>
+            </w:r>
+          </w:p>
         </w:tc>
         <w:tc>
           <w:tcPr>
             <w:tcW w:w="1652" w:type="dxa"/>
             <w:shd w:val="clear" w:fill="047857"/>
           </w:tcPr>
-          <w:pPr>
-            <w:spacing w:after="0" w:before="0" w:line="240" w:lineRule="auto"/>
-          </w:pPr>
-          <w:r>
-            <w:rPr>
-              <w:rFonts w:ascii="Calibri" w:hAnsi="Calibri" w:cs="Calibri"/>
-              <w:b/>
-              <w:color w:val="FFFFFF"/>
-              <w:sz w:val="20"/>
-              <w:szCs w:val="20"/>
-            </w:rPr>
-            <w:t xml:space="preserve">Perawat</w:t>
-          </w:r>
+          <w:p>
+            <w:pPr>
+              <w:spacing w:after="0" w:before="0" w:line="240" w:lineRule="auto"/>
+            </w:pPr>
+            <w:r>
+              <w:rPr>
+                <w:rFonts w:ascii="Calibri" w:hAnsi="Calibri" w:cs="Calibri"/>
+                <w:b/>
+                <w:color w:val="FFFFFF"/>
+                <w:sz w:val="20"/>
+                <w:szCs w:val="20"/>
+              </w:rPr>
+              <w:t xml:space="preserve">Perawat</w:t>
+            </w:r>
+          </w:p>
         </w:tc>
       </w:tr>
       <w:tr>
@@ -2464,33 +2536,37 @@
           <w:tcPr>
             <w:tcW w:w="3671" w:type="dxa"/>
           </w:tcPr>
-          <w:pPr>
-            <w:spacing w:after="0" w:before="0" w:line="240" w:lineRule="auto"/>
-          </w:pPr>
-          <w:r>
-            <w:rPr>
-              <w:rFonts w:ascii="Calibri" w:hAnsi="Calibri" w:cs="Calibri"/>
-              <w:sz w:val="20"/>
-              <w:szCs w:val="20"/>
-            </w:rPr>
-            <w:t xml:space="preserve">Kelola akun karyawan</w:t>
-          </w:r>
+          <w:p>
+            <w:pPr>
+              <w:spacing w:after="0" w:before="0" w:line="240" w:lineRule="auto"/>
+            </w:pPr>
+            <w:r>
+              <w:rPr>
+                <w:rFonts w:ascii="Calibri" w:hAnsi="Calibri" w:cs="Calibri"/>
+                <w:sz w:val="20"/>
+                <w:szCs w:val="20"/>
+              </w:rPr>
+              <w:t xml:space="preserve">Kelola akun karyawan</w:t>
+            </w:r>
+          </w:p>
         </w:tc>
         <w:tc>
           <w:tcPr>
             <w:tcW w:w="1285" w:type="dxa"/>
           </w:tcPr>
-          <w:pPr>
-            <w:spacing w:after="0" w:before="0" w:line="240" w:lineRule="auto"/>
-          </w:pPr>
-          <w:r>
-            <w:rPr>
-              <w:rFonts w:ascii="Calibri" w:hAnsi="Calibri" w:cs="Calibri"/>
-              <w:sz w:val="20"/>
-              <w:szCs w:val="20"/>
-            </w:rPr>
-            <w:t xml:space="preserve">√</w:t>
-          </w:r>
+          <w:p>
+            <w:pPr>
+              <w:spacing w:after="0" w:before="0" w:line="240" w:lineRule="auto"/>
+            </w:pPr>
+            <w:r>
+              <w:rPr>
+                <w:rFonts w:ascii="Calibri" w:hAnsi="Calibri" w:cs="Calibri"/>
+                <w:sz w:val="20"/>
+                <w:szCs w:val="20"/>
+              </w:rPr>
+              <w:t xml:space="preserve">√</w:t>
+            </w:r>
+          </w:p>
         </w:tc>
       </w:tr>
       <w:tr>
@@ -2499,34 +2575,38 @@
             <w:tcW w:w="3671" w:type="dxa"/>
             <w:shd w:val="clear" w:fill="F8FAFC"/>
           </w:tcPr>
-          <w:pPr>
-            <w:spacing w:after="0" w:before="0" w:line="240" w:lineRule="auto"/>
-          </w:pPr>
-          <w:r>
-            <w:rPr>
-              <w:rFonts w:ascii="Calibri" w:hAnsi="Calibri" w:cs="Calibri"/>
-              <w:sz w:val="20"/>
-              <w:szCs w:val="20"/>
-            </w:rPr>
-            <w:t xml:space="preserve">Jadwal: buat/ubah</w:t>
-          </w:r>
+          <w:p>
+            <w:pPr>
+              <w:spacing w:after="0" w:before="0" w:line="240" w:lineRule="auto"/>
+            </w:pPr>
+            <w:r>
+              <w:rPr>
+                <w:rFonts w:ascii="Calibri" w:hAnsi="Calibri" w:cs="Calibri"/>
+                <w:sz w:val="20"/>
+                <w:szCs w:val="20"/>
+              </w:rPr>
+              <w:t xml:space="preserve">Jadwal: buat/ubah</w:t>
+            </w:r>
+          </w:p>
         </w:tc>
         <w:tc>
           <w:tcPr>
             <w:tcW w:w="1285" w:type="dxa"/>
             <w:shd w:val="clear" w:fill="F8FAFC"/>
           </w:tcPr>
-          <w:pPr>
-            <w:spacing w:after="0" w:before="0" w:line="240" w:lineRule="auto"/>
-          </w:pPr>
-          <w:r>
-            <w:rPr>
-              <w:rFonts w:ascii="Calibri" w:hAnsi="Calibri" w:cs="Calibri"/>
-              <w:sz w:val="20"/>
-              <w:szCs w:val="20"/>
-            </w:rPr>
-            <w:t xml:space="preserve">√</w:t>
-          </w:r>
+          <w:p>
+            <w:pPr>
+              <w:spacing w:after="0" w:before="0" w:line="240" w:lineRule="auto"/>
+            </w:pPr>
+            <w:r>
+              <w:rPr>
+                <w:rFonts w:ascii="Calibri" w:hAnsi="Calibri" w:cs="Calibri"/>
+                <w:sz w:val="20"/>
+                <w:szCs w:val="20"/>
+              </w:rPr>
+              <w:t xml:space="preserve">√</w:t>
+            </w:r>
+          </w:p>
         </w:tc>
       </w:tr>
       <w:tr>
@@ -2534,33 +2614,37 @@
           <w:tcPr>
             <w:tcW w:w="3671" w:type="dxa"/>
           </w:tcPr>
-          <w:pPr>
-            <w:spacing w:after="0" w:before="0" w:line="240" w:lineRule="auto"/>
-          </w:pPr>
-          <w:r>
-            <w:rPr>
-              <w:rFonts w:ascii="Calibri" w:hAnsi="Calibri" w:cs="Calibri"/>
-              <w:sz w:val="20"/>
-              <w:szCs w:val="20"/>
-            </w:rPr>
-            <w:t xml:space="preserve">Reservasi: buat/ubah</w:t>
-          </w:r>
+          <w:p>
+            <w:pPr>
+              <w:spacing w:after="0" w:before="0" w:line="240" w:lineRule="auto"/>
+            </w:pPr>
+            <w:r>
+              <w:rPr>
+                <w:rFonts w:ascii="Calibri" w:hAnsi="Calibri" w:cs="Calibri"/>
+                <w:sz w:val="20"/>
+                <w:szCs w:val="20"/>
+              </w:rPr>
+              <w:t xml:space="preserve">Reservasi: buat/ubah</w:t>
+            </w:r>
+          </w:p>
         </w:tc>
         <w:tc>
           <w:tcPr>
             <w:tcW w:w="1285" w:type="dxa"/>
           </w:tcPr>
-          <w:pPr>
-            <w:spacing w:after="0" w:before="0" w:line="240" w:lineRule="auto"/>
-          </w:pPr>
-          <w:r>
-            <w:rPr>
-              <w:rFonts w:ascii="Calibri" w:hAnsi="Calibri" w:cs="Calibri"/>
-              <w:sz w:val="20"/>
-              <w:szCs w:val="20"/>
-            </w:rPr>
-            <w:t xml:space="preserve">√</w:t>
-          </w:r>
+          <w:p>
+            <w:pPr>
+              <w:spacing w:after="0" w:before="0" w:line="240" w:lineRule="auto"/>
+            </w:pPr>
+            <w:r>
+              <w:rPr>
+                <w:rFonts w:ascii="Calibri" w:hAnsi="Calibri" w:cs="Calibri"/>
+                <w:sz w:val="20"/>
+                <w:szCs w:val="20"/>
+              </w:rPr>
+              <w:t xml:space="preserve">√</w:t>
+            </w:r>
+          </w:p>
         </w:tc>
       </w:tr>
       <w:tr>
@@ -2569,34 +2653,38 @@
             <w:tcW w:w="3671" w:type="dxa"/>
             <w:shd w:val="clear" w:fill="F8FAFC"/>
           </w:tcPr>
-          <w:pPr>
-            <w:spacing w:after="0" w:before="0" w:line="240" w:lineRule="auto"/>
-          </w:pPr>
-          <w:r>
-            <w:rPr>
-              <w:rFonts w:ascii="Calibri" w:hAnsi="Calibri" w:cs="Calibri"/>
-              <w:sz w:val="20"/>
-              <w:szCs w:val="20"/>
-            </w:rPr>
-            <w:t xml:space="preserve">Data pasien: buat/ubah</w:t>
-          </w:r>
+          <w:p>
+            <w:pPr>
+              <w:spacing w:after="0" w:before="0" w:line="240" w:lineRule="auto"/>
+            </w:pPr>
+            <w:r>
+              <w:rPr>
+                <w:rFonts w:ascii="Calibri" w:hAnsi="Calibri" w:cs="Calibri"/>
+                <w:sz w:val="20"/>
+                <w:szCs w:val="20"/>
+              </w:rPr>
+              <w:t xml:space="preserve">Data pasien: buat/ubah</w:t>
+            </w:r>
+          </w:p>
         </w:tc>
         <w:tc>
           <w:tcPr>
             <w:tcW w:w="1285" w:type="dxa"/>
             <w:shd w:val="clear" w:fill="F8FAFC"/>
           </w:tcPr>
-          <w:pPr>
-            <w:spacing w:after="0" w:before="0" w:line="240" w:lineRule="auto"/>
-          </w:pPr>
-          <w:r>
-            <w:rPr>
-              <w:rFonts w:ascii="Calibri" w:hAnsi="Calibri" w:cs="Calibri"/>
-              <w:sz w:val="20"/>
-              <w:szCs w:val="20"/>
-            </w:rPr>
-            <w:t xml:space="preserve">√</w:t>
-          </w:r>
+          <w:p>
+            <w:pPr>
+              <w:spacing w:after="0" w:before="0" w:line="240" w:lineRule="auto"/>
+            </w:pPr>
+            <w:r>
+              <w:rPr>
+                <w:rFonts w:ascii="Calibri" w:hAnsi="Calibri" w:cs="Calibri"/>
+                <w:sz w:val="20"/>
+                <w:szCs w:val="20"/>
+              </w:rPr>
+              <w:t xml:space="preserve">√</w:t>
+            </w:r>
+          </w:p>
         </w:tc>
       </w:tr>
       <w:tr>
@@ -2604,33 +2692,37 @@
           <w:tcPr>
             <w:tcW w:w="3671" w:type="dxa"/>
           </w:tcPr>
-          <w:pPr>
-            <w:spacing w:after="0" w:before="0" w:line="240" w:lineRule="auto"/>
-          </w:pPr>
-          <w:r>
-            <w:rPr>
-              <w:rFonts w:ascii="Calibri" w:hAnsi="Calibri" w:cs="Calibri"/>
-              <w:sz w:val="20"/>
-              <w:szCs w:val="20"/>
-            </w:rPr>
-            <w:t xml:space="preserve">Rekam medis: tulis</w:t>
-          </w:r>
+          <w:p>
+            <w:pPr>
+              <w:spacing w:after="0" w:before="0" w:line="240" w:lineRule="auto"/>
+            </w:pPr>
+            <w:r>
+              <w:rPr>
+                <w:rFonts w:ascii="Calibri" w:hAnsi="Calibri" w:cs="Calibri"/>
+                <w:sz w:val="20"/>
+                <w:szCs w:val="20"/>
+              </w:rPr>
+              <w:t xml:space="preserve">Rekam medis: tulis</w:t>
+            </w:r>
+          </w:p>
         </w:tc>
         <w:tc>
           <w:tcPr>
             <w:tcW w:w="1285" w:type="dxa"/>
           </w:tcPr>
-          <w:pPr>
-            <w:spacing w:after="0" w:before="0" w:line="240" w:lineRule="auto"/>
-          </w:pPr>
-          <w:r>
-            <w:rPr>
-              <w:rFonts w:ascii="Calibri" w:hAnsi="Calibri" w:cs="Calibri"/>
-              <w:sz w:val="20"/>
-              <w:szCs w:val="20"/>
-            </w:rPr>
-            <w:t xml:space="preserve">√</w:t>
-          </w:r>
+          <w:p>
+            <w:pPr>
+              <w:spacing w:after="0" w:before="0" w:line="240" w:lineRule="auto"/>
+            </w:pPr>
+            <w:r>
+              <w:rPr>
+                <w:rFonts w:ascii="Calibri" w:hAnsi="Calibri" w:cs="Calibri"/>
+                <w:sz w:val="20"/>
+                <w:szCs w:val="20"/>
+              </w:rPr>
+              <w:t xml:space="preserve">√</w:t>
+            </w:r>
+          </w:p>
         </w:tc>
       </w:tr>
       <w:tr>
@@ -2639,34 +2731,38 @@
             <w:tcW w:w="3671" w:type="dxa"/>
             <w:shd w:val="clear" w:fill="F8FAFC"/>
           </w:tcPr>
-          <w:pPr>
-            <w:spacing w:after="0" w:before="0" w:line="240" w:lineRule="auto"/>
-          </w:pPr>
-          <w:r>
-            <w:rPr>
-              <w:rFonts w:ascii="Calibri" w:hAnsi="Calibri" w:cs="Calibri"/>
-              <w:sz w:val="20"/>
-              <w:szCs w:val="20"/>
-            </w:rPr>
-            <w:t xml:space="preserve">Kunjungan: tandatangani</w:t>
-          </w:r>
+          <w:p>
+            <w:pPr>
+              <w:spacing w:after="0" w:before="0" w:line="240" w:lineRule="auto"/>
+            </w:pPr>
+            <w:r>
+              <w:rPr>
+                <w:rFonts w:ascii="Calibri" w:hAnsi="Calibri" w:cs="Calibri"/>
+                <w:sz w:val="20"/>
+                <w:szCs w:val="20"/>
+              </w:rPr>
+              <w:t xml:space="preserve">Kunjungan: tandatangani</w:t>
+            </w:r>
+          </w:p>
         </w:tc>
         <w:tc>
           <w:tcPr>
             <w:tcW w:w="1285" w:type="dxa"/>
             <w:shd w:val="clear" w:fill="F8FAFC"/>
           </w:tcPr>
-          <w:pPr>
-            <w:spacing w:after="0" w:before="0" w:line="240" w:lineRule="auto"/>
-          </w:pPr>
-          <w:r>
-            <w:rPr>
-              <w:rFonts w:ascii="Calibri" w:hAnsi="Calibri" w:cs="Calibri"/>
-              <w:sz w:val="20"/>
-              <w:szCs w:val="20"/>
-            </w:rPr>
-            <w:t xml:space="preserve">√</w:t>
-          </w:r>
+          <w:p>
+            <w:pPr>
+              <w:spacing w:after="0" w:before="0" w:line="240" w:lineRule="auto"/>
+            </w:pPr>
+            <w:r>
+              <w:rPr>
+                <w:rFonts w:ascii="Calibri" w:hAnsi="Calibri" w:cs="Calibri"/>
+                <w:sz w:val="20"/>
+                <w:szCs w:val="20"/>
+              </w:rPr>
+              <w:t xml:space="preserve">√</w:t>
+            </w:r>
+          </w:p>
         </w:tc>
       </w:tr>
       <w:tr>
@@ -2674,33 +2770,37 @@
           <w:tcPr>
             <w:tcW w:w="3671" w:type="dxa"/>
           </w:tcPr>
-          <w:pPr>
-            <w:spacing w:after="0" w:before="0" w:line="240" w:lineRule="auto"/>
-          </w:pPr>
-          <w:r>
-            <w:rPr>
-              <w:rFonts w:ascii="Calibri" w:hAnsi="Calibri" w:cs="Calibri"/>
-              <w:sz w:val="20"/>
-              <w:szCs w:val="20"/>
-            </w:rPr>
-            <w:t xml:space="preserve">Kasir: buat nota</w:t>
-          </w:r>
+          <w:p>
+            <w:pPr>
+              <w:spacing w:after="0" w:before="0" w:line="240" w:lineRule="auto"/>
+            </w:pPr>
+            <w:r>
+              <w:rPr>
+                <w:rFonts w:ascii="Calibri" w:hAnsi="Calibri" w:cs="Calibri"/>
+                <w:sz w:val="20"/>
+                <w:szCs w:val="20"/>
+              </w:rPr>
+              <w:t xml:space="preserve">Kasir: buat nota</w:t>
+            </w:r>
+          </w:p>
         </w:tc>
         <w:tc>
           <w:tcPr>
             <w:tcW w:w="1285" w:type="dxa"/>
           </w:tcPr>
-          <w:pPr>
-            <w:spacing w:after="0" w:before="0" w:line="240" w:lineRule="auto"/>
-          </w:pPr>
-          <w:r>
-            <w:rPr>
-              <w:rFonts w:ascii="Calibri" w:hAnsi="Calibri" w:cs="Calibri"/>
-              <w:sz w:val="20"/>
-              <w:szCs w:val="20"/>
-            </w:rPr>
-            <w:t xml:space="preserve">√</w:t>
-          </w:r>
+          <w:p>
+            <w:pPr>
+              <w:spacing w:after="0" w:before="0" w:line="240" w:lineRule="auto"/>
+            </w:pPr>
+            <w:r>
+              <w:rPr>
+                <w:rFonts w:ascii="Calibri" w:hAnsi="Calibri" w:cs="Calibri"/>
+                <w:sz w:val="20"/>
+                <w:szCs w:val="20"/>
+              </w:rPr>
+              <w:t xml:space="preserve">√</w:t>
+            </w:r>
+          </w:p>
         </w:tc>
       </w:tr>
       <w:tr>
@@ -2709,34 +2809,38 @@
             <w:tcW w:w="3671" w:type="dxa"/>
             <w:shd w:val="clear" w:fill="F8FAFC"/>
           </w:tcPr>
-          <w:pPr>
-            <w:spacing w:after="0" w:before="0" w:line="240" w:lineRule="auto"/>
-          </w:pPr>
-          <w:r>
-            <w:rPr>
-              <w:rFonts w:ascii="Calibri" w:hAnsi="Calibri" w:cs="Calibri"/>
-              <w:sz w:val="20"/>
-              <w:szCs w:val="20"/>
-            </w:rPr>
-            <w:t xml:space="preserve">Usul pembatalan nota</w:t>
-          </w:r>
+          <w:p>
+            <w:pPr>
+              <w:spacing w:after="0" w:before="0" w:line="240" w:lineRule="auto"/>
+            </w:pPr>
+            <w:r>
+              <w:rPr>
+                <w:rFonts w:ascii="Calibri" w:hAnsi="Calibri" w:cs="Calibri"/>
+                <w:sz w:val="20"/>
+                <w:szCs w:val="20"/>
+              </w:rPr>
+              <w:t xml:space="preserve">Usul pembatalan nota</w:t>
+            </w:r>
+          </w:p>
         </w:tc>
         <w:tc>
           <w:tcPr>
             <w:tcW w:w="1285" w:type="dxa"/>
             <w:shd w:val="clear" w:fill="F8FAFC"/>
           </w:tcPr>
-          <w:pPr>
-            <w:spacing w:after="0" w:before="0" w:line="240" w:lineRule="auto"/>
-          </w:pPr>
-          <w:r>
-            <w:rPr>
-              <w:rFonts w:ascii="Calibri" w:hAnsi="Calibri" w:cs="Calibri"/>
-              <w:sz w:val="20"/>
-              <w:szCs w:val="20"/>
-            </w:rPr>
-            <w:t xml:space="preserve">√</w:t>
-          </w:r>
+          <w:p>
+            <w:pPr>
+              <w:spacing w:after="0" w:before="0" w:line="240" w:lineRule="auto"/>
+            </w:pPr>
+            <w:r>
+              <w:rPr>
+                <w:rFonts w:ascii="Calibri" w:hAnsi="Calibri" w:cs="Calibri"/>
+                <w:sz w:val="20"/>
+                <w:szCs w:val="20"/>
+              </w:rPr>
+              <w:t xml:space="preserve">√</w:t>
+            </w:r>
+          </w:p>
         </w:tc>
       </w:tr>
       <w:tr>
@@ -2744,33 +2848,37 @@
           <w:tcPr>
             <w:tcW w:w="3671" w:type="dxa"/>
           </w:tcPr>
-          <w:pPr>
-            <w:spacing w:after="0" w:before="0" w:line="240" w:lineRule="auto"/>
-          </w:pPr>
-          <w:r>
-            <w:rPr>
-              <w:rFonts w:ascii="Calibri" w:hAnsi="Calibri" w:cs="Calibri"/>
-              <w:sz w:val="20"/>
-              <w:szCs w:val="20"/>
-            </w:rPr>
-            <w:t xml:space="preserve">Setujui pembatalan nota</w:t>
-          </w:r>
+          <w:p>
+            <w:pPr>
+              <w:spacing w:after="0" w:before="0" w:line="240" w:lineRule="auto"/>
+            </w:pPr>
+            <w:r>
+              <w:rPr>
+                <w:rFonts w:ascii="Calibri" w:hAnsi="Calibri" w:cs="Calibri"/>
+                <w:sz w:val="20"/>
+                <w:szCs w:val="20"/>
+              </w:rPr>
+              <w:t xml:space="preserve">Setujui pembatalan nota</w:t>
+            </w:r>
+          </w:p>
         </w:tc>
         <w:tc>
           <w:tcPr>
             <w:tcW w:w="1285" w:type="dxa"/>
           </w:tcPr>
-          <w:pPr>
-            <w:spacing w:after="0" w:before="0" w:line="240" w:lineRule="auto"/>
-          </w:pPr>
-          <w:r>
-            <w:rPr>
-              <w:rFonts w:ascii="Calibri" w:hAnsi="Calibri" w:cs="Calibri"/>
-              <w:sz w:val="20"/>
-              <w:szCs w:val="20"/>
-            </w:rPr>
-            <w:t xml:space="preserve">√</w:t>
-          </w:r>
+          <w:p>
+            <w:pPr>
+              <w:spacing w:after="0" w:before="0" w:line="240" w:lineRule="auto"/>
+            </w:pPr>
+            <w:r>
+              <w:rPr>
+                <w:rFonts w:ascii="Calibri" w:hAnsi="Calibri" w:cs="Calibri"/>
+                <w:sz w:val="20"/>
+                <w:szCs w:val="20"/>
+              </w:rPr>
+              <w:t xml:space="preserve">√</w:t>
+            </w:r>
+          </w:p>
         </w:tc>
       </w:tr>
       <w:tr>
@@ -2779,34 +2887,38 @@
             <w:tcW w:w="3671" w:type="dxa"/>
             <w:shd w:val="clear" w:fill="F8FAFC"/>
           </w:tcPr>
-          <w:pPr>
-            <w:spacing w:after="0" w:before="0" w:line="240" w:lineRule="auto"/>
-          </w:pPr>
-          <w:r>
-            <w:rPr>
-              <w:rFonts w:ascii="Calibri" w:hAnsi="Calibri" w:cs="Calibri"/>
-              <w:sz w:val="20"/>
-              <w:szCs w:val="20"/>
-            </w:rPr>
-            <w:t xml:space="preserve">Inventaris: kelola</w:t>
-          </w:r>
+          <w:p>
+            <w:pPr>
+              <w:spacing w:after="0" w:before="0" w:line="240" w:lineRule="auto"/>
+            </w:pPr>
+            <w:r>
+              <w:rPr>
+                <w:rFonts w:ascii="Calibri" w:hAnsi="Calibri" w:cs="Calibri"/>
+                <w:sz w:val="20"/>
+                <w:szCs w:val="20"/>
+              </w:rPr>
+              <w:t xml:space="preserve">Inventaris: kelola</w:t>
+            </w:r>
+          </w:p>
         </w:tc>
         <w:tc>
           <w:tcPr>
             <w:tcW w:w="1285" w:type="dxa"/>
             <w:shd w:val="clear" w:fill="F8FAFC"/>
           </w:tcPr>
-          <w:pPr>
-            <w:spacing w:after="0" w:before="0" w:line="240" w:lineRule="auto"/>
-          </w:pPr>
-          <w:r>
-            <w:rPr>
-              <w:rFonts w:ascii="Calibri" w:hAnsi="Calibri" w:cs="Calibri"/>
-              <w:sz w:val="20"/>
-              <w:szCs w:val="20"/>
-            </w:rPr>
-            <w:t xml:space="preserve">√</w:t>
-          </w:r>
+          <w:p>
+            <w:pPr>
+              <w:spacing w:after="0" w:before="0" w:line="240" w:lineRule="auto"/>
+            </w:pPr>
+            <w:r>
+              <w:rPr>
+                <w:rFonts w:ascii="Calibri" w:hAnsi="Calibri" w:cs="Calibri"/>
+                <w:sz w:val="20"/>
+                <w:szCs w:val="20"/>
+              </w:rPr>
+              <w:t xml:space="preserve">√</w:t>
+            </w:r>
+          </w:p>
         </w:tc>
       </w:tr>
       <w:tr>
@@ -2814,33 +2926,37 @@
           <w:tcPr>
             <w:tcW w:w="3671" w:type="dxa"/>
           </w:tcPr>
-          <w:pPr>
-            <w:spacing w:after="0" w:before="0" w:line="240" w:lineRule="auto"/>
-          </w:pPr>
-          <w:r>
-            <w:rPr>
-              <w:rFonts w:ascii="Calibri" w:hAnsi="Calibri" w:cs="Calibri"/>
-              <w:sz w:val="20"/>
-              <w:szCs w:val="20"/>
-            </w:rPr>
-            <w:t xml:space="preserve">Pencairan jasa dokter</w:t>
-          </w:r>
+          <w:p>
+            <w:pPr>
+              <w:spacing w:after="0" w:before="0" w:line="240" w:lineRule="auto"/>
+            </w:pPr>
+            <w:r>
+              <w:rPr>
+                <w:rFonts w:ascii="Calibri" w:hAnsi="Calibri" w:cs="Calibri"/>
+                <w:sz w:val="20"/>
+                <w:szCs w:val="20"/>
+              </w:rPr>
+              <w:t xml:space="preserve">Pencairan jasa dokter</w:t>
+            </w:r>
+          </w:p>
         </w:tc>
         <w:tc>
           <w:tcPr>
             <w:tcW w:w="1285" w:type="dxa"/>
           </w:tcPr>
-          <w:pPr>
-            <w:spacing w:after="0" w:before="0" w:line="240" w:lineRule="auto"/>
-          </w:pPr>
-          <w:r>
-            <w:rPr>
-              <w:rFonts w:ascii="Calibri" w:hAnsi="Calibri" w:cs="Calibri"/>
-              <w:sz w:val="20"/>
-              <w:szCs w:val="20"/>
-            </w:rPr>
-            <w:t xml:space="preserve">√</w:t>
-          </w:r>
+          <w:p>
+            <w:pPr>
+              <w:spacing w:after="0" w:before="0" w:line="240" w:lineRule="auto"/>
+            </w:pPr>
+            <w:r>
+              <w:rPr>
+                <w:rFonts w:ascii="Calibri" w:hAnsi="Calibri" w:cs="Calibri"/>
+                <w:sz w:val="20"/>
+                <w:szCs w:val="20"/>
+              </w:rPr>
+              <w:t xml:space="preserve">√</w:t>
+            </w:r>
+          </w:p>
         </w:tc>
       </w:tr>
       <w:tr>
@@ -2849,34 +2965,38 @@
             <w:tcW w:w="3671" w:type="dxa"/>
             <w:shd w:val="clear" w:fill="F8FAFC"/>
           </w:tcPr>
-          <w:pPr>
-            <w:spacing w:after="0" w:before="0" w:line="240" w:lineRule="auto"/>
-          </w:pPr>
-          <w:r>
-            <w:rPr>
-              <w:rFonts w:ascii="Calibri" w:hAnsi="Calibri" w:cs="Calibri"/>
-              <w:sz w:val="20"/>
-              <w:szCs w:val="20"/>
-            </w:rPr>
-            <w:t xml:space="preserve">SATUSEHAT &amp; cabang</w:t>
-          </w:r>
+          <w:p>
+            <w:pPr>
+              <w:spacing w:after="0" w:before="0" w:line="240" w:lineRule="auto"/>
+            </w:pPr>
+            <w:r>
+              <w:rPr>
+                <w:rFonts w:ascii="Calibri" w:hAnsi="Calibri" w:cs="Calibri"/>
+                <w:sz w:val="20"/>
+                <w:szCs w:val="20"/>
+              </w:rPr>
+              <w:t xml:space="preserve">SATUSEHAT &amp; cabang</w:t>
+            </w:r>
+          </w:p>
         </w:tc>
         <w:tc>
           <w:tcPr>
             <w:tcW w:w="1285" w:type="dxa"/>
             <w:shd w:val="clear" w:fill="F8FAFC"/>
           </w:tcPr>
-          <w:pPr>
-            <w:spacing w:after="0" w:before="0" w:line="240" w:lineRule="auto"/>
-          </w:pPr>
-          <w:r>
-            <w:rPr>
-              <w:rFonts w:ascii="Calibri" w:hAnsi="Calibri" w:cs="Calibri"/>
-              <w:sz w:val="20"/>
-              <w:szCs w:val="20"/>
-            </w:rPr>
-            <w:t xml:space="preserve">√</w:t>
-          </w:r>
+          <w:p>
+            <w:pPr>
+              <w:spacing w:after="0" w:before="0" w:line="240" w:lineRule="auto"/>
+            </w:pPr>
+            <w:r>
+              <w:rPr>
+                <w:rFonts w:ascii="Calibri" w:hAnsi="Calibri" w:cs="Calibri"/>
+                <w:sz w:val="20"/>
+                <w:szCs w:val="20"/>
+              </w:rPr>
+              <w:t xml:space="preserve">√</w:t>
+            </w:r>
+          </w:p>
         </w:tc>
       </w:tr>
       <w:tr>
@@ -2884,33 +3004,191 @@
           <w:tcPr>
             <w:tcW w:w="3671" w:type="dxa"/>
           </w:tcPr>
-          <w:pPr>
-            <w:spacing w:after="0" w:before="0" w:line="240" w:lineRule="auto"/>
-          </w:pPr>
-          <w:r>
-            <w:rPr>
-              <w:rFonts w:ascii="Calibri" w:hAnsi="Calibri" w:cs="Calibri"/>
-              <w:sz w:val="20"/>
-              <w:szCs w:val="20"/>
-            </w:rPr>
-            <w:t xml:space="preserve">Jejak audit</w:t>
-          </w:r>
+          <w:p>
+            <w:pPr>
+              <w:spacing w:after="0" w:before="0" w:line="240" w:lineRule="auto"/>
+            </w:pPr>
+            <w:r>
+              <w:rPr>
+                <w:rFonts w:ascii="Calibri" w:hAnsi="Calibri" w:cs="Calibri"/>
+                <w:sz w:val="20"/>
+                <w:szCs w:val="20"/>
+              </w:rPr>
+              <w:t xml:space="preserve">Jejak audit</w:t>
+            </w:r>
+          </w:p>
         </w:tc>
         <w:tc>
           <w:tcPr>
             <w:tcW w:w="1285" w:type="dxa"/>
           </w:tcPr>
-          <w:pPr>
-            <w:spacing w:after="0" w:before="0" w:line="240" w:lineRule="auto"/>
-          </w:pPr>
-          <w:r>
-            <w:rPr>
-              <w:rFonts w:ascii="Calibri" w:hAnsi="Calibri" w:cs="Calibri"/>
-              <w:sz w:val="20"/>
-              <w:szCs w:val="20"/>
-            </w:rPr>
-            <w:t xml:space="preserve">√</w:t>
-          </w:r>
+          <w:p>
+            <w:pPr>
+              <w:spacing w:after="0" w:before="0" w:line="240" w:lineRule="auto"/>
+            </w:pPr>
+            <w:r>
+              <w:rPr>
+                <w:rFonts w:ascii="Calibri" w:hAnsi="Calibri" w:cs="Calibri"/>
+                <w:sz w:val="20"/>
+                <w:szCs w:val="20"/>
+              </w:rPr>
+              <w:t xml:space="preserve">√</w:t>
+            </w:r>
+          </w:p>
+        </w:tc>
+      </w:tr>
+      <w:tr>
+        <w:tc>
+          <w:tcPr>
+            <w:tcW w:w="3671" w:type="dxa"/>
+          </w:tcPr>
+          <w:p>
+            <w:r>
+              <w:t xml:space="preserve">Tanggal merah: kelola kalender</w:t>
+            </w:r>
+          </w:p>
+        </w:tc>
+        <w:tc>
+          <w:tcPr>
+            <w:tcW w:w="1285" w:type="dxa"/>
+          </w:tcPr>
+          <w:p>
+            <w:r>
+              <w:t xml:space="preserve">√</w:t>
+            </w:r>
+          </w:p>
+        </w:tc>
+        <w:tc>
+          <w:tcPr>
+            <w:tcW w:w="1285" w:type="dxa"/>
+          </w:tcPr>
+          <w:p>
+            <w:r>
+              <w:t xml:space="preserve">√</w:t>
+            </w:r>
+          </w:p>
+        </w:tc>
+        <w:tc>
+          <w:tcPr>
+            <w:tcW w:w="1468" w:type="dxa"/>
+          </w:tcPr>
+          <w:p>
+            <w:r>
+              <w:t xml:space="preserve"/>
+            </w:r>
+          </w:p>
+        </w:tc>
+        <w:tc>
+          <w:tcPr>
+            <w:tcW w:w="1652" w:type="dxa"/>
+          </w:tcPr>
+          <w:p>
+            <w:r>
+              <w:t xml:space="preserve"/>
+            </w:r>
+          </w:p>
+        </w:tc>
+      </w:tr>
+      <w:tr>
+        <w:tc>
+          <w:tcPr>
+            <w:tcW w:w="3671" w:type="dxa"/>
+          </w:tcPr>
+          <w:p>
+            <w:r>
+              <w:t xml:space="preserve">Absensi: catat jam kerja harian</w:t>
+            </w:r>
+          </w:p>
+        </w:tc>
+        <w:tc>
+          <w:tcPr>
+            <w:tcW w:w="1285" w:type="dxa"/>
+          </w:tcPr>
+          <w:p>
+            <w:r>
+              <w:t xml:space="preserve">√</w:t>
+            </w:r>
+          </w:p>
+        </w:tc>
+        <w:tc>
+          <w:tcPr>
+            <w:tcW w:w="1285" w:type="dxa"/>
+          </w:tcPr>
+          <w:p>
+            <w:r>
+              <w:t xml:space="preserve">√</w:t>
+            </w:r>
+          </w:p>
+        </w:tc>
+        <w:tc>
+          <w:tcPr>
+            <w:tcW w:w="1468" w:type="dxa"/>
+          </w:tcPr>
+          <w:p>
+            <w:r>
+              <w:t xml:space="preserve"/>
+            </w:r>
+          </w:p>
+        </w:tc>
+        <w:tc>
+          <w:tcPr>
+            <w:tcW w:w="1652" w:type="dxa"/>
+          </w:tcPr>
+          <w:p>
+            <w:r>
+              <w:t xml:space="preserve">milik sendiri</w:t>
+            </w:r>
+          </w:p>
+        </w:tc>
+      </w:tr>
+      <w:tr>
+        <w:tc>
+          <w:tcPr>
+            <w:tcW w:w="3671" w:type="dxa"/>
+          </w:tcPr>
+          <w:p>
+            <w:r>Payroll asisten dan YoY: baca rekap</w:r>
+          </w:p>
+        </w:tc>
+        <w:tc>
+          <w:tcPr>
+            <w:tcW w:w="1285" w:type="dxa"/>
+          </w:tcPr>
+          <w:p>
+            <w:r>
+              <w:t xml:space="preserve">√</w:t>
+            </w:r>
+          </w:p>
+        </w:tc>
+        <w:tc>
+          <w:tcPr>
+            <w:tcW w:w="1285" w:type="dxa"/>
+          </w:tcPr>
+          <w:p>
+            <w:r>
+              <w:t xml:space="preserve">√</w:t>
+            </w:r>
+          </w:p>
+        </w:tc>
+        <w:tc>
+          <w:tcPr>
+            <w:tcW w:w="1468" w:type="dxa"/>
+          </w:tcPr>
+          <w:p>
+            <w:r>
+              <w:t xml:space="preserve"/>
+            </w:r>
+          </w:p>
+        </w:tc>
+        <w:tc>
+          <w:tcPr>
+            <w:tcW w:w="1652" w:type="dxa"/>
+          </w:tcPr>
+          <w:p>
+            <w:r>
+              <w:t xml:space="preserve"/>
+            </w:r>
+          </w:p>
         </w:tc>
       </w:tr>
     </w:tbl>
@@ -3144,57 +3422,63 @@
             <w:tcW w:w="2160" w:type="dxa"/>
             <w:shd w:val="clear" w:fill="047857"/>
           </w:tcPr>
-          <w:pPr>
-            <w:spacing w:after="0" w:before="0" w:line="240" w:lineRule="auto"/>
-          </w:pPr>
-          <w:r>
-            <w:rPr>
-              <w:rFonts w:ascii="Calibri" w:hAnsi="Calibri" w:cs="Calibri"/>
-              <w:b/>
-              <w:color w:val="FFFFFF"/>
-              <w:sz w:val="20"/>
-              <w:szCs w:val="20"/>
-            </w:rPr>
-            <w:t xml:space="preserve">Modul</w:t>
-          </w:r>
+          <w:p>
+            <w:pPr>
+              <w:spacing w:after="0" w:before="0" w:line="240" w:lineRule="auto"/>
+            </w:pPr>
+            <w:r>
+              <w:rPr>
+                <w:rFonts w:ascii="Calibri" w:hAnsi="Calibri" w:cs="Calibri"/>
+                <w:b/>
+                <w:color w:val="FFFFFF"/>
+                <w:sz w:val="20"/>
+                <w:szCs w:val="20"/>
+              </w:rPr>
+              <w:t xml:space="preserve">Modul</w:t>
+            </w:r>
+          </w:p>
         </w:tc>
         <w:tc>
           <w:tcPr>
             <w:tcW w:w="5040" w:type="dxa"/>
             <w:shd w:val="clear" w:fill="047857"/>
           </w:tcPr>
-          <w:pPr>
-            <w:spacing w:after="0" w:before="0" w:line="240" w:lineRule="auto"/>
-          </w:pPr>
-          <w:r>
-            <w:rPr>
-              <w:rFonts w:ascii="Calibri" w:hAnsi="Calibri" w:cs="Calibri"/>
-              <w:b/>
-              <w:color w:val="FFFFFF"/>
-              <w:sz w:val="20"/>
-              <w:szCs w:val="20"/>
-            </w:rPr>
-            <w:t xml:space="preserve">Fungsi Utama</w:t>
-          </w:r>
+          <w:p>
+            <w:pPr>
+              <w:spacing w:after="0" w:before="0" w:line="240" w:lineRule="auto"/>
+            </w:pPr>
+            <w:r>
+              <w:rPr>
+                <w:rFonts w:ascii="Calibri" w:hAnsi="Calibri" w:cs="Calibri"/>
+                <w:b/>
+                <w:color w:val="FFFFFF"/>
+                <w:sz w:val="20"/>
+                <w:szCs w:val="20"/>
+              </w:rPr>
+              <w:t xml:space="preserve">Fungsi Utama</w:t>
+            </w:r>
+          </w:p>
         </w:tc>
         <w:tc>
           <w:tcPr>
             <w:tcW w:w="2160" w:type="dxa"/>
             <w:shd w:val="clear" w:fill="047857"/>
           </w:tcPr>
-          <w:pPr>
-            <w:spacing w:after="0" w:before="0" w:line="240" w:lineRule="auto"/>
-          </w:pPr>
-          <w:r>
-            <w:rPr>
-              <w:rFonts w:ascii="Calibri" w:hAnsi="Calibri" w:cs="Calibri"/>
-              <w:b/>
-              <w:color w:val="FFFFFF"/>
-              <w:sz w:val="20"/>
-              <w:szCs w:val="20"/>
-            </w:rPr>
-            <w:t xml:space="preserve">Pengguna Utama</w:t>
-          </w:r>
+          <w:p>
+            <w:pPr>
+              <w:spacing w:after="0" w:before="0" w:line="240" w:lineRule="auto"/>
+            </w:pPr>
+            <w:r>
+              <w:rPr>
+                <w:rFonts w:ascii="Calibri" w:hAnsi="Calibri" w:cs="Calibri"/>
+                <w:b/>
+                <w:color w:val="FFFFFF"/>
+                <w:sz w:val="20"/>
+                <w:szCs w:val="20"/>
+              </w:rPr>
+              <w:t xml:space="preserve">Pengguna Utama</w:t>
+            </w:r>
+          </w:p>
         </w:tc>
       </w:tr>
       <w:tr>
@@ -3202,49 +3486,55 @@
           <w:tcPr>
             <w:tcW w:w="2160" w:type="dxa"/>
           </w:tcPr>
-          <w:pPr>
-            <w:spacing w:after="0" w:before="0" w:line="240" w:lineRule="auto"/>
-          </w:pPr>
-          <w:r>
-            <w:rPr>
-              <w:rFonts w:ascii="Calibri" w:hAnsi="Calibri" w:cs="Calibri"/>
-              <w:sz w:val="20"/>
-              <w:szCs w:val="20"/>
-            </w:rPr>
-            <w:t xml:space="preserve">Dashboard</w:t>
-          </w:r>
+          <w:p>
+            <w:pPr>
+              <w:spacing w:after="0" w:before="0" w:line="240" w:lineRule="auto"/>
+            </w:pPr>
+            <w:r>
+              <w:rPr>
+                <w:rFonts w:ascii="Calibri" w:hAnsi="Calibri" w:cs="Calibri"/>
+                <w:sz w:val="20"/>
+                <w:szCs w:val="20"/>
+              </w:rPr>
+              <w:t xml:space="preserve">Dashboard</w:t>
+            </w:r>
+          </w:p>
         </w:tc>
         <w:tc>
           <w:tcPr>
             <w:tcW w:w="5040" w:type="dxa"/>
           </w:tcPr>
-          <w:pPr>
-            <w:spacing w:after="0" w:before="0" w:line="240" w:lineRule="auto"/>
-          </w:pPr>
-          <w:r>
-            <w:rPr>
-              <w:rFonts w:ascii="Calibri" w:hAnsi="Calibri" w:cs="Calibri"/>
-              <w:sz w:val="20"/>
-              <w:szCs w:val="20"/>
-            </w:rPr>
-            <w:t xml:space="preserve">Ringkasan satu halaman dengan widget yang menyesuaikan peran (lihat 3.3).</w:t>
-          </w:r>
+          <w:p>
+            <w:pPr>
+              <w:spacing w:after="0" w:before="0" w:line="240" w:lineRule="auto"/>
+            </w:pPr>
+            <w:r>
+              <w:rPr>
+                <w:rFonts w:ascii="Calibri" w:hAnsi="Calibri" w:cs="Calibri"/>
+                <w:sz w:val="20"/>
+                <w:szCs w:val="20"/>
+              </w:rPr>
+              <w:t xml:space="preserve">Ringkasan satu halaman dengan widget yang menyesuaikan peran (lihat 3.3).</w:t>
+            </w:r>
+          </w:p>
         </w:tc>
         <w:tc>
           <w:tcPr>
             <w:tcW w:w="2160" w:type="dxa"/>
           </w:tcPr>
-          <w:pPr>
-            <w:spacing w:after="0" w:before="0" w:line="240" w:lineRule="auto"/>
-          </w:pPr>
-          <w:r>
-            <w:rPr>
-              <w:rFonts w:ascii="Calibri" w:hAnsi="Calibri" w:cs="Calibri"/>
-              <w:sz w:val="20"/>
-              <w:szCs w:val="20"/>
-            </w:rPr>
-            <w:t xml:space="preserve">Semua peran</w:t>
-          </w:r>
+          <w:p>
+            <w:pPr>
+              <w:spacing w:after="0" w:before="0" w:line="240" w:lineRule="auto"/>
+            </w:pPr>
+            <w:r>
+              <w:rPr>
+                <w:rFonts w:ascii="Calibri" w:hAnsi="Calibri" w:cs="Calibri"/>
+                <w:sz w:val="20"/>
+                <w:szCs w:val="20"/>
+              </w:rPr>
+              <w:t xml:space="preserve">Semua peran</w:t>
+            </w:r>
+          </w:p>
         </w:tc>
       </w:tr>
       <w:tr>
@@ -3253,51 +3543,57 @@
             <w:tcW w:w="2160" w:type="dxa"/>
             <w:shd w:val="clear" w:fill="F8FAFC"/>
           </w:tcPr>
-          <w:pPr>
-            <w:spacing w:after="0" w:before="0" w:line="240" w:lineRule="auto"/>
-          </w:pPr>
-          <w:r>
-            <w:rPr>
-              <w:rFonts w:ascii="Calibri" w:hAnsi="Calibri" w:cs="Calibri"/>
-              <w:sz w:val="20"/>
-              <w:szCs w:val="20"/>
-            </w:rPr>
-            <w:t xml:space="preserve">Jadwal &amp; Reservasi</w:t>
-          </w:r>
+          <w:p>
+            <w:pPr>
+              <w:spacing w:after="0" w:before="0" w:line="240" w:lineRule="auto"/>
+            </w:pPr>
+            <w:r>
+              <w:rPr>
+                <w:rFonts w:ascii="Calibri" w:hAnsi="Calibri" w:cs="Calibri"/>
+                <w:sz w:val="20"/>
+                <w:szCs w:val="20"/>
+              </w:rPr>
+              <w:t xml:space="preserve">Jadwal &amp; Reservasi</w:t>
+            </w:r>
+          </w:p>
         </w:tc>
         <w:tc>
           <w:tcPr>
             <w:tcW w:w="5040" w:type="dxa"/>
             <w:shd w:val="clear" w:fill="F8FAFC"/>
           </w:tcPr>
-          <w:pPr>
-            <w:spacing w:after="0" w:before="0" w:line="240" w:lineRule="auto"/>
-          </w:pPr>
-          <w:r>
-            <w:rPr>
-              <w:rFonts w:ascii="Calibri" w:hAnsi="Calibri" w:cs="Calibri"/>
-              <w:sz w:val="20"/>
-              <w:szCs w:val="20"/>
-            </w:rPr>
-            <w:t xml:space="preserve">Kelola jadwal dokter per cabang; reservasi pasien; tampilan kalender.</w:t>
-          </w:r>
+          <w:p>
+            <w:pPr>
+              <w:spacing w:after="0" w:before="0" w:line="240" w:lineRule="auto"/>
+            </w:pPr>
+            <w:r>
+              <w:rPr>
+                <w:rFonts w:ascii="Calibri" w:hAnsi="Calibri" w:cs="Calibri"/>
+                <w:sz w:val="20"/>
+                <w:szCs w:val="20"/>
+              </w:rPr>
+              <w:t xml:space="preserve">Kelola jadwal dokter per cabang; reservasi pasien; tampilan kalender.</w:t>
+            </w:r>
+          </w:p>
         </w:tc>
         <w:tc>
           <w:tcPr>
             <w:tcW w:w="2160" w:type="dxa"/>
             <w:shd w:val="clear" w:fill="F8FAFC"/>
           </w:tcPr>
-          <w:pPr>
-            <w:spacing w:after="0" w:before="0" w:line="240" w:lineRule="auto"/>
-          </w:pPr>
-          <w:r>
-            <w:rPr>
-              <w:rFonts w:ascii="Calibri" w:hAnsi="Calibri" w:cs="Calibri"/>
-              <w:sz w:val="20"/>
-              <w:szCs w:val="20"/>
-            </w:rPr>
-            <w:t xml:space="preserve">Admin, Perawat</w:t>
-          </w:r>
+          <w:p>
+            <w:pPr>
+              <w:spacing w:after="0" w:before="0" w:line="240" w:lineRule="auto"/>
+            </w:pPr>
+            <w:r>
+              <w:rPr>
+                <w:rFonts w:ascii="Calibri" w:hAnsi="Calibri" w:cs="Calibri"/>
+                <w:sz w:val="20"/>
+                <w:szCs w:val="20"/>
+              </w:rPr>
+              <w:t xml:space="preserve">Admin, Perawat</w:t>
+            </w:r>
+          </w:p>
         </w:tc>
       </w:tr>
       <w:tr>
@@ -3305,49 +3601,55 @@
           <w:tcPr>
             <w:tcW w:w="2160" w:type="dxa"/>
           </w:tcPr>
-          <w:pPr>
-            <w:spacing w:after="0" w:before="0" w:line="240" w:lineRule="auto"/>
-          </w:pPr>
-          <w:r>
-            <w:rPr>
-              <w:rFonts w:ascii="Calibri" w:hAnsi="Calibri" w:cs="Calibri"/>
-              <w:sz w:val="20"/>
-              <w:szCs w:val="20"/>
-            </w:rPr>
-            <w:t xml:space="preserve">Layanan &amp; Tarif</w:t>
-          </w:r>
+          <w:p>
+            <w:pPr>
+              <w:spacing w:after="0" w:before="0" w:line="240" w:lineRule="auto"/>
+            </w:pPr>
+            <w:r>
+              <w:rPr>
+                <w:rFonts w:ascii="Calibri" w:hAnsi="Calibri" w:cs="Calibri"/>
+                <w:sz w:val="20"/>
+                <w:szCs w:val="20"/>
+              </w:rPr>
+              <w:t xml:space="preserve">Layanan &amp; Tarif</w:t>
+            </w:r>
+          </w:p>
         </w:tc>
         <w:tc>
           <w:tcPr>
             <w:tcW w:w="5040" w:type="dxa"/>
           </w:tcPr>
-          <w:pPr>
-            <w:spacing w:after="0" w:before="0" w:line="240" w:lineRule="auto"/>
-          </w:pPr>
-          <w:r>
-            <w:rPr>
-              <w:rFonts w:ascii="Calibri" w:hAnsi="Calibri" w:cs="Calibri"/>
-              <w:sz w:val="20"/>
-              <w:szCs w:val="20"/>
-            </w:rPr>
-            <w:t xml:space="preserve">Master kategori dan layanan/tindakan beserta tarif dan komisi dokter.</w:t>
-          </w:r>
+          <w:p>
+            <w:pPr>
+              <w:spacing w:after="0" w:before="0" w:line="240" w:lineRule="auto"/>
+            </w:pPr>
+            <w:r>
+              <w:rPr>
+                <w:rFonts w:ascii="Calibri" w:hAnsi="Calibri" w:cs="Calibri"/>
+                <w:sz w:val="20"/>
+                <w:szCs w:val="20"/>
+              </w:rPr>
+              <w:t xml:space="preserve">Master kategori dan layanan/tindakan beserta tarif dan komisi dokter.</w:t>
+            </w:r>
+          </w:p>
         </w:tc>
         <w:tc>
           <w:tcPr>
             <w:tcW w:w="2160" w:type="dxa"/>
           </w:tcPr>
-          <w:pPr>
-            <w:spacing w:after="0" w:before="0" w:line="240" w:lineRule="auto"/>
-          </w:pPr>
-          <w:r>
-            <w:rPr>
-              <w:rFonts w:ascii="Calibri" w:hAnsi="Calibri" w:cs="Calibri"/>
-              <w:sz w:val="20"/>
-              <w:szCs w:val="20"/>
-            </w:rPr>
-            <w:t xml:space="preserve">Manajemen</w:t>
-          </w:r>
+          <w:p>
+            <w:pPr>
+              <w:spacing w:after="0" w:before="0" w:line="240" w:lineRule="auto"/>
+            </w:pPr>
+            <w:r>
+              <w:rPr>
+                <w:rFonts w:ascii="Calibri" w:hAnsi="Calibri" w:cs="Calibri"/>
+                <w:sz w:val="20"/>
+                <w:szCs w:val="20"/>
+              </w:rPr>
+              <w:t xml:space="preserve">Manajemen</w:t>
+            </w:r>
+          </w:p>
         </w:tc>
       </w:tr>
       <w:tr>
@@ -3356,51 +3658,57 @@
             <w:tcW w:w="2160" w:type="dxa"/>
             <w:shd w:val="clear" w:fill="F8FAFC"/>
           </w:tcPr>
-          <w:pPr>
-            <w:spacing w:after="0" w:before="0" w:line="240" w:lineRule="auto"/>
-          </w:pPr>
-          <w:r>
-            <w:rPr>
-              <w:rFonts w:ascii="Calibri" w:hAnsi="Calibri" w:cs="Calibri"/>
-              <w:sz w:val="20"/>
-              <w:szCs w:val="20"/>
-            </w:rPr>
-            <w:t xml:space="preserve">Antrian Kunjungan</w:t>
-          </w:r>
+          <w:p>
+            <w:pPr>
+              <w:spacing w:after="0" w:before="0" w:line="240" w:lineRule="auto"/>
+            </w:pPr>
+            <w:r>
+              <w:rPr>
+                <w:rFonts w:ascii="Calibri" w:hAnsi="Calibri" w:cs="Calibri"/>
+                <w:sz w:val="20"/>
+                <w:szCs w:val="20"/>
+              </w:rPr>
+              <w:t xml:space="preserve">Antrian Kunjungan</w:t>
+            </w:r>
+          </w:p>
         </w:tc>
         <w:tc>
           <w:tcPr>
             <w:tcW w:w="5040" w:type="dxa"/>
             <w:shd w:val="clear" w:fill="F8FAFC"/>
           </w:tcPr>
-          <w:pPr>
-            <w:spacing w:after="0" w:before="0" w:line="240" w:lineRule="auto"/>
-          </w:pPr>
-          <w:r>
-            <w:rPr>
-              <w:rFonts w:ascii="Calibri" w:hAnsi="Calibri" w:cs="Calibri"/>
-              <w:sz w:val="20"/>
-              <w:szCs w:val="20"/>
-            </w:rPr>
-            <w:t xml:space="preserve">Daftar kunjungan harian dengan status klinis yang berurutan.</w:t>
-          </w:r>
+          <w:p>
+            <w:pPr>
+              <w:spacing w:after="0" w:before="0" w:line="240" w:lineRule="auto"/>
+            </w:pPr>
+            <w:r>
+              <w:rPr>
+                <w:rFonts w:ascii="Calibri" w:hAnsi="Calibri" w:cs="Calibri"/>
+                <w:sz w:val="20"/>
+                <w:szCs w:val="20"/>
+              </w:rPr>
+              <w:t xml:space="preserve">Daftar kunjungan harian dengan status klinis yang berurutan.</w:t>
+            </w:r>
+          </w:p>
         </w:tc>
         <w:tc>
           <w:tcPr>
             <w:tcW w:w="2160" w:type="dxa"/>
             <w:shd w:val="clear" w:fill="F8FAFC"/>
           </w:tcPr>
-          <w:pPr>
-            <w:spacing w:after="0" w:before="0" w:line="240" w:lineRule="auto"/>
-          </w:pPr>
-          <w:r>
-            <w:rPr>
-              <w:rFonts w:ascii="Calibri" w:hAnsi="Calibri" w:cs="Calibri"/>
-              <w:sz w:val="20"/>
-              <w:szCs w:val="20"/>
-            </w:rPr>
-            <w:t xml:space="preserve">Semua nakes</w:t>
-          </w:r>
+          <w:p>
+            <w:pPr>
+              <w:spacing w:after="0" w:before="0" w:line="240" w:lineRule="auto"/>
+            </w:pPr>
+            <w:r>
+              <w:rPr>
+                <w:rFonts w:ascii="Calibri" w:hAnsi="Calibri" w:cs="Calibri"/>
+                <w:sz w:val="20"/>
+                <w:szCs w:val="20"/>
+              </w:rPr>
+              <w:t xml:space="preserve">Semua nakes</w:t>
+            </w:r>
+          </w:p>
         </w:tc>
       </w:tr>
       <w:tr>
@@ -3408,49 +3716,55 @@
           <w:tcPr>
             <w:tcW w:w="2160" w:type="dxa"/>
           </w:tcPr>
-          <w:pPr>
-            <w:spacing w:after="0" w:before="0" w:line="240" w:lineRule="auto"/>
-          </w:pPr>
-          <w:r>
-            <w:rPr>
-              <w:rFonts w:ascii="Calibri" w:hAnsi="Calibri" w:cs="Calibri"/>
-              <w:sz w:val="20"/>
-              <w:szCs w:val="20"/>
-            </w:rPr>
-            <w:t xml:space="preserve">Workspace</w:t>
-          </w:r>
+          <w:p>
+            <w:pPr>
+              <w:spacing w:after="0" w:before="0" w:line="240" w:lineRule="auto"/>
+            </w:pPr>
+            <w:r>
+              <w:rPr>
+                <w:rFonts w:ascii="Calibri" w:hAnsi="Calibri" w:cs="Calibri"/>
+                <w:sz w:val="20"/>
+                <w:szCs w:val="20"/>
+              </w:rPr>
+              <w:t xml:space="preserve">Workspace</w:t>
+            </w:r>
+          </w:p>
         </w:tc>
         <w:tc>
           <w:tcPr>
             <w:tcW w:w="5040" w:type="dxa"/>
           </w:tcPr>
-          <w:pPr>
-            <w:spacing w:after="0" w:before="0" w:line="240" w:lineRule="auto"/>
-          </w:pPr>
-          <w:r>
-            <w:rPr>
-              <w:rFonts w:ascii="Calibri" w:hAnsi="Calibri" w:cs="Calibri"/>
-              <w:sz w:val="20"/>
-              <w:szCs w:val="20"/>
-            </w:rPr>
-            <w:t xml:space="preserve">Meja kerja dokter: pasien yang sedang/akan ditangani hari ini.</w:t>
-          </w:r>
+          <w:p>
+            <w:pPr>
+              <w:spacing w:after="0" w:before="0" w:line="240" w:lineRule="auto"/>
+            </w:pPr>
+            <w:r>
+              <w:rPr>
+                <w:rFonts w:ascii="Calibri" w:hAnsi="Calibri" w:cs="Calibri"/>
+                <w:sz w:val="20"/>
+                <w:szCs w:val="20"/>
+              </w:rPr>
+              <w:t xml:space="preserve">Meja kerja dokter: pasien yang sedang/akan ditangani hari ini.</w:t>
+            </w:r>
+          </w:p>
         </w:tc>
         <w:tc>
           <w:tcPr>
             <w:tcW w:w="2160" w:type="dxa"/>
           </w:tcPr>
-          <w:pPr>
-            <w:spacing w:after="0" w:before="0" w:line="240" w:lineRule="auto"/>
-          </w:pPr>
-          <w:r>
-            <w:rPr>
-              <w:rFonts w:ascii="Calibri" w:hAnsi="Calibri" w:cs="Calibri"/>
-              <w:sz w:val="20"/>
-              <w:szCs w:val="20"/>
-            </w:rPr>
-            <w:t xml:space="preserve">Dokter</w:t>
-          </w:r>
+          <w:p>
+            <w:pPr>
+              <w:spacing w:after="0" w:before="0" w:line="240" w:lineRule="auto"/>
+            </w:pPr>
+            <w:r>
+              <w:rPr>
+                <w:rFonts w:ascii="Calibri" w:hAnsi="Calibri" w:cs="Calibri"/>
+                <w:sz w:val="20"/>
+                <w:szCs w:val="20"/>
+              </w:rPr>
+              <w:t xml:space="preserve">Dokter</w:t>
+            </w:r>
+          </w:p>
         </w:tc>
       </w:tr>
       <w:tr>
@@ -3459,51 +3773,57 @@
             <w:tcW w:w="2160" w:type="dxa"/>
             <w:shd w:val="clear" w:fill="F8FAFC"/>
           </w:tcPr>
-          <w:pPr>
-            <w:spacing w:after="0" w:before="0" w:line="240" w:lineRule="auto"/>
-          </w:pPr>
-          <w:r>
-            <w:rPr>
-              <w:rFonts w:ascii="Calibri" w:hAnsi="Calibri" w:cs="Calibri"/>
-              <w:sz w:val="20"/>
-              <w:szCs w:val="20"/>
-            </w:rPr>
-            <w:t xml:space="preserve">Rekam Medis</w:t>
-          </w:r>
+          <w:p>
+            <w:pPr>
+              <w:spacing w:after="0" w:before="0" w:line="240" w:lineRule="auto"/>
+            </w:pPr>
+            <w:r>
+              <w:rPr>
+                <w:rFonts w:ascii="Calibri" w:hAnsi="Calibri" w:cs="Calibri"/>
+                <w:sz w:val="20"/>
+                <w:szCs w:val="20"/>
+              </w:rPr>
+              <w:t xml:space="preserve">Rekam Medis</w:t>
+            </w:r>
+          </w:p>
         </w:tc>
         <w:tc>
           <w:tcPr>
             <w:tcW w:w="5040" w:type="dxa"/>
             <w:shd w:val="clear" w:fill="F8FAFC"/>
           </w:tcPr>
-          <w:pPr>
-            <w:spacing w:after="0" w:before="0" w:line="240" w:lineRule="auto"/>
-          </w:pPr>
-          <w:r>
-            <w:rPr>
-              <w:rFonts w:ascii="Calibri" w:hAnsi="Calibri" w:cs="Calibri"/>
-              <w:sz w:val="20"/>
-              <w:szCs w:val="20"/>
-            </w:rPr>
-            <w:t xml:space="preserve">Dokumen klinis pasien: anamnesis, pemeriksaan, odontogram, diagnosis, tindakan.</w:t>
-          </w:r>
+          <w:p>
+            <w:pPr>
+              <w:spacing w:after="0" w:before="0" w:line="240" w:lineRule="auto"/>
+            </w:pPr>
+            <w:r>
+              <w:rPr>
+                <w:rFonts w:ascii="Calibri" w:hAnsi="Calibri" w:cs="Calibri"/>
+                <w:sz w:val="20"/>
+                <w:szCs w:val="20"/>
+              </w:rPr>
+              <w:t xml:space="preserve">Dokumen klinis pasien: anamnesis, pemeriksaan, odontogram, diagnosis, tindakan.</w:t>
+            </w:r>
+          </w:p>
         </w:tc>
         <w:tc>
           <w:tcPr>
             <w:tcW w:w="2160" w:type="dxa"/>
             <w:shd w:val="clear" w:fill="F8FAFC"/>
           </w:tcPr>
-          <w:pPr>
-            <w:spacing w:after="0" w:before="0" w:line="240" w:lineRule="auto"/>
-          </w:pPr>
-          <w:r>
-            <w:rPr>
-              <w:rFonts w:ascii="Calibri" w:hAnsi="Calibri" w:cs="Calibri"/>
-              <w:sz w:val="20"/>
-              <w:szCs w:val="20"/>
-            </w:rPr>
-            <w:t xml:space="preserve">Dokter</w:t>
-          </w:r>
+          <w:p>
+            <w:pPr>
+              <w:spacing w:after="0" w:before="0" w:line="240" w:lineRule="auto"/>
+            </w:pPr>
+            <w:r>
+              <w:rPr>
+                <w:rFonts w:ascii="Calibri" w:hAnsi="Calibri" w:cs="Calibri"/>
+                <w:sz w:val="20"/>
+                <w:szCs w:val="20"/>
+              </w:rPr>
+              <w:t xml:space="preserve">Dokter</w:t>
+            </w:r>
+          </w:p>
         </w:tc>
       </w:tr>
       <w:tr>
@@ -3511,49 +3831,55 @@
           <w:tcPr>
             <w:tcW w:w="2160" w:type="dxa"/>
           </w:tcPr>
-          <w:pPr>
-            <w:spacing w:after="0" w:before="0" w:line="240" w:lineRule="auto"/>
-          </w:pPr>
-          <w:r>
-            <w:rPr>
-              <w:rFonts w:ascii="Calibri" w:hAnsi="Calibri" w:cs="Calibri"/>
-              <w:sz w:val="20"/>
-              <w:szCs w:val="20"/>
-            </w:rPr>
-            <w:t xml:space="preserve">Odontogram</w:t>
-          </w:r>
+          <w:p>
+            <w:pPr>
+              <w:spacing w:after="0" w:before="0" w:line="240" w:lineRule="auto"/>
+            </w:pPr>
+            <w:r>
+              <w:rPr>
+                <w:rFonts w:ascii="Calibri" w:hAnsi="Calibri" w:cs="Calibri"/>
+                <w:sz w:val="20"/>
+                <w:szCs w:val="20"/>
+              </w:rPr>
+              <w:t xml:space="preserve">Odontogram</w:t>
+            </w:r>
+          </w:p>
         </w:tc>
         <w:tc>
           <w:tcPr>
             <w:tcW w:w="5040" w:type="dxa"/>
           </w:tcPr>
-          <w:pPr>
-            <w:spacing w:after="0" w:before="0" w:line="240" w:lineRule="auto"/>
-          </w:pPr>
-          <w:r>
-            <w:rPr>
-              <w:rFonts w:ascii="Calibri" w:hAnsi="Calibri" w:cs="Calibri"/>
-              <w:sz w:val="20"/>
-              <w:szCs w:val="20"/>
-            </w:rPr>
-            <w:t xml:space="preserve">Peta 52 gigi notasi FDI dengan pencatatan per permukaan gigi.</w:t>
-          </w:r>
+          <w:p>
+            <w:pPr>
+              <w:spacing w:after="0" w:before="0" w:line="240" w:lineRule="auto"/>
+            </w:pPr>
+            <w:r>
+              <w:rPr>
+                <w:rFonts w:ascii="Calibri" w:hAnsi="Calibri" w:cs="Calibri"/>
+                <w:sz w:val="20"/>
+                <w:szCs w:val="20"/>
+              </w:rPr>
+              <w:t xml:space="preserve">Peta 52 gigi notasi FDI dengan pencatatan per permukaan gigi.</w:t>
+            </w:r>
+          </w:p>
         </w:tc>
         <w:tc>
           <w:tcPr>
             <w:tcW w:w="2160" w:type="dxa"/>
           </w:tcPr>
-          <w:pPr>
-            <w:spacing w:after="0" w:before="0" w:line="240" w:lineRule="auto"/>
-          </w:pPr>
-          <w:r>
-            <w:rPr>
-              <w:rFonts w:ascii="Calibri" w:hAnsi="Calibri" w:cs="Calibri"/>
-              <w:sz w:val="20"/>
-              <w:szCs w:val="20"/>
-            </w:rPr>
-            <w:t xml:space="preserve">Dokter</w:t>
-          </w:r>
+          <w:p>
+            <w:pPr>
+              <w:spacing w:after="0" w:before="0" w:line="240" w:lineRule="auto"/>
+            </w:pPr>
+            <w:r>
+              <w:rPr>
+                <w:rFonts w:ascii="Calibri" w:hAnsi="Calibri" w:cs="Calibri"/>
+                <w:sz w:val="20"/>
+                <w:szCs w:val="20"/>
+              </w:rPr>
+              <w:t xml:space="preserve">Dokter</w:t>
+            </w:r>
+          </w:p>
         </w:tc>
       </w:tr>
       <w:tr>
@@ -3562,51 +3888,57 @@
             <w:tcW w:w="2160" w:type="dxa"/>
             <w:shd w:val="clear" w:fill="F8FAFC"/>
           </w:tcPr>
-          <w:pPr>
-            <w:spacing w:after="0" w:before="0" w:line="240" w:lineRule="auto"/>
-          </w:pPr>
-          <w:r>
-            <w:rPr>
-              <w:rFonts w:ascii="Calibri" w:hAnsi="Calibri" w:cs="Calibri"/>
-              <w:sz w:val="20"/>
-              <w:szCs w:val="20"/>
-            </w:rPr>
-            <w:t xml:space="preserve">Resep Digital</w:t>
-          </w:r>
+          <w:p>
+            <w:pPr>
+              <w:spacing w:after="0" w:before="0" w:line="240" w:lineRule="auto"/>
+            </w:pPr>
+            <w:r>
+              <w:rPr>
+                <w:rFonts w:ascii="Calibri" w:hAnsi="Calibri" w:cs="Calibri"/>
+                <w:sz w:val="20"/>
+                <w:szCs w:val="20"/>
+              </w:rPr>
+              <w:t xml:space="preserve">Resep Digital</w:t>
+            </w:r>
+          </w:p>
         </w:tc>
         <w:tc>
           <w:tcPr>
             <w:tcW w:w="5040" w:type="dxa"/>
             <w:shd w:val="clear" w:fill="F8FAFC"/>
           </w:tcPr>
-          <w:pPr>
-            <w:spacing w:after="0" w:before="0" w:line="240" w:lineRule="auto"/>
-          </w:pPr>
-          <w:r>
-            <w:rPr>
-              <w:rFonts w:ascii="Calibri" w:hAnsi="Calibri" w:cs="Calibri"/>
-              <w:sz w:val="20"/>
-              <w:szCs w:val="20"/>
-            </w:rPr>
-            <w:t xml:space="preserve">E-resep obat dengan kode KFA; terhubung ke inventaris.</w:t>
-          </w:r>
+          <w:p>
+            <w:pPr>
+              <w:spacing w:after="0" w:before="0" w:line="240" w:lineRule="auto"/>
+            </w:pPr>
+            <w:r>
+              <w:rPr>
+                <w:rFonts w:ascii="Calibri" w:hAnsi="Calibri" w:cs="Calibri"/>
+                <w:sz w:val="20"/>
+                <w:szCs w:val="20"/>
+              </w:rPr>
+              <w:t xml:space="preserve">E-resep obat dengan kode KFA; terhubung ke inventaris.</w:t>
+            </w:r>
+          </w:p>
         </w:tc>
         <w:tc>
           <w:tcPr>
             <w:tcW w:w="2160" w:type="dxa"/>
             <w:shd w:val="clear" w:fill="F8FAFC"/>
           </w:tcPr>
-          <w:pPr>
-            <w:spacing w:after="0" w:before="0" w:line="240" w:lineRule="auto"/>
-          </w:pPr>
-          <w:r>
-            <w:rPr>
-              <w:rFonts w:ascii="Calibri" w:hAnsi="Calibri" w:cs="Calibri"/>
-              <w:sz w:val="20"/>
-              <w:szCs w:val="20"/>
-            </w:rPr>
-            <w:t xml:space="preserve">Dokter</w:t>
-          </w:r>
+          <w:p>
+            <w:pPr>
+              <w:spacing w:after="0" w:before="0" w:line="240" w:lineRule="auto"/>
+            </w:pPr>
+            <w:r>
+              <w:rPr>
+                <w:rFonts w:ascii="Calibri" w:hAnsi="Calibri" w:cs="Calibri"/>
+                <w:sz w:val="20"/>
+                <w:szCs w:val="20"/>
+              </w:rPr>
+              <w:t xml:space="preserve">Dokter</w:t>
+            </w:r>
+          </w:p>
         </w:tc>
       </w:tr>
       <w:tr>
@@ -3614,49 +3946,55 @@
           <w:tcPr>
             <w:tcW w:w="2160" w:type="dxa"/>
           </w:tcPr>
-          <w:pPr>
-            <w:spacing w:after="0" w:before="0" w:line="240" w:lineRule="auto"/>
-          </w:pPr>
-          <w:r>
-            <w:rPr>
-              <w:rFonts w:ascii="Calibri" w:hAnsi="Calibri" w:cs="Calibri"/>
-              <w:sz w:val="20"/>
-              <w:szCs w:val="20"/>
-            </w:rPr>
-            <w:t xml:space="preserve">Inventaris &amp; BHP</w:t>
-          </w:r>
+          <w:p>
+            <w:pPr>
+              <w:spacing w:after="0" w:before="0" w:line="240" w:lineRule="auto"/>
+            </w:pPr>
+            <w:r>
+              <w:rPr>
+                <w:rFonts w:ascii="Calibri" w:hAnsi="Calibri" w:cs="Calibri"/>
+                <w:sz w:val="20"/>
+                <w:szCs w:val="20"/>
+              </w:rPr>
+              <w:t xml:space="preserve">Inventaris &amp; BHP</w:t>
+            </w:r>
+          </w:p>
         </w:tc>
         <w:tc>
           <w:tcPr>
             <w:tcW w:w="5040" w:type="dxa"/>
           </w:tcPr>
-          <w:pPr>
-            <w:spacing w:after="0" w:before="0" w:line="240" w:lineRule="auto"/>
-          </w:pPr>
-          <w:r>
-            <w:rPr>
-              <w:rFonts w:ascii="Calibri" w:hAnsi="Calibri" w:cs="Calibri"/>
-              <w:sz w:val="20"/>
-              <w:szCs w:val="20"/>
-            </w:rPr>
-            <w:t xml:space="preserve">Stok obat/bahan per batch; pemotongan stok otomatis saat tindakan.</w:t>
-          </w:r>
+          <w:p>
+            <w:pPr>
+              <w:spacing w:after="0" w:before="0" w:line="240" w:lineRule="auto"/>
+            </w:pPr>
+            <w:r>
+              <w:rPr>
+                <w:rFonts w:ascii="Calibri" w:hAnsi="Calibri" w:cs="Calibri"/>
+                <w:sz w:val="20"/>
+                <w:szCs w:val="20"/>
+              </w:rPr>
+              <w:t xml:space="preserve">Stok obat/bahan per batch; pemotongan stok otomatis saat tindakan.</w:t>
+            </w:r>
+          </w:p>
         </w:tc>
         <w:tc>
           <w:tcPr>
             <w:tcW w:w="2160" w:type="dxa"/>
           </w:tcPr>
-          <w:pPr>
-            <w:spacing w:after="0" w:before="0" w:line="240" w:lineRule="auto"/>
-          </w:pPr>
-          <w:r>
-            <w:rPr>
-              <w:rFonts w:ascii="Calibri" w:hAnsi="Calibri" w:cs="Calibri"/>
-              <w:sz w:val="20"/>
-              <w:szCs w:val="20"/>
-            </w:rPr>
-            <w:t xml:space="preserve">Admin, Manajemen</w:t>
-          </w:r>
+          <w:p>
+            <w:pPr>
+              <w:spacing w:after="0" w:before="0" w:line="240" w:lineRule="auto"/>
+            </w:pPr>
+            <w:r>
+              <w:rPr>
+                <w:rFonts w:ascii="Calibri" w:hAnsi="Calibri" w:cs="Calibri"/>
+                <w:sz w:val="20"/>
+                <w:szCs w:val="20"/>
+              </w:rPr>
+              <w:t xml:space="preserve">Admin, Manajemen</w:t>
+            </w:r>
+          </w:p>
         </w:tc>
       </w:tr>
       <w:tr>
@@ -3665,51 +4003,57 @@
             <w:tcW w:w="2160" w:type="dxa"/>
             <w:shd w:val="clear" w:fill="F8FAFC"/>
           </w:tcPr>
-          <w:pPr>
-            <w:spacing w:after="0" w:before="0" w:line="240" w:lineRule="auto"/>
-          </w:pPr>
-          <w:r>
-            <w:rPr>
-              <w:rFonts w:ascii="Calibri" w:hAnsi="Calibri" w:cs="Calibri"/>
-              <w:sz w:val="20"/>
-              <w:szCs w:val="20"/>
-            </w:rPr>
-            <w:t xml:space="preserve">Kasir &amp; Tagihan</w:t>
-          </w:r>
+          <w:p>
+            <w:pPr>
+              <w:spacing w:after="0" w:before="0" w:line="240" w:lineRule="auto"/>
+            </w:pPr>
+            <w:r>
+              <w:rPr>
+                <w:rFonts w:ascii="Calibri" w:hAnsi="Calibri" w:cs="Calibri"/>
+                <w:sz w:val="20"/>
+                <w:szCs w:val="20"/>
+              </w:rPr>
+              <w:t xml:space="preserve">Kasir &amp; Tagihan</w:t>
+            </w:r>
+          </w:p>
         </w:tc>
         <w:tc>
           <w:tcPr>
             <w:tcW w:w="5040" w:type="dxa"/>
             <w:shd w:val="clear" w:fill="F8FAFC"/>
           </w:tcPr>
-          <w:pPr>
-            <w:spacing w:after="0" w:before="0" w:line="240" w:lineRule="auto"/>
-          </w:pPr>
-          <w:r>
-            <w:rPr>
-              <w:rFonts w:ascii="Calibri" w:hAnsi="Calibri" w:cs="Calibri"/>
-              <w:sz w:val="20"/>
-              <w:szCs w:val="20"/>
-            </w:rPr>
-            <w:t xml:space="preserve">Nota transaksi, pembayaran cicilan/lunas, kwitansi, usulan pembatalan.</w:t>
-          </w:r>
+          <w:p>
+            <w:pPr>
+              <w:spacing w:after="0" w:before="0" w:line="240" w:lineRule="auto"/>
+            </w:pPr>
+            <w:r>
+              <w:rPr>
+                <w:rFonts w:ascii="Calibri" w:hAnsi="Calibri" w:cs="Calibri"/>
+                <w:sz w:val="20"/>
+                <w:szCs w:val="20"/>
+              </w:rPr>
+              <w:t xml:space="preserve">Nota transaksi, pembayaran cicilan/lunas, kwitansi, usulan pembatalan.</w:t>
+            </w:r>
+          </w:p>
         </w:tc>
         <w:tc>
           <w:tcPr>
             <w:tcW w:w="2160" w:type="dxa"/>
             <w:shd w:val="clear" w:fill="F8FAFC"/>
           </w:tcPr>
-          <w:pPr>
-            <w:spacing w:after="0" w:before="0" w:line="240" w:lineRule="auto"/>
-          </w:pPr>
-          <w:r>
-            <w:rPr>
-              <w:rFonts w:ascii="Calibri" w:hAnsi="Calibri" w:cs="Calibri"/>
-              <w:sz w:val="20"/>
-              <w:szCs w:val="20"/>
-            </w:rPr>
-            <w:t xml:space="preserve">Admin, Perawat, Manajemen</w:t>
-          </w:r>
+          <w:p>
+            <w:pPr>
+              <w:spacing w:after="0" w:before="0" w:line="240" w:lineRule="auto"/>
+            </w:pPr>
+            <w:r>
+              <w:rPr>
+                <w:rFonts w:ascii="Calibri" w:hAnsi="Calibri" w:cs="Calibri"/>
+                <w:sz w:val="20"/>
+                <w:szCs w:val="20"/>
+              </w:rPr>
+              <w:t xml:space="preserve">Admin, Perawat, Manajemen</w:t>
+            </w:r>
+          </w:p>
         </w:tc>
       </w:tr>
       <w:tr>
@@ -3717,49 +4061,55 @@
           <w:tcPr>
             <w:tcW w:w="2160" w:type="dxa"/>
           </w:tcPr>
-          <w:pPr>
-            <w:spacing w:after="0" w:before="0" w:line="240" w:lineRule="auto"/>
-          </w:pPr>
-          <w:r>
-            <w:rPr>
-              <w:rFonts w:ascii="Calibri" w:hAnsi="Calibri" w:cs="Calibri"/>
-              <w:sz w:val="20"/>
-              <w:szCs w:val="20"/>
-            </w:rPr>
-            <w:t xml:space="preserve">Laporan Keuangan</w:t>
-          </w:r>
+          <w:p>
+            <w:pPr>
+              <w:spacing w:after="0" w:before="0" w:line="240" w:lineRule="auto"/>
+            </w:pPr>
+            <w:r>
+              <w:rPr>
+                <w:rFonts w:ascii="Calibri" w:hAnsi="Calibri" w:cs="Calibri"/>
+                <w:sz w:val="20"/>
+                <w:szCs w:val="20"/>
+              </w:rPr>
+              <w:t xml:space="preserve">Laporan Keuangan</w:t>
+            </w:r>
+          </w:p>
         </w:tc>
         <w:tc>
           <w:tcPr>
             <w:tcW w:w="5040" w:type="dxa"/>
           </w:tcPr>
-          <w:pPr>
-            <w:spacing w:after="0" w:before="0" w:line="240" w:lineRule="auto"/>
-          </w:pPr>
-          <w:r>
-            <w:rPr>
-              <w:rFonts w:ascii="Calibri" w:hAnsi="Calibri" w:cs="Calibri"/>
-              <w:sz w:val="20"/>
-              <w:szCs w:val="20"/>
-            </w:rPr>
-            <w:t xml:space="preserve">Omzet, metode pembayaran, pencairan jasa dokter, laporan gabungan.</w:t>
-          </w:r>
+          <w:p>
+            <w:pPr>
+              <w:spacing w:after="0" w:before="0" w:line="240" w:lineRule="auto"/>
+            </w:pPr>
+            <w:r>
+              <w:rPr>
+                <w:rFonts w:ascii="Calibri" w:hAnsi="Calibri" w:cs="Calibri"/>
+                <w:sz w:val="20"/>
+                <w:szCs w:val="20"/>
+              </w:rPr>
+              <w:t xml:space="preserve">Omzet, metode pembayaran, pencairan jasa dokter, laporan gabungan.</w:t>
+            </w:r>
+          </w:p>
         </w:tc>
         <w:tc>
           <w:tcPr>
             <w:tcW w:w="2160" w:type="dxa"/>
           </w:tcPr>
-          <w:pPr>
-            <w:spacing w:after="0" w:before="0" w:line="240" w:lineRule="auto"/>
-          </w:pPr>
-          <w:r>
-            <w:rPr>
-              <w:rFonts w:ascii="Calibri" w:hAnsi="Calibri" w:cs="Calibri"/>
-              <w:sz w:val="20"/>
-              <w:szCs w:val="20"/>
-            </w:rPr>
-            <w:t xml:space="preserve">Manajemen, Admin</w:t>
-          </w:r>
+          <w:p>
+            <w:pPr>
+              <w:spacing w:after="0" w:before="0" w:line="240" w:lineRule="auto"/>
+            </w:pPr>
+            <w:r>
+              <w:rPr>
+                <w:rFonts w:ascii="Calibri" w:hAnsi="Calibri" w:cs="Calibri"/>
+                <w:sz w:val="20"/>
+                <w:szCs w:val="20"/>
+              </w:rPr>
+              <w:t xml:space="preserve">Manajemen, Admin</w:t>
+            </w:r>
+          </w:p>
         </w:tc>
       </w:tr>
       <w:tr>
@@ -3768,51 +4118,57 @@
             <w:tcW w:w="2160" w:type="dxa"/>
             <w:shd w:val="clear" w:fill="F8FAFC"/>
           </w:tcPr>
-          <w:pPr>
-            <w:spacing w:after="0" w:before="0" w:line="240" w:lineRule="auto"/>
-          </w:pPr>
-          <w:r>
-            <w:rPr>
-              <w:rFonts w:ascii="Calibri" w:hAnsi="Calibri" w:cs="Calibri"/>
-              <w:sz w:val="20"/>
-              <w:szCs w:val="20"/>
-            </w:rPr>
-            <w:t xml:space="preserve">Beban Operasional</w:t>
-          </w:r>
+          <w:p>
+            <w:pPr>
+              <w:spacing w:after="0" w:before="0" w:line="240" w:lineRule="auto"/>
+            </w:pPr>
+            <w:r>
+              <w:rPr>
+                <w:rFonts w:ascii="Calibri" w:hAnsi="Calibri" w:cs="Calibri"/>
+                <w:sz w:val="20"/>
+                <w:szCs w:val="20"/>
+              </w:rPr>
+              <w:t xml:space="preserve">Beban Operasional</w:t>
+            </w:r>
+          </w:p>
         </w:tc>
         <w:tc>
           <w:tcPr>
             <w:tcW w:w="5040" w:type="dxa"/>
             <w:shd w:val="clear" w:fill="F8FAFC"/>
           </w:tcPr>
-          <w:pPr>
-            <w:spacing w:after="0" w:before="0" w:line="240" w:lineRule="auto"/>
-          </w:pPr>
-          <w:r>
-            <w:rPr>
-              <w:rFonts w:ascii="Calibri" w:hAnsi="Calibri" w:cs="Calibri"/>
-              <w:sz w:val="20"/>
-              <w:szCs w:val="20"/>
-            </w:rPr>
-            <w:t xml:space="preserve">Pencatatan pengeluaran klinik non-medis.</w:t>
-          </w:r>
+          <w:p>
+            <w:pPr>
+              <w:spacing w:after="0" w:before="0" w:line="240" w:lineRule="auto"/>
+            </w:pPr>
+            <w:r>
+              <w:rPr>
+                <w:rFonts w:ascii="Calibri" w:hAnsi="Calibri" w:cs="Calibri"/>
+                <w:sz w:val="20"/>
+                <w:szCs w:val="20"/>
+              </w:rPr>
+              <w:t xml:space="preserve">Pencatatan pengeluaran klinik non-medis.</w:t>
+            </w:r>
+          </w:p>
         </w:tc>
         <w:tc>
           <w:tcPr>
             <w:tcW w:w="2160" w:type="dxa"/>
             <w:shd w:val="clear" w:fill="F8FAFC"/>
           </w:tcPr>
-          <w:pPr>
-            <w:spacing w:after="0" w:before="0" w:line="240" w:lineRule="auto"/>
-          </w:pPr>
-          <w:r>
-            <w:rPr>
-              <w:rFonts w:ascii="Calibri" w:hAnsi="Calibri" w:cs="Calibri"/>
-              <w:sz w:val="20"/>
-              <w:szCs w:val="20"/>
-            </w:rPr>
-            <w:t xml:space="preserve">Admin, Manajemen</w:t>
-          </w:r>
+          <w:p>
+            <w:pPr>
+              <w:spacing w:after="0" w:before="0" w:line="240" w:lineRule="auto"/>
+            </w:pPr>
+            <w:r>
+              <w:rPr>
+                <w:rFonts w:ascii="Calibri" w:hAnsi="Calibri" w:cs="Calibri"/>
+                <w:sz w:val="20"/>
+                <w:szCs w:val="20"/>
+              </w:rPr>
+              <w:t xml:space="preserve">Admin, Manajemen</w:t>
+            </w:r>
+          </w:p>
         </w:tc>
       </w:tr>
       <w:tr>
@@ -3820,49 +4176,55 @@
           <w:tcPr>
             <w:tcW w:w="2160" w:type="dxa"/>
           </w:tcPr>
-          <w:pPr>
-            <w:spacing w:after="0" w:before="0" w:line="240" w:lineRule="auto"/>
-          </w:pPr>
-          <w:r>
-            <w:rPr>
-              <w:rFonts w:ascii="Calibri" w:hAnsi="Calibri" w:cs="Calibri"/>
-              <w:sz w:val="20"/>
-              <w:szCs w:val="20"/>
-            </w:rPr>
-            <w:t xml:space="preserve">Multi-Cabang</w:t>
-          </w:r>
+          <w:p>
+            <w:pPr>
+              <w:spacing w:after="0" w:before="0" w:line="240" w:lineRule="auto"/>
+            </w:pPr>
+            <w:r>
+              <w:rPr>
+                <w:rFonts w:ascii="Calibri" w:hAnsi="Calibri" w:cs="Calibri"/>
+                <w:sz w:val="20"/>
+                <w:szCs w:val="20"/>
+              </w:rPr>
+              <w:t xml:space="preserve">Multi-Cabang</w:t>
+            </w:r>
+          </w:p>
         </w:tc>
         <w:tc>
           <w:tcPr>
             <w:tcW w:w="5040" w:type="dxa"/>
           </w:tcPr>
-          <w:pPr>
-            <w:spacing w:after="0" w:before="0" w:line="240" w:lineRule="auto"/>
-          </w:pPr>
-          <w:r>
-            <w:rPr>
-              <w:rFonts w:ascii="Calibri" w:hAnsi="Calibri" w:cs="Calibri"/>
-              <w:sz w:val="20"/>
-              <w:szCs w:val="20"/>
-            </w:rPr>
-            <w:t xml:space="preserve">Pemisahan data dan konfigurasi Banjarmasin &amp; Banjarbaru.</w:t>
-          </w:r>
+          <w:p>
+            <w:pPr>
+              <w:spacing w:after="0" w:before="0" w:line="240" w:lineRule="auto"/>
+            </w:pPr>
+            <w:r>
+              <w:rPr>
+                <w:rFonts w:ascii="Calibri" w:hAnsi="Calibri" w:cs="Calibri"/>
+                <w:sz w:val="20"/>
+                <w:szCs w:val="20"/>
+              </w:rPr>
+              <w:t xml:space="preserve">Pemisahan data dan konfigurasi Banjarmasin &amp; Banjarbaru.</w:t>
+            </w:r>
+          </w:p>
         </w:tc>
         <w:tc>
           <w:tcPr>
             <w:tcW w:w="2160" w:type="dxa"/>
           </w:tcPr>
-          <w:pPr>
-            <w:spacing w:after="0" w:before="0" w:line="240" w:lineRule="auto"/>
-          </w:pPr>
-          <w:r>
-            <w:rPr>
-              <w:rFonts w:ascii="Calibri" w:hAnsi="Calibri" w:cs="Calibri"/>
-              <w:sz w:val="20"/>
-              <w:szCs w:val="20"/>
-            </w:rPr>
-            <w:t xml:space="preserve">Manajemen</w:t>
-          </w:r>
+          <w:p>
+            <w:pPr>
+              <w:spacing w:after="0" w:before="0" w:line="240" w:lineRule="auto"/>
+            </w:pPr>
+            <w:r>
+              <w:rPr>
+                <w:rFonts w:ascii="Calibri" w:hAnsi="Calibri" w:cs="Calibri"/>
+                <w:sz w:val="20"/>
+                <w:szCs w:val="20"/>
+              </w:rPr>
+              <w:t xml:space="preserve">Manajemen</w:t>
+            </w:r>
+          </w:p>
         </w:tc>
       </w:tr>
       <w:tr>
@@ -3871,51 +4233,57 @@
             <w:tcW w:w="2160" w:type="dxa"/>
             <w:shd w:val="clear" w:fill="F8FAFC"/>
           </w:tcPr>
-          <w:pPr>
-            <w:spacing w:after="0" w:before="0" w:line="240" w:lineRule="auto"/>
-          </w:pPr>
-          <w:r>
-            <w:rPr>
-              <w:rFonts w:ascii="Calibri" w:hAnsi="Calibri" w:cs="Calibri"/>
-              <w:sz w:val="20"/>
-              <w:szCs w:val="20"/>
-            </w:rPr>
-            <w:t xml:space="preserve">WhatsApp Official</w:t>
-          </w:r>
+          <w:p>
+            <w:pPr>
+              <w:spacing w:after="0" w:before="0" w:line="240" w:lineRule="auto"/>
+            </w:pPr>
+            <w:r>
+              <w:rPr>
+                <w:rFonts w:ascii="Calibri" w:hAnsi="Calibri" w:cs="Calibri"/>
+                <w:sz w:val="20"/>
+                <w:szCs w:val="20"/>
+              </w:rPr>
+              <w:t xml:space="preserve">WhatsApp Official</w:t>
+            </w:r>
+          </w:p>
         </w:tc>
         <w:tc>
           <w:tcPr>
             <w:tcW w:w="5040" w:type="dxa"/>
             <w:shd w:val="clear" w:fill="F8FAFC"/>
           </w:tcPr>
-          <w:pPr>
-            <w:spacing w:after="0" w:before="0" w:line="240" w:lineRule="auto"/>
-          </w:pPr>
-          <w:r>
-            <w:rPr>
-              <w:rFonts w:ascii="Calibri" w:hAnsi="Calibri" w:cs="Calibri"/>
-              <w:sz w:val="20"/>
-              <w:szCs w:val="20"/>
-            </w:rPr>
-            <w:t xml:space="preserve">Pengingat janji temu otomatis H-1 via WhatsApp; template pesan.</w:t>
-          </w:r>
+          <w:p>
+            <w:pPr>
+              <w:spacing w:after="0" w:before="0" w:line="240" w:lineRule="auto"/>
+            </w:pPr>
+            <w:r>
+              <w:rPr>
+                <w:rFonts w:ascii="Calibri" w:hAnsi="Calibri" w:cs="Calibri"/>
+                <w:sz w:val="20"/>
+                <w:szCs w:val="20"/>
+              </w:rPr>
+              <w:t xml:space="preserve">Pengingat janji temu otomatis H-1 via WhatsApp; template pesan.</w:t>
+            </w:r>
+          </w:p>
         </w:tc>
         <w:tc>
           <w:tcPr>
             <w:tcW w:w="2160" w:type="dxa"/>
             <w:shd w:val="clear" w:fill="F8FAFC"/>
           </w:tcPr>
-          <w:pPr>
-            <w:spacing w:after="0" w:before="0" w:line="240" w:lineRule="auto"/>
-          </w:pPr>
-          <w:r>
-            <w:rPr>
-              <w:rFonts w:ascii="Calibri" w:hAnsi="Calibri" w:cs="Calibri"/>
-              <w:sz w:val="20"/>
-              <w:szCs w:val="20"/>
-            </w:rPr>
-            <w:t xml:space="preserve">Admin, Manajemen</w:t>
-          </w:r>
+          <w:p>
+            <w:pPr>
+              <w:spacing w:after="0" w:before="0" w:line="240" w:lineRule="auto"/>
+            </w:pPr>
+            <w:r>
+              <w:rPr>
+                <w:rFonts w:ascii="Calibri" w:hAnsi="Calibri" w:cs="Calibri"/>
+                <w:sz w:val="20"/>
+                <w:szCs w:val="20"/>
+              </w:rPr>
+              <w:t xml:space="preserve">Admin, Manajemen</w:t>
+            </w:r>
+          </w:p>
         </w:tc>
       </w:tr>
       <w:tr>
@@ -3923,49 +4291,55 @@
           <w:tcPr>
             <w:tcW w:w="2160" w:type="dxa"/>
           </w:tcPr>
-          <w:pPr>
-            <w:spacing w:after="0" w:before="0" w:line="240" w:lineRule="auto"/>
-          </w:pPr>
-          <w:r>
-            <w:rPr>
-              <w:rFonts w:ascii="Calibri" w:hAnsi="Calibri" w:cs="Calibri"/>
-              <w:sz w:val="20"/>
-              <w:szCs w:val="20"/>
-            </w:rPr>
-            <w:t xml:space="preserve">SATUSEHAT</w:t>
-          </w:r>
+          <w:p>
+            <w:pPr>
+              <w:spacing w:after="0" w:before="0" w:line="240" w:lineRule="auto"/>
+            </w:pPr>
+            <w:r>
+              <w:rPr>
+                <w:rFonts w:ascii="Calibri" w:hAnsi="Calibri" w:cs="Calibri"/>
+                <w:sz w:val="20"/>
+                <w:szCs w:val="20"/>
+              </w:rPr>
+              <w:t xml:space="preserve">SATUSEHAT</w:t>
+            </w:r>
+          </w:p>
         </w:tc>
         <w:tc>
           <w:tcPr>
             <w:tcW w:w="5040" w:type="dxa"/>
           </w:tcPr>
-          <w:pPr>
-            <w:spacing w:after="0" w:before="0" w:line="240" w:lineRule="auto"/>
-          </w:pPr>
-          <w:r>
-            <w:rPr>
-              <w:rFonts w:ascii="Calibri" w:hAnsi="Calibri" w:cs="Calibri"/>
-              <w:sz w:val="20"/>
-              <w:szCs w:val="20"/>
-            </w:rPr>
-            <w:t xml:space="preserve">Integrasi FHIR ke platform Kemenkes (rincian di Bab 4).</w:t>
-          </w:r>
+          <w:p>
+            <w:pPr>
+              <w:spacing w:after="0" w:before="0" w:line="240" w:lineRule="auto"/>
+            </w:pPr>
+            <w:r>
+              <w:rPr>
+                <w:rFonts w:ascii="Calibri" w:hAnsi="Calibri" w:cs="Calibri"/>
+                <w:sz w:val="20"/>
+                <w:szCs w:val="20"/>
+              </w:rPr>
+              <w:t xml:space="preserve">Integrasi FHIR ke platform Kemenkes (rincian di Bab 4).</w:t>
+            </w:r>
+          </w:p>
         </w:tc>
         <w:tc>
           <w:tcPr>
             <w:tcW w:w="2160" w:type="dxa"/>
           </w:tcPr>
-          <w:pPr>
-            <w:spacing w:after="0" w:before="0" w:line="240" w:lineRule="auto"/>
-          </w:pPr>
-          <w:r>
-            <w:rPr>
-              <w:rFonts w:ascii="Calibri" w:hAnsi="Calibri" w:cs="Calibri"/>
-              <w:sz w:val="20"/>
-              <w:szCs w:val="20"/>
-            </w:rPr>
-            <w:t xml:space="preserve">Manajemen</w:t>
-          </w:r>
+          <w:p>
+            <w:pPr>
+              <w:spacing w:after="0" w:before="0" w:line="240" w:lineRule="auto"/>
+            </w:pPr>
+            <w:r>
+              <w:rPr>
+                <w:rFonts w:ascii="Calibri" w:hAnsi="Calibri" w:cs="Calibri"/>
+                <w:sz w:val="20"/>
+                <w:szCs w:val="20"/>
+              </w:rPr>
+              <w:t xml:space="preserve">Manajemen</w:t>
+            </w:r>
+          </w:p>
         </w:tc>
       </w:tr>
       <w:tr>
@@ -3974,51 +4348,57 @@
             <w:tcW w:w="2160" w:type="dxa"/>
             <w:shd w:val="clear" w:fill="F8FAFC"/>
           </w:tcPr>
-          <w:pPr>
-            <w:spacing w:after="0" w:before="0" w:line="240" w:lineRule="auto"/>
-          </w:pPr>
-          <w:r>
-            <w:rPr>
-              <w:rFonts w:ascii="Calibri" w:hAnsi="Calibri" w:cs="Calibri"/>
-              <w:sz w:val="20"/>
-              <w:szCs w:val="20"/>
-            </w:rPr>
-            <w:t xml:space="preserve">Jejak Audit</w:t>
-          </w:r>
+          <w:p>
+            <w:pPr>
+              <w:spacing w:after="0" w:before="0" w:line="240" w:lineRule="auto"/>
+            </w:pPr>
+            <w:r>
+              <w:rPr>
+                <w:rFonts w:ascii="Calibri" w:hAnsi="Calibri" w:cs="Calibri"/>
+                <w:sz w:val="20"/>
+                <w:szCs w:val="20"/>
+              </w:rPr>
+              <w:t xml:space="preserve">Jejak Audit</w:t>
+            </w:r>
+          </w:p>
         </w:tc>
         <w:tc>
           <w:tcPr>
             <w:tcW w:w="5040" w:type="dxa"/>
             <w:shd w:val="clear" w:fill="F8FAFC"/>
           </w:tcPr>
-          <w:pPr>
-            <w:spacing w:after="0" w:before="0" w:line="240" w:lineRule="auto"/>
-          </w:pPr>
-          <w:r>
-            <w:rPr>
-              <w:rFonts w:ascii="Calibri" w:hAnsi="Calibri" w:cs="Calibri"/>
-              <w:sz w:val="20"/>
-              <w:szCs w:val="20"/>
-            </w:rPr>
-            <w:t xml:space="preserve">Log otomatis siapa-apa-kapan atas perubahan data medis.</w:t>
-          </w:r>
+          <w:p>
+            <w:pPr>
+              <w:spacing w:after="0" w:before="0" w:line="240" w:lineRule="auto"/>
+            </w:pPr>
+            <w:r>
+              <w:rPr>
+                <w:rFonts w:ascii="Calibri" w:hAnsi="Calibri" w:cs="Calibri"/>
+                <w:sz w:val="20"/>
+                <w:szCs w:val="20"/>
+              </w:rPr>
+              <w:t xml:space="preserve">Log otomatis siapa-apa-kapan atas perubahan data medis.</w:t>
+            </w:r>
+          </w:p>
         </w:tc>
         <w:tc>
           <w:tcPr>
             <w:tcW w:w="2160" w:type="dxa"/>
             <w:shd w:val="clear" w:fill="F8FAFC"/>
           </w:tcPr>
-          <w:pPr>
-            <w:spacing w:after="0" w:before="0" w:line="240" w:lineRule="auto"/>
-          </w:pPr>
-          <w:r>
-            <w:rPr>
-              <w:rFonts w:ascii="Calibri" w:hAnsi="Calibri" w:cs="Calibri"/>
-              <w:sz w:val="20"/>
-              <w:szCs w:val="20"/>
-            </w:rPr>
-            <w:t xml:space="preserve">Manajemen</w:t>
-          </w:r>
+          <w:p>
+            <w:pPr>
+              <w:spacing w:after="0" w:before="0" w:line="240" w:lineRule="auto"/>
+            </w:pPr>
+            <w:r>
+              <w:rPr>
+                <w:rFonts w:ascii="Calibri" w:hAnsi="Calibri" w:cs="Calibri"/>
+                <w:sz w:val="20"/>
+                <w:szCs w:val="20"/>
+              </w:rPr>
+              <w:t xml:space="preserve">Manajemen</w:t>
+            </w:r>
+          </w:p>
         </w:tc>
       </w:tr>
       <w:tr>
@@ -4026,49 +4406,55 @@
           <w:tcPr>
             <w:tcW w:w="2160" w:type="dxa"/>
           </w:tcPr>
-          <w:pPr>
-            <w:spacing w:after="0" w:before="0" w:line="240" w:lineRule="auto"/>
-          </w:pPr>
-          <w:r>
-            <w:rPr>
-              <w:rFonts w:ascii="Calibri" w:hAnsi="Calibri" w:cs="Calibri"/>
-              <w:sz w:val="20"/>
-              <w:szCs w:val="20"/>
-            </w:rPr>
-            <w:t xml:space="preserve">Bahasa &amp; Tampilan</w:t>
-          </w:r>
+          <w:p>
+            <w:pPr>
+              <w:spacing w:after="0" w:before="0" w:line="240" w:lineRule="auto"/>
+            </w:pPr>
+            <w:r>
+              <w:rPr>
+                <w:rFonts w:ascii="Calibri" w:hAnsi="Calibri" w:cs="Calibri"/>
+                <w:sz w:val="20"/>
+                <w:szCs w:val="20"/>
+              </w:rPr>
+              <w:t xml:space="preserve">Bahasa &amp; Tampilan</w:t>
+            </w:r>
+          </w:p>
         </w:tc>
         <w:tc>
           <w:tcPr>
             <w:tcW w:w="5040" w:type="dxa"/>
           </w:tcPr>
-          <w:pPr>
-            <w:spacing w:after="0" w:before="0" w:line="240" w:lineRule="auto"/>
-          </w:pPr>
-          <w:r>
-            <w:rPr>
-              <w:rFonts w:ascii="Calibri" w:hAnsi="Calibri" w:cs="Calibri"/>
-              <w:sz w:val="20"/>
-              <w:szCs w:val="20"/>
-            </w:rPr>
-            <w:t xml:space="preserve">Pengalih bahasa ID/EN dan mode terang/gelap untuk semua halaman.</w:t>
-          </w:r>
+          <w:p>
+            <w:pPr>
+              <w:spacing w:after="0" w:before="0" w:line="240" w:lineRule="auto"/>
+            </w:pPr>
+            <w:r>
+              <w:rPr>
+                <w:rFonts w:ascii="Calibri" w:hAnsi="Calibri" w:cs="Calibri"/>
+                <w:sz w:val="20"/>
+                <w:szCs w:val="20"/>
+              </w:rPr>
+              <w:t xml:space="preserve">Pengalih bahasa ID/EN dan mode terang/gelap untuk semua halaman.</w:t>
+            </w:r>
+          </w:p>
         </w:tc>
         <w:tc>
           <w:tcPr>
             <w:tcW w:w="2160" w:type="dxa"/>
           </w:tcPr>
-          <w:pPr>
-            <w:spacing w:after="0" w:before="0" w:line="240" w:lineRule="auto"/>
-          </w:pPr>
-          <w:r>
-            <w:rPr>
-              <w:rFonts w:ascii="Calibri" w:hAnsi="Calibri" w:cs="Calibri"/>
-              <w:sz w:val="20"/>
-              <w:szCs w:val="20"/>
-            </w:rPr>
-            <w:t xml:space="preserve">Semua peran</w:t>
-          </w:r>
+          <w:p>
+            <w:pPr>
+              <w:spacing w:after="0" w:before="0" w:line="240" w:lineRule="auto"/>
+            </w:pPr>
+            <w:r>
+              <w:rPr>
+                <w:rFonts w:ascii="Calibri" w:hAnsi="Calibri" w:cs="Calibri"/>
+                <w:sz w:val="20"/>
+                <w:szCs w:val="20"/>
+              </w:rPr>
+              <w:t xml:space="preserve">Semua peran</w:t>
+            </w:r>
+          </w:p>
         </w:tc>
       </w:tr>
     </w:tbl>
@@ -4138,76 +4524,84 @@
             <w:tcW w:w="3744" w:type="dxa"/>
             <w:shd w:val="clear" w:fill="047857"/>
           </w:tcPr>
-          <w:pPr>
-            <w:spacing w:after="0" w:before="0" w:line="240" w:lineRule="auto"/>
-          </w:pPr>
-          <w:r>
-            <w:rPr>
-              <w:rFonts w:ascii="Calibri" w:hAnsi="Calibri" w:cs="Calibri"/>
-              <w:b/>
-              <w:color w:val="FFFFFF"/>
-              <w:sz w:val="20"/>
-              <w:szCs w:val="20"/>
-            </w:rPr>
-            <w:t xml:space="preserve">Widget Dashboard</w:t>
-          </w:r>
+          <w:p>
+            <w:pPr>
+              <w:spacing w:after="0" w:before="0" w:line="240" w:lineRule="auto"/>
+            </w:pPr>
+            <w:r>
+              <w:rPr>
+                <w:rFonts w:ascii="Calibri" w:hAnsi="Calibri" w:cs="Calibri"/>
+                <w:b/>
+                <w:color w:val="FFFFFF"/>
+                <w:sz w:val="20"/>
+                <w:szCs w:val="20"/>
+              </w:rPr>
+              <w:t xml:space="preserve">Widget Dashboard</w:t>
+            </w:r>
+          </w:p>
         </w:tc>
         <w:tc>
           <w:tcPr>
             <w:tcW w:w="1685" w:type="dxa"/>
             <w:shd w:val="clear" w:fill="047857"/>
           </w:tcPr>
-          <w:pPr>
-            <w:spacing w:after="0" w:before="0" w:line="240" w:lineRule="auto"/>
-          </w:pPr>
-          <w:r>
-            <w:rPr>
-              <w:rFonts w:ascii="Calibri" w:hAnsi="Calibri" w:cs="Calibri"/>
-              <w:b/>
-              <w:color w:val="FFFFFF"/>
-              <w:sz w:val="20"/>
-              <w:szCs w:val="20"/>
-            </w:rPr>
-            <w:t xml:space="preserve">Manajemen</w:t>
-          </w:r>
+          <w:p>
+            <w:pPr>
+              <w:spacing w:after="0" w:before="0" w:line="240" w:lineRule="auto"/>
+            </w:pPr>
+            <w:r>
+              <w:rPr>
+                <w:rFonts w:ascii="Calibri" w:hAnsi="Calibri" w:cs="Calibri"/>
+                <w:b/>
+                <w:color w:val="FFFFFF"/>
+                <w:sz w:val="20"/>
+                <w:szCs w:val="20"/>
+              </w:rPr>
+              <w:t xml:space="preserve">Manajemen</w:t>
+            </w:r>
+          </w:p>
         </w:tc>
         <w:tc>
           <w:tcPr>
             <w:tcW w:w="1685" w:type="dxa"/>
             <w:shd w:val="clear" w:fill="047857"/>
           </w:tcPr>
-          <w:pPr>
-            <w:spacing w:after="0" w:before="0" w:line="240" w:lineRule="auto"/>
-          </w:pPr>
-          <w:r>
-            <w:rPr>
-              <w:rFonts w:ascii="Calibri" w:hAnsi="Calibri" w:cs="Calibri"/>
-              <w:b/>
-              <w:color w:val="FFFFFF"/>
-              <w:sz w:val="20"/>
-              <w:szCs w:val="20"/>
-            </w:rPr>
-            <w:t xml:space="preserve">Dokter</w:t>
-          </w:r>
+          <w:p>
+            <w:pPr>
+              <w:spacing w:after="0" w:before="0" w:line="240" w:lineRule="auto"/>
+            </w:pPr>
+            <w:r>
+              <w:rPr>
+                <w:rFonts w:ascii="Calibri" w:hAnsi="Calibri" w:cs="Calibri"/>
+                <w:b/>
+                <w:color w:val="FFFFFF"/>
+                <w:sz w:val="20"/>
+                <w:szCs w:val="20"/>
+              </w:rPr>
+              <w:t xml:space="preserve">Dokter</w:t>
+            </w:r>
+          </w:p>
         </w:tc>
         <w:tc>
           <w:tcPr>
             <w:tcW w:w="2246" w:type="dxa"/>
             <w:shd w:val="clear" w:fill="047857"/>
           </w:tcPr>
-          <w:pPr>
-            <w:spacing w:after="0" w:before="0" w:line="240" w:lineRule="auto"/>
-          </w:pPr>
-          <w:r>
-            <w:rPr>
-              <w:rFonts w:ascii="Calibri" w:hAnsi="Calibri" w:cs="Calibri"/>
-              <w:b/>
-              <w:color w:val="FFFFFF"/>
-              <w:sz w:val="20"/>
-              <w:szCs w:val="20"/>
-            </w:rPr>
-            <w:t xml:space="preserve">Perawat</w:t>
-          </w:r>
+          <w:p>
+            <w:pPr>
+              <w:spacing w:after="0" w:before="0" w:line="240" w:lineRule="auto"/>
+            </w:pPr>
+            <w:r>
+              <w:rPr>
+                <w:rFonts w:ascii="Calibri" w:hAnsi="Calibri" w:cs="Calibri"/>
+                <w:b/>
+                <w:color w:val="FFFFFF"/>
+                <w:sz w:val="20"/>
+                <w:szCs w:val="20"/>
+              </w:rPr>
+              <w:t xml:space="preserve">Perawat</w:t>
+            </w:r>
+          </w:p>
         </w:tc>
       </w:tr>
       <w:tr>
@@ -4215,33 +4609,37 @@
           <w:tcPr>
             <w:tcW w:w="3744" w:type="dxa"/>
           </w:tcPr>
-          <w:pPr>
-            <w:spacing w:after="0" w:before="0" w:line="240" w:lineRule="auto"/>
-          </w:pPr>
-          <w:r>
-            <w:rPr>
-              <w:rFonts w:ascii="Calibri" w:hAnsi="Calibri" w:cs="Calibri"/>
-              <w:sz w:val="20"/>
-              <w:szCs w:val="20"/>
-            </w:rPr>
-            <w:t xml:space="preserve">Kartu KPI pendapatan</w:t>
-          </w:r>
+          <w:p>
+            <w:pPr>
+              <w:spacing w:after="0" w:before="0" w:line="240" w:lineRule="auto"/>
+            </w:pPr>
+            <w:r>
+              <w:rPr>
+                <w:rFonts w:ascii="Calibri" w:hAnsi="Calibri" w:cs="Calibri"/>
+                <w:sz w:val="20"/>
+                <w:szCs w:val="20"/>
+              </w:rPr>
+              <w:t xml:space="preserve">Kartu KPI pendapatan</w:t>
+            </w:r>
+          </w:p>
         </w:tc>
         <w:tc>
           <w:tcPr>
             <w:tcW w:w="1685" w:type="dxa"/>
           </w:tcPr>
-          <w:pPr>
-            <w:spacing w:after="0" w:before="0" w:line="240" w:lineRule="auto"/>
-          </w:pPr>
-          <w:r>
-            <w:rPr>
-              <w:rFonts w:ascii="Calibri" w:hAnsi="Calibri" w:cs="Calibri"/>
-              <w:sz w:val="20"/>
-              <w:szCs w:val="20"/>
-            </w:rPr>
-            <w:t xml:space="preserve">Klinik</w:t>
-          </w:r>
+          <w:p>
+            <w:pPr>
+              <w:spacing w:after="0" w:before="0" w:line="240" w:lineRule="auto"/>
+            </w:pPr>
+            <w:r>
+              <w:rPr>
+                <w:rFonts w:ascii="Calibri" w:hAnsi="Calibri" w:cs="Calibri"/>
+                <w:sz w:val="20"/>
+                <w:szCs w:val="20"/>
+              </w:rPr>
+              <w:t xml:space="preserve">Klinik</w:t>
+            </w:r>
+          </w:p>
         </w:tc>
       </w:tr>
       <w:tr>
@@ -4250,34 +4648,38 @@
             <w:tcW w:w="3744" w:type="dxa"/>
             <w:shd w:val="clear" w:fill="F8FAFC"/>
           </w:tcPr>
-          <w:pPr>
-            <w:spacing w:after="0" w:before="0" w:line="240" w:lineRule="auto"/>
-          </w:pPr>
-          <w:r>
-            <w:rPr>
-              <w:rFonts w:ascii="Calibri" w:hAnsi="Calibri" w:cs="Calibri"/>
-              <w:sz w:val="20"/>
-              <w:szCs w:val="20"/>
-            </w:rPr>
-            <w:t xml:space="preserve">Kartu KPI pasien/kunjungan</w:t>
-          </w:r>
+          <w:p>
+            <w:pPr>
+              <w:spacing w:after="0" w:before="0" w:line="240" w:lineRule="auto"/>
+            </w:pPr>
+            <w:r>
+              <w:rPr>
+                <w:rFonts w:ascii="Calibri" w:hAnsi="Calibri" w:cs="Calibri"/>
+                <w:sz w:val="20"/>
+                <w:szCs w:val="20"/>
+              </w:rPr>
+              <w:t xml:space="preserve">Kartu KPI pasien/kunjungan</w:t>
+            </w:r>
+          </w:p>
         </w:tc>
         <w:tc>
           <w:tcPr>
             <w:tcW w:w="1685" w:type="dxa"/>
             <w:shd w:val="clear" w:fill="F8FAFC"/>
           </w:tcPr>
-          <w:pPr>
-            <w:spacing w:after="0" w:before="0" w:line="240" w:lineRule="auto"/>
-          </w:pPr>
-          <w:r>
-            <w:rPr>
-              <w:rFonts w:ascii="Calibri" w:hAnsi="Calibri" w:cs="Calibri"/>
-              <w:sz w:val="20"/>
-              <w:szCs w:val="20"/>
-            </w:rPr>
-            <w:t xml:space="preserve">√</w:t>
-          </w:r>
+          <w:p>
+            <w:pPr>
+              <w:spacing w:after="0" w:before="0" w:line="240" w:lineRule="auto"/>
+            </w:pPr>
+            <w:r>
+              <w:rPr>
+                <w:rFonts w:ascii="Calibri" w:hAnsi="Calibri" w:cs="Calibri"/>
+                <w:sz w:val="20"/>
+                <w:szCs w:val="20"/>
+              </w:rPr>
+              <w:t xml:space="preserve">√</w:t>
+            </w:r>
+          </w:p>
         </w:tc>
       </w:tr>
       <w:tr>
@@ -4285,33 +4687,37 @@
           <w:tcPr>
             <w:tcW w:w="3744" w:type="dxa"/>
           </w:tcPr>
-          <w:pPr>
-            <w:spacing w:after="0" w:before="0" w:line="240" w:lineRule="auto"/>
-          </w:pPr>
-          <w:r>
-            <w:rPr>
-              <w:rFonts w:ascii="Calibri" w:hAnsi="Calibri" w:cs="Calibri"/>
-              <w:sz w:val="20"/>
-              <w:szCs w:val="20"/>
-            </w:rPr>
-            <w:t xml:space="preserve">Grafik tren pendapatan</w:t>
-          </w:r>
+          <w:p>
+            <w:pPr>
+              <w:spacing w:after="0" w:before="0" w:line="240" w:lineRule="auto"/>
+            </w:pPr>
+            <w:r>
+              <w:rPr>
+                <w:rFonts w:ascii="Calibri" w:hAnsi="Calibri" w:cs="Calibri"/>
+                <w:sz w:val="20"/>
+                <w:szCs w:val="20"/>
+              </w:rPr>
+              <w:t xml:space="preserve">Grafik tren pendapatan</w:t>
+            </w:r>
+          </w:p>
         </w:tc>
         <w:tc>
           <w:tcPr>
             <w:tcW w:w="1685" w:type="dxa"/>
           </w:tcPr>
-          <w:pPr>
-            <w:spacing w:after="0" w:before="0" w:line="240" w:lineRule="auto"/>
-          </w:pPr>
-          <w:r>
-            <w:rPr>
-              <w:rFonts w:ascii="Calibri" w:hAnsi="Calibri" w:cs="Calibri"/>
-              <w:sz w:val="20"/>
-              <w:szCs w:val="20"/>
-            </w:rPr>
-            <w:t xml:space="preserve">Klinik</w:t>
-          </w:r>
+          <w:p>
+            <w:pPr>
+              <w:spacing w:after="0" w:before="0" w:line="240" w:lineRule="auto"/>
+            </w:pPr>
+            <w:r>
+              <w:rPr>
+                <w:rFonts w:ascii="Calibri" w:hAnsi="Calibri" w:cs="Calibri"/>
+                <w:sz w:val="20"/>
+                <w:szCs w:val="20"/>
+              </w:rPr>
+              <w:t xml:space="preserve">Klinik</w:t>
+            </w:r>
+          </w:p>
         </w:tc>
       </w:tr>
       <w:tr>
@@ -4320,34 +4726,38 @@
             <w:tcW w:w="3744" w:type="dxa"/>
             <w:shd w:val="clear" w:fill="F8FAFC"/>
           </w:tcPr>
-          <w:pPr>
-            <w:spacing w:after="0" w:before="0" w:line="240" w:lineRule="auto"/>
-          </w:pPr>
-          <w:r>
-            <w:rPr>
-              <w:rFonts w:ascii="Calibri" w:hAnsi="Calibri" w:cs="Calibri"/>
-              <w:sz w:val="20"/>
-              <w:szCs w:val="20"/>
-            </w:rPr>
-            <w:t xml:space="preserve">Antrian hari ini</w:t>
-          </w:r>
+          <w:p>
+            <w:pPr>
+              <w:spacing w:after="0" w:before="0" w:line="240" w:lineRule="auto"/>
+            </w:pPr>
+            <w:r>
+              <w:rPr>
+                <w:rFonts w:ascii="Calibri" w:hAnsi="Calibri" w:cs="Calibri"/>
+                <w:sz w:val="20"/>
+                <w:szCs w:val="20"/>
+              </w:rPr>
+              <w:t xml:space="preserve">Antrian hari ini</w:t>
+            </w:r>
+          </w:p>
         </w:tc>
         <w:tc>
           <w:tcPr>
             <w:tcW w:w="1685" w:type="dxa"/>
             <w:shd w:val="clear" w:fill="F8FAFC"/>
           </w:tcPr>
-          <w:pPr>
-            <w:spacing w:after="0" w:before="0" w:line="240" w:lineRule="auto"/>
-          </w:pPr>
-          <w:r>
-            <w:rPr>
-              <w:rFonts w:ascii="Calibri" w:hAnsi="Calibri" w:cs="Calibri"/>
-              <w:sz w:val="20"/>
-              <w:szCs w:val="20"/>
-            </w:rPr>
-            <w:t xml:space="preserve">√</w:t>
-          </w:r>
+          <w:p>
+            <w:pPr>
+              <w:spacing w:after="0" w:before="0" w:line="240" w:lineRule="auto"/>
+            </w:pPr>
+            <w:r>
+              <w:rPr>
+                <w:rFonts w:ascii="Calibri" w:hAnsi="Calibri" w:cs="Calibri"/>
+                <w:sz w:val="20"/>
+                <w:szCs w:val="20"/>
+              </w:rPr>
+              <w:t xml:space="preserve">√</w:t>
+            </w:r>
+          </w:p>
         </w:tc>
       </w:tr>
       <w:tr>
@@ -4355,33 +4765,37 @@
           <w:tcPr>
             <w:tcW w:w="3744" w:type="dxa"/>
           </w:tcPr>
-          <w:pPr>
-            <w:spacing w:after="0" w:before="0" w:line="240" w:lineRule="auto"/>
-          </w:pPr>
-          <w:r>
-            <w:rPr>
-              <w:rFonts w:ascii="Calibri" w:hAnsi="Calibri" w:cs="Calibri"/>
-              <w:sz w:val="20"/>
-              <w:szCs w:val="20"/>
-            </w:rPr>
-            <w:t xml:space="preserve">Metode pembayaran bulan ini</w:t>
-          </w:r>
+          <w:p>
+            <w:pPr>
+              <w:spacing w:after="0" w:before="0" w:line="240" w:lineRule="auto"/>
+            </w:pPr>
+            <w:r>
+              <w:rPr>
+                <w:rFonts w:ascii="Calibri" w:hAnsi="Calibri" w:cs="Calibri"/>
+                <w:sz w:val="20"/>
+                <w:szCs w:val="20"/>
+              </w:rPr>
+              <w:t xml:space="preserve">Metode pembayaran bulan ini</w:t>
+            </w:r>
+          </w:p>
         </w:tc>
         <w:tc>
           <w:tcPr>
             <w:tcW w:w="1685" w:type="dxa"/>
           </w:tcPr>
-          <w:pPr>
-            <w:spacing w:after="0" w:before="0" w:line="240" w:lineRule="auto"/>
-          </w:pPr>
-          <w:r>
-            <w:rPr>
-              <w:rFonts w:ascii="Calibri" w:hAnsi="Calibri" w:cs="Calibri"/>
-              <w:sz w:val="20"/>
-              <w:szCs w:val="20"/>
-            </w:rPr>
-            <w:t xml:space="preserve">√</w:t>
-          </w:r>
+          <w:p>
+            <w:pPr>
+              <w:spacing w:after="0" w:before="0" w:line="240" w:lineRule="auto"/>
+            </w:pPr>
+            <w:r>
+              <w:rPr>
+                <w:rFonts w:ascii="Calibri" w:hAnsi="Calibri" w:cs="Calibri"/>
+                <w:sz w:val="20"/>
+                <w:szCs w:val="20"/>
+              </w:rPr>
+              <w:t xml:space="preserve">√</w:t>
+            </w:r>
+          </w:p>
         </w:tc>
       </w:tr>
       <w:tr>
@@ -4390,34 +4804,38 @@
             <w:tcW w:w="3744" w:type="dxa"/>
             <w:shd w:val="clear" w:fill="F8FAFC"/>
           </w:tcPr>
-          <w:pPr>
-            <w:spacing w:after="0" w:before="0" w:line="240" w:lineRule="auto"/>
-          </w:pPr>
-          <w:r>
-            <w:rPr>
-              <w:rFonts w:ascii="Calibri" w:hAnsi="Calibri" w:cs="Calibri"/>
-              <w:sz w:val="20"/>
-              <w:szCs w:val="20"/>
-            </w:rPr>
-            <w:t xml:space="preserve">Pasien berdata belum lengkap</w:t>
-          </w:r>
+          <w:p>
+            <w:pPr>
+              <w:spacing w:after="0" w:before="0" w:line="240" w:lineRule="auto"/>
+            </w:pPr>
+            <w:r>
+              <w:rPr>
+                <w:rFonts w:ascii="Calibri" w:hAnsi="Calibri" w:cs="Calibri"/>
+                <w:sz w:val="20"/>
+                <w:szCs w:val="20"/>
+              </w:rPr>
+              <w:t xml:space="preserve">Pasien berdata belum lengkap</w:t>
+            </w:r>
+          </w:p>
         </w:tc>
         <w:tc>
           <w:tcPr>
             <w:tcW w:w="1685" w:type="dxa"/>
             <w:shd w:val="clear" w:fill="F8FAFC"/>
           </w:tcPr>
-          <w:pPr>
-            <w:spacing w:after="0" w:before="0" w:line="240" w:lineRule="auto"/>
-          </w:pPr>
-          <w:r>
-            <w:rPr>
-              <w:rFonts w:ascii="Calibri" w:hAnsi="Calibri" w:cs="Calibri"/>
-              <w:sz w:val="20"/>
-              <w:szCs w:val="20"/>
-            </w:rPr>
-            <w:t xml:space="preserve">√</w:t>
-          </w:r>
+          <w:p>
+            <w:pPr>
+              <w:spacing w:after="0" w:before="0" w:line="240" w:lineRule="auto"/>
+            </w:pPr>
+            <w:r>
+              <w:rPr>
+                <w:rFonts w:ascii="Calibri" w:hAnsi="Calibri" w:cs="Calibri"/>
+                <w:sz w:val="20"/>
+                <w:szCs w:val="20"/>
+              </w:rPr>
+              <w:t xml:space="preserve">√</w:t>
+            </w:r>
+          </w:p>
         </w:tc>
       </w:tr>
       <w:tr>
@@ -4425,33 +4843,37 @@
           <w:tcPr>
             <w:tcW w:w="3744" w:type="dxa"/>
           </w:tcPr>
-          <w:pPr>
-            <w:spacing w:after="0" w:before="0" w:line="240" w:lineRule="auto"/>
-          </w:pPr>
-          <w:r>
-            <w:rPr>
-              <w:rFonts w:ascii="Calibri" w:hAnsi="Calibri" w:cs="Calibri"/>
-              <w:sz w:val="20"/>
-              <w:szCs w:val="20"/>
-            </w:rPr>
-            <w:t xml:space="preserve">Aktivitas terbaru</w:t>
-          </w:r>
+          <w:p>
+            <w:pPr>
+              <w:spacing w:after="0" w:before="0" w:line="240" w:lineRule="auto"/>
+            </w:pPr>
+            <w:r>
+              <w:rPr>
+                <w:rFonts w:ascii="Calibri" w:hAnsi="Calibri" w:cs="Calibri"/>
+                <w:sz w:val="20"/>
+                <w:szCs w:val="20"/>
+              </w:rPr>
+              <w:t xml:space="preserve">Aktivitas terbaru</w:t>
+            </w:r>
+          </w:p>
         </w:tc>
         <w:tc>
           <w:tcPr>
             <w:tcW w:w="1685" w:type="dxa"/>
           </w:tcPr>
-          <w:pPr>
-            <w:spacing w:after="0" w:before="0" w:line="240" w:lineRule="auto"/>
-          </w:pPr>
-          <w:r>
-            <w:rPr>
-              <w:rFonts w:ascii="Calibri" w:hAnsi="Calibri" w:cs="Calibri"/>
-              <w:sz w:val="20"/>
-              <w:szCs w:val="20"/>
-            </w:rPr>
-            <w:t xml:space="preserve">Nota</w:t>
-          </w:r>
+          <w:p>
+            <w:pPr>
+              <w:spacing w:after="0" w:before="0" w:line="240" w:lineRule="auto"/>
+            </w:pPr>
+            <w:r>
+              <w:rPr>
+                <w:rFonts w:ascii="Calibri" w:hAnsi="Calibri" w:cs="Calibri"/>
+                <w:sz w:val="20"/>
+                <w:szCs w:val="20"/>
+              </w:rPr>
+              <w:t xml:space="preserve">Nota</w:t>
+            </w:r>
+          </w:p>
         </w:tc>
       </w:tr>
     </w:tbl>
@@ -4826,76 +5248,84 @@
             <w:tcW w:w="1907" w:type="dxa"/>
             <w:shd w:val="clear" w:fill="047857"/>
           </w:tcPr>
-          <w:pPr>
-            <w:spacing w:after="0" w:before="0" w:line="240" w:lineRule="auto"/>
-          </w:pPr>
-          <w:r>
-            <w:rPr>
-              <w:rFonts w:ascii="Calibri" w:hAnsi="Calibri" w:cs="Calibri"/>
-              <w:b/>
-              <w:color w:val="FFFFFF"/>
-              <w:sz w:val="20"/>
-              <w:szCs w:val="20"/>
-            </w:rPr>
-            <w:t xml:space="preserve">Resource FHIR</w:t>
-          </w:r>
+          <w:p>
+            <w:pPr>
+              <w:spacing w:after="0" w:before="0" w:line="240" w:lineRule="auto"/>
+            </w:pPr>
+            <w:r>
+              <w:rPr>
+                <w:rFonts w:ascii="Calibri" w:hAnsi="Calibri" w:cs="Calibri"/>
+                <w:b/>
+                <w:color w:val="FFFFFF"/>
+                <w:sz w:val="20"/>
+                <w:szCs w:val="20"/>
+              </w:rPr>
+              <w:t xml:space="preserve">Resource FHIR</w:t>
+            </w:r>
+          </w:p>
         </w:tc>
         <w:tc>
           <w:tcPr>
             <w:tcW w:w="1907" w:type="dxa"/>
             <w:shd w:val="clear" w:fill="047857"/>
           </w:tcPr>
-          <w:pPr>
-            <w:spacing w:after="0" w:before="0" w:line="240" w:lineRule="auto"/>
-          </w:pPr>
-          <w:r>
-            <w:rPr>
-              <w:rFonts w:ascii="Calibri" w:hAnsi="Calibri" w:cs="Calibri"/>
-              <w:b/>
-              <w:color w:val="FFFFFF"/>
-              <w:sz w:val="20"/>
-              <w:szCs w:val="20"/>
-            </w:rPr>
-            <w:t xml:space="preserve">Fungsi</w:t>
-          </w:r>
+          <w:p>
+            <w:pPr>
+              <w:spacing w:after="0" w:before="0" w:line="240" w:lineRule="auto"/>
+            </w:pPr>
+            <w:r>
+              <w:rPr>
+                <w:rFonts w:ascii="Calibri" w:hAnsi="Calibri" w:cs="Calibri"/>
+                <w:b/>
+                <w:color w:val="FFFFFF"/>
+                <w:sz w:val="20"/>
+                <w:szCs w:val="20"/>
+              </w:rPr>
+              <w:t xml:space="preserve">Fungsi</w:t>
+            </w:r>
+          </w:p>
         </w:tc>
         <w:tc>
           <w:tcPr>
             <w:tcW w:w="1040" w:type="dxa"/>
             <w:shd w:val="clear" w:fill="047857"/>
           </w:tcPr>
-          <w:pPr>
-            <w:spacing w:after="0" w:before="0" w:line="240" w:lineRule="auto"/>
-          </w:pPr>
-          <w:r>
-            <w:rPr>
-              <w:rFonts w:ascii="Calibri" w:hAnsi="Calibri" w:cs="Calibri"/>
-              <w:b/>
-              <w:color w:val="FFFFFF"/>
-              <w:sz w:val="20"/>
-              <w:szCs w:val="20"/>
-            </w:rPr>
-            <w:t xml:space="preserve">Status</w:t>
-          </w:r>
+          <w:p>
+            <w:pPr>
+              <w:spacing w:after="0" w:before="0" w:line="240" w:lineRule="auto"/>
+            </w:pPr>
+            <w:r>
+              <w:rPr>
+                <w:rFonts w:ascii="Calibri" w:hAnsi="Calibri" w:cs="Calibri"/>
+                <w:b/>
+                <w:color w:val="FFFFFF"/>
+                <w:sz w:val="20"/>
+                <w:szCs w:val="20"/>
+              </w:rPr>
+              <w:t xml:space="preserve">Status</w:t>
+            </w:r>
+          </w:p>
         </w:tc>
         <w:tc>
           <w:tcPr>
             <w:tcW w:w="4507" w:type="dxa"/>
             <w:shd w:val="clear" w:fill="047857"/>
           </w:tcPr>
-          <w:pPr>
-            <w:spacing w:after="0" w:before="0" w:line="240" w:lineRule="auto"/>
-          </w:pPr>
-          <w:r>
-            <w:rPr>
-              <w:rFonts w:ascii="Calibri" w:hAnsi="Calibri" w:cs="Calibri"/>
-              <w:b/>
-              <w:color w:val="FFFFFF"/>
-              <w:sz w:val="20"/>
-              <w:szCs w:val="20"/>
-            </w:rPr>
-            <w:t xml:space="preserve">Keterangan</w:t>
-          </w:r>
+          <w:p>
+            <w:pPr>
+              <w:spacing w:after="0" w:before="0" w:line="240" w:lineRule="auto"/>
+            </w:pPr>
+            <w:r>
+              <w:rPr>
+                <w:rFonts w:ascii="Calibri" w:hAnsi="Calibri" w:cs="Calibri"/>
+                <w:b/>
+                <w:color w:val="FFFFFF"/>
+                <w:sz w:val="20"/>
+                <w:szCs w:val="20"/>
+              </w:rPr>
+              <w:t xml:space="preserve">Keterangan</w:t>
+            </w:r>
+          </w:p>
         </w:tc>
       </w:tr>
       <w:tr>
@@ -4903,65 +5333,73 @@
           <w:tcPr>
             <w:tcW w:w="1907" w:type="dxa"/>
           </w:tcPr>
-          <w:pPr>
-            <w:spacing w:after="0" w:before="0" w:line="240" w:lineRule="auto"/>
-          </w:pPr>
-          <w:r>
-            <w:rPr>
-              <w:rFonts w:ascii="Calibri" w:hAnsi="Calibri" w:cs="Calibri"/>
-              <w:sz w:val="20"/>
-              <w:szCs w:val="20"/>
-            </w:rPr>
-            <w:t xml:space="preserve">Patient</w:t>
-          </w:r>
+          <w:p>
+            <w:pPr>
+              <w:spacing w:after="0" w:before="0" w:line="240" w:lineRule="auto"/>
+            </w:pPr>
+            <w:r>
+              <w:rPr>
+                <w:rFonts w:ascii="Calibri" w:hAnsi="Calibri" w:cs="Calibri"/>
+                <w:sz w:val="20"/>
+                <w:szCs w:val="20"/>
+              </w:rPr>
+              <w:t xml:space="preserve">Patient</w:t>
+            </w:r>
+          </w:p>
         </w:tc>
         <w:tc>
           <w:tcPr>
             <w:tcW w:w="1907" w:type="dxa"/>
           </w:tcPr>
-          <w:pPr>
-            <w:spacing w:after="0" w:before="0" w:line="240" w:lineRule="auto"/>
-          </w:pPr>
-          <w:r>
-            <w:rPr>
-              <w:rFonts w:ascii="Calibri" w:hAnsi="Calibri" w:cs="Calibri"/>
-              <w:sz w:val="20"/>
-              <w:szCs w:val="20"/>
-            </w:rPr>
-            <w:t xml:space="preserve">Demografi &amp; identitas pasien (NIK, IHS).</w:t>
-          </w:r>
+          <w:p>
+            <w:pPr>
+              <w:spacing w:after="0" w:before="0" w:line="240" w:lineRule="auto"/>
+            </w:pPr>
+            <w:r>
+              <w:rPr>
+                <w:rFonts w:ascii="Calibri" w:hAnsi="Calibri" w:cs="Calibri"/>
+                <w:sz w:val="20"/>
+                <w:szCs w:val="20"/>
+              </w:rPr>
+              <w:t xml:space="preserve">Demografi &amp; identitas pasien (NIK, IHS).</w:t>
+            </w:r>
+          </w:p>
         </w:tc>
         <w:tc>
           <w:tcPr>
             <w:tcW w:w="1040" w:type="dxa"/>
           </w:tcPr>
-          <w:pPr>
-            <w:spacing w:after="0" w:before="0" w:line="240" w:lineRule="auto"/>
-          </w:pPr>
-          <w:r>
-            <w:rPr>
-              <w:rFonts w:ascii="Calibri" w:hAnsi="Calibri" w:cs="Calibri"/>
-              <w:sz w:val="20"/>
-              <w:szCs w:val="20"/>
-            </w:rPr>
-            <w:t xml:space="preserve">SUDAH</w:t>
-          </w:r>
+          <w:p>
+            <w:pPr>
+              <w:spacing w:after="0" w:before="0" w:line="240" w:lineRule="auto"/>
+            </w:pPr>
+            <w:r>
+              <w:rPr>
+                <w:rFonts w:ascii="Calibri" w:hAnsi="Calibri" w:cs="Calibri"/>
+                <w:sz w:val="20"/>
+                <w:szCs w:val="20"/>
+              </w:rPr>
+              <w:t xml:space="preserve">SUDAH</w:t>
+            </w:r>
+          </w:p>
         </w:tc>
         <w:tc>
           <w:tcPr>
             <w:tcW w:w="4507" w:type="dxa"/>
           </w:tcPr>
-          <w:pPr>
-            <w:spacing w:after="0" w:before="0" w:line="240" w:lineRule="auto"/>
-          </w:pPr>
-          <w:r>
-            <w:rPr>
-              <w:rFonts w:ascii="Calibri" w:hAnsi="Calibri" w:cs="Calibri"/>
-              <w:sz w:val="20"/>
-              <w:szCs w:val="20"/>
-            </w:rPr>
-            <w:t xml:space="preserve">Tervalidasi NIK 16 digit; IHS tersimpan balik ke pasien (MPI).</w:t>
-          </w:r>
+          <w:p>
+            <w:pPr>
+              <w:spacing w:after="0" w:before="0" w:line="240" w:lineRule="auto"/>
+            </w:pPr>
+            <w:r>
+              <w:rPr>
+                <w:rFonts w:ascii="Calibri" w:hAnsi="Calibri" w:cs="Calibri"/>
+                <w:sz w:val="20"/>
+                <w:szCs w:val="20"/>
+              </w:rPr>
+              <w:t xml:space="preserve">Tervalidasi NIK 16 digit; IHS tersimpan balik ke pasien (MPI).</w:t>
+            </w:r>
+          </w:p>
         </w:tc>
       </w:tr>
       <w:tr>
@@ -4970,68 +5408,76 @@
             <w:tcW w:w="1907" w:type="dxa"/>
             <w:shd w:val="clear" w:fill="F8FAFC"/>
           </w:tcPr>
-          <w:pPr>
-            <w:spacing w:after="0" w:before="0" w:line="240" w:lineRule="auto"/>
-          </w:pPr>
-          <w:r>
-            <w:rPr>
-              <w:rFonts w:ascii="Calibri" w:hAnsi="Calibri" w:cs="Calibri"/>
-              <w:sz w:val="20"/>
-              <w:szCs w:val="20"/>
-            </w:rPr>
-            <w:t xml:space="preserve">Encounter</w:t>
-          </w:r>
+          <w:p>
+            <w:pPr>
+              <w:spacing w:after="0" w:before="0" w:line="240" w:lineRule="auto"/>
+            </w:pPr>
+            <w:r>
+              <w:rPr>
+                <w:rFonts w:ascii="Calibri" w:hAnsi="Calibri" w:cs="Calibri"/>
+                <w:sz w:val="20"/>
+                <w:szCs w:val="20"/>
+              </w:rPr>
+              <w:t xml:space="preserve">Encounter</w:t>
+            </w:r>
+          </w:p>
         </w:tc>
         <w:tc>
           <w:tcPr>
             <w:tcW w:w="1907" w:type="dxa"/>
             <w:shd w:val="clear" w:fill="F8FAFC"/>
           </w:tcPr>
-          <w:pPr>
-            <w:spacing w:after="0" w:before="0" w:line="240" w:lineRule="auto"/>
-          </w:pPr>
-          <w:r>
-            <w:rPr>
-              <w:rFonts w:ascii="Calibri" w:hAnsi="Calibri" w:cs="Calibri"/>
-              <w:sz w:val="20"/>
-              <w:szCs w:val="20"/>
-            </w:rPr>
-            <w:t xml:space="preserve">Kunjungan/rawat jalan.</w:t>
-          </w:r>
+          <w:p>
+            <w:pPr>
+              <w:spacing w:after="0" w:before="0" w:line="240" w:lineRule="auto"/>
+            </w:pPr>
+            <w:r>
+              <w:rPr>
+                <w:rFonts w:ascii="Calibri" w:hAnsi="Calibri" w:cs="Calibri"/>
+                <w:sz w:val="20"/>
+                <w:szCs w:val="20"/>
+              </w:rPr>
+              <w:t xml:space="preserve">Kunjungan/rawat jalan.</w:t>
+            </w:r>
+          </w:p>
         </w:tc>
         <w:tc>
           <w:tcPr>
             <w:tcW w:w="1040" w:type="dxa"/>
             <w:shd w:val="clear" w:fill="F8FAFC"/>
           </w:tcPr>
-          <w:pPr>
-            <w:spacing w:after="0" w:before="0" w:line="240" w:lineRule="auto"/>
-          </w:pPr>
-          <w:r>
-            <w:rPr>
-              <w:rFonts w:ascii="Calibri" w:hAnsi="Calibri" w:cs="Calibri"/>
-              <w:sz w:val="20"/>
-              <w:szCs w:val="20"/>
-            </w:rPr>
-            <w:t xml:space="preserve">SUDAH</w:t>
-          </w:r>
+          <w:p>
+            <w:pPr>
+              <w:spacing w:after="0" w:before="0" w:line="240" w:lineRule="auto"/>
+            </w:pPr>
+            <w:r>
+              <w:rPr>
+                <w:rFonts w:ascii="Calibri" w:hAnsi="Calibri" w:cs="Calibri"/>
+                <w:sz w:val="20"/>
+                <w:szCs w:val="20"/>
+              </w:rPr>
+              <w:t xml:space="preserve">SUDAH</w:t>
+            </w:r>
+          </w:p>
         </w:tc>
         <w:tc>
           <w:tcPr>
             <w:tcW w:w="4507" w:type="dxa"/>
             <w:shd w:val="clear" w:fill="F8FAFC"/>
           </w:tcPr>
-          <w:pPr>
-            <w:spacing w:after="0" w:before="0" w:line="240" w:lineRule="auto"/>
-          </w:pPr>
-          <w:r>
-            <w:rPr>
-              <w:rFonts w:ascii="Calibri" w:hAnsi="Calibri" w:cs="Calibri"/>
-              <w:sz w:val="20"/>
-              <w:szCs w:val="20"/>
-            </w:rPr>
-            <w:t xml:space="preserve">Terhubung pasien, dokter, dan waktu kunjungan.</w:t>
-          </w:r>
+          <w:p>
+            <w:pPr>
+              <w:spacing w:after="0" w:before="0" w:line="240" w:lineRule="auto"/>
+            </w:pPr>
+            <w:r>
+              <w:rPr>
+                <w:rFonts w:ascii="Calibri" w:hAnsi="Calibri" w:cs="Calibri"/>
+                <w:sz w:val="20"/>
+                <w:szCs w:val="20"/>
+              </w:rPr>
+              <w:t xml:space="preserve">Terhubung pasien, dokter, dan waktu kunjungan.</w:t>
+            </w:r>
+          </w:p>
         </w:tc>
       </w:tr>
       <w:tr>
@@ -5039,65 +5485,73 @@
           <w:tcPr>
             <w:tcW w:w="1907" w:type="dxa"/>
           </w:tcPr>
-          <w:pPr>
-            <w:spacing w:after="0" w:before="0" w:line="240" w:lineRule="auto"/>
-          </w:pPr>
-          <w:r>
-            <w:rPr>
-              <w:rFonts w:ascii="Calibri" w:hAnsi="Calibri" w:cs="Calibri"/>
-              <w:sz w:val="20"/>
-              <w:szCs w:val="20"/>
-            </w:rPr>
-            <w:t xml:space="preserve">Condition</w:t>
-          </w:r>
+          <w:p>
+            <w:pPr>
+              <w:spacing w:after="0" w:before="0" w:line="240" w:lineRule="auto"/>
+            </w:pPr>
+            <w:r>
+              <w:rPr>
+                <w:rFonts w:ascii="Calibri" w:hAnsi="Calibri" w:cs="Calibri"/>
+                <w:sz w:val="20"/>
+                <w:szCs w:val="20"/>
+              </w:rPr>
+              <w:t xml:space="preserve">Condition</w:t>
+            </w:r>
+          </w:p>
         </w:tc>
         <w:tc>
           <w:tcPr>
             <w:tcW w:w="1907" w:type="dxa"/>
           </w:tcPr>
-          <w:pPr>
-            <w:spacing w:after="0" w:before="0" w:line="240" w:lineRule="auto"/>
-          </w:pPr>
-          <w:r>
-            <w:rPr>
-              <w:rFonts w:ascii="Calibri" w:hAnsi="Calibri" w:cs="Calibri"/>
-              <w:sz w:val="20"/>
-              <w:szCs w:val="20"/>
-            </w:rPr>
-            <w:t xml:space="preserve">Diagnosis ICD-10.</w:t>
-          </w:r>
+          <w:p>
+            <w:pPr>
+              <w:spacing w:after="0" w:before="0" w:line="240" w:lineRule="auto"/>
+            </w:pPr>
+            <w:r>
+              <w:rPr>
+                <w:rFonts w:ascii="Calibri" w:hAnsi="Calibri" w:cs="Calibri"/>
+                <w:sz w:val="20"/>
+                <w:szCs w:val="20"/>
+              </w:rPr>
+              <w:t xml:space="preserve">Diagnosis ICD-10.</w:t>
+            </w:r>
+          </w:p>
         </w:tc>
         <w:tc>
           <w:tcPr>
             <w:tcW w:w="1040" w:type="dxa"/>
           </w:tcPr>
-          <w:pPr>
-            <w:spacing w:after="0" w:before="0" w:line="240" w:lineRule="auto"/>
-          </w:pPr>
-          <w:r>
-            <w:rPr>
-              <w:rFonts w:ascii="Calibri" w:hAnsi="Calibri" w:cs="Calibri"/>
-              <w:sz w:val="20"/>
-              <w:szCs w:val="20"/>
-            </w:rPr>
-            <w:t xml:space="preserve">SUDAH</w:t>
-          </w:r>
+          <w:p>
+            <w:pPr>
+              <w:spacing w:after="0" w:before="0" w:line="240" w:lineRule="auto"/>
+            </w:pPr>
+            <w:r>
+              <w:rPr>
+                <w:rFonts w:ascii="Calibri" w:hAnsi="Calibri" w:cs="Calibri"/>
+                <w:sz w:val="20"/>
+                <w:szCs w:val="20"/>
+              </w:rPr>
+              <w:t xml:space="preserve">SUDAH</w:t>
+            </w:r>
+          </w:p>
         </w:tc>
         <w:tc>
           <w:tcPr>
             <w:tcW w:w="4507" w:type="dxa"/>
           </w:tcPr>
-          <w:pPr>
-            <w:spacing w:after="0" w:before="0" w:line="240" w:lineRule="auto"/>
-          </w:pPr>
-          <w:r>
-            <w:rPr>
-              <w:rFonts w:ascii="Calibri" w:hAnsi="Calibri" w:cs="Calibri"/>
-              <w:sz w:val="20"/>
-              <w:szCs w:val="20"/>
-            </w:rPr>
-            <w:t xml:space="preserve">Hanya kode ICD-10 valid yang dikirim; lainnya dilewati dengan log.</w:t>
-          </w:r>
+          <w:p>
+            <w:pPr>
+              <w:spacing w:after="0" w:before="0" w:line="240" w:lineRule="auto"/>
+            </w:pPr>
+            <w:r>
+              <w:rPr>
+                <w:rFonts w:ascii="Calibri" w:hAnsi="Calibri" w:cs="Calibri"/>
+                <w:sz w:val="20"/>
+                <w:szCs w:val="20"/>
+              </w:rPr>
+              <w:t xml:space="preserve">Hanya kode ICD-10 valid yang dikirim; lainnya dilewati dengan log.</w:t>
+            </w:r>
+          </w:p>
         </w:tc>
       </w:tr>
       <w:tr>
@@ -5106,68 +5560,76 @@
             <w:tcW w:w="1907" w:type="dxa"/>
             <w:shd w:val="clear" w:fill="F8FAFC"/>
           </w:tcPr>
-          <w:pPr>
-            <w:spacing w:after="0" w:before="0" w:line="240" w:lineRule="auto"/>
-          </w:pPr>
-          <w:r>
-            <w:rPr>
-              <w:rFonts w:ascii="Calibri" w:hAnsi="Calibri" w:cs="Calibri"/>
-              <w:sz w:val="20"/>
-              <w:szCs w:val="20"/>
-            </w:rPr>
-            <w:t xml:space="preserve">Procedure</w:t>
-          </w:r>
+          <w:p>
+            <w:pPr>
+              <w:spacing w:after="0" w:before="0" w:line="240" w:lineRule="auto"/>
+            </w:pPr>
+            <w:r>
+              <w:rPr>
+                <w:rFonts w:ascii="Calibri" w:hAnsi="Calibri" w:cs="Calibri"/>
+                <w:sz w:val="20"/>
+                <w:szCs w:val="20"/>
+              </w:rPr>
+              <w:t xml:space="preserve">Procedure</w:t>
+            </w:r>
+          </w:p>
         </w:tc>
         <w:tc>
           <w:tcPr>
             <w:tcW w:w="1907" w:type="dxa"/>
             <w:shd w:val="clear" w:fill="F8FAFC"/>
           </w:tcPr>
-          <w:pPr>
-            <w:spacing w:after="0" w:before="0" w:line="240" w:lineRule="auto"/>
-          </w:pPr>
-          <w:r>
-            <w:rPr>
-              <w:rFonts w:ascii="Calibri" w:hAnsi="Calibri" w:cs="Calibri"/>
-              <w:sz w:val="20"/>
-              <w:szCs w:val="20"/>
-            </w:rPr>
-            <w:t xml:space="preserve">Tindakan ICD-9-CM.</w:t>
-          </w:r>
+          <w:p>
+            <w:pPr>
+              <w:spacing w:after="0" w:before="0" w:line="240" w:lineRule="auto"/>
+            </w:pPr>
+            <w:r>
+              <w:rPr>
+                <w:rFonts w:ascii="Calibri" w:hAnsi="Calibri" w:cs="Calibri"/>
+                <w:sz w:val="20"/>
+                <w:szCs w:val="20"/>
+              </w:rPr>
+              <w:t xml:space="preserve">Tindakan ICD-9-CM.</w:t>
+            </w:r>
+          </w:p>
         </w:tc>
         <w:tc>
           <w:tcPr>
             <w:tcW w:w="1040" w:type="dxa"/>
             <w:shd w:val="clear" w:fill="F8FAFC"/>
           </w:tcPr>
-          <w:pPr>
-            <w:spacing w:after="0" w:before="0" w:line="240" w:lineRule="auto"/>
-          </w:pPr>
-          <w:r>
-            <w:rPr>
-              <w:rFonts w:ascii="Calibri" w:hAnsi="Calibri" w:cs="Calibri"/>
-              <w:sz w:val="20"/>
-              <w:szCs w:val="20"/>
-            </w:rPr>
-            <w:t xml:space="preserve">SUDAH</w:t>
-          </w:r>
+          <w:p>
+            <w:pPr>
+              <w:spacing w:after="0" w:before="0" w:line="240" w:lineRule="auto"/>
+            </w:pPr>
+            <w:r>
+              <w:rPr>
+                <w:rFonts w:ascii="Calibri" w:hAnsi="Calibri" w:cs="Calibri"/>
+                <w:sz w:val="20"/>
+                <w:szCs w:val="20"/>
+              </w:rPr>
+              <w:t xml:space="preserve">SUDAH</w:t>
+            </w:r>
+          </w:p>
         </w:tc>
         <w:tc>
           <w:tcPr>
             <w:tcW w:w="4507" w:type="dxa"/>
             <w:shd w:val="clear" w:fill="F8FAFC"/>
           </w:tcPr>
-          <w:pPr>
-            <w:spacing w:after="0" w:before="0" w:line="240" w:lineRule="auto"/>
-          </w:pPr>
-          <w:r>
-            <w:rPr>
-              <w:rFonts w:ascii="Calibri" w:hAnsi="Calibri" w:cs="Calibri"/>
-              <w:sz w:val="20"/>
-              <w:szCs w:val="20"/>
-            </w:rPr>
-            <w:t xml:space="preserve">Termasuk pemetaan gigi FDI ke SNOMED CT.</w:t>
-          </w:r>
+          <w:p>
+            <w:pPr>
+              <w:spacing w:after="0" w:before="0" w:line="240" w:lineRule="auto"/>
+            </w:pPr>
+            <w:r>
+              <w:rPr>
+                <w:rFonts w:ascii="Calibri" w:hAnsi="Calibri" w:cs="Calibri"/>
+                <w:sz w:val="20"/>
+                <w:szCs w:val="20"/>
+              </w:rPr>
+              <w:t xml:space="preserve">Termasuk pemetaan gigi FDI ke SNOMED CT.</w:t>
+            </w:r>
+          </w:p>
         </w:tc>
       </w:tr>
       <w:tr>
@@ -5175,65 +5637,73 @@
           <w:tcPr>
             <w:tcW w:w="1907" w:type="dxa"/>
           </w:tcPr>
-          <w:pPr>
-            <w:spacing w:after="0" w:before="0" w:line="240" w:lineRule="auto"/>
-          </w:pPr>
-          <w:r>
-            <w:rPr>
-              <w:rFonts w:ascii="Calibri" w:hAnsi="Calibri" w:cs="Calibri"/>
-              <w:sz w:val="20"/>
-              <w:szCs w:val="20"/>
-            </w:rPr>
-            <w:t xml:space="preserve">Observation</w:t>
-          </w:r>
+          <w:p>
+            <w:pPr>
+              <w:spacing w:after="0" w:before="0" w:line="240" w:lineRule="auto"/>
+            </w:pPr>
+            <w:r>
+              <w:rPr>
+                <w:rFonts w:ascii="Calibri" w:hAnsi="Calibri" w:cs="Calibri"/>
+                <w:sz w:val="20"/>
+                <w:szCs w:val="20"/>
+              </w:rPr>
+              <w:t xml:space="preserve">Observation</w:t>
+            </w:r>
+          </w:p>
         </w:tc>
         <w:tc>
           <w:tcPr>
             <w:tcW w:w="1907" w:type="dxa"/>
           </w:tcPr>
-          <w:pPr>
-            <w:spacing w:after="0" w:before="0" w:line="240" w:lineRule="auto"/>
-          </w:pPr>
-          <w:r>
-            <w:rPr>
-              <w:rFonts w:ascii="Calibri" w:hAnsi="Calibri" w:cs="Calibri"/>
-              <w:sz w:val="20"/>
-              <w:szCs w:val="20"/>
-            </w:rPr>
-            <w:t xml:space="preserve">Pengukuran klinis (LOINC).</w:t>
-          </w:r>
+          <w:p>
+            <w:pPr>
+              <w:spacing w:after="0" w:before="0" w:line="240" w:lineRule="auto"/>
+            </w:pPr>
+            <w:r>
+              <w:rPr>
+                <w:rFonts w:ascii="Calibri" w:hAnsi="Calibri" w:cs="Calibri"/>
+                <w:sz w:val="20"/>
+                <w:szCs w:val="20"/>
+              </w:rPr>
+              <w:t xml:space="preserve">Pengukuran klinis (LOINC).</w:t>
+            </w:r>
+          </w:p>
         </w:tc>
         <w:tc>
           <w:tcPr>
             <w:tcW w:w="1040" w:type="dxa"/>
           </w:tcPr>
-          <w:pPr>
-            <w:spacing w:after="0" w:before="0" w:line="240" w:lineRule="auto"/>
-          </w:pPr>
-          <w:r>
-            <w:rPr>
-              <w:rFonts w:ascii="Calibri" w:hAnsi="Calibri" w:cs="Calibri"/>
-              <w:sz w:val="20"/>
-              <w:szCs w:val="20"/>
-            </w:rPr>
-            <w:t xml:space="preserve">PARSIAL</w:t>
-          </w:r>
+          <w:p>
+            <w:pPr>
+              <w:spacing w:after="0" w:before="0" w:line="240" w:lineRule="auto"/>
+            </w:pPr>
+            <w:r>
+              <w:rPr>
+                <w:rFonts w:ascii="Calibri" w:hAnsi="Calibri" w:cs="Calibri"/>
+                <w:sz w:val="20"/>
+                <w:szCs w:val="20"/>
+              </w:rPr>
+              <w:t xml:space="preserve">PARSIAL</w:t>
+            </w:r>
+          </w:p>
         </w:tc>
         <w:tc>
           <w:tcPr>
             <w:tcW w:w="4507" w:type="dxa"/>
           </w:tcPr>
-          <w:pPr>
-            <w:spacing w:after="0" w:before="0" w:line="240" w:lineRule="auto"/>
-          </w:pPr>
-          <w:r>
-            <w:rPr>
-              <w:rFonts w:ascii="Calibri" w:hAnsi="Calibri" w:cs="Calibri"/>
-              <w:sz w:val="20"/>
-              <w:szCs w:val="20"/>
-            </w:rPr>
-            <w:t xml:space="preserve">Baru tekanan darah (8480-6/8462-4). Nadi, suhu, respirasi, kehamilan belum.</w:t>
-          </w:r>
+          <w:p>
+            <w:pPr>
+              <w:spacing w:after="0" w:before="0" w:line="240" w:lineRule="auto"/>
+            </w:pPr>
+            <w:r>
+              <w:rPr>
+                <w:rFonts w:ascii="Calibri" w:hAnsi="Calibri" w:cs="Calibri"/>
+                <w:sz w:val="20"/>
+                <w:szCs w:val="20"/>
+              </w:rPr>
+              <w:t xml:space="preserve">Baru tekanan darah (8480-6/8462-4). Nadi, suhu, respirasi, kehamilan belum.</w:t>
+            </w:r>
+          </w:p>
         </w:tc>
       </w:tr>
       <w:tr>
@@ -5242,68 +5712,76 @@
             <w:tcW w:w="1907" w:type="dxa"/>
             <w:shd w:val="clear" w:fill="F8FAFC"/>
           </w:tcPr>
-          <w:pPr>
-            <w:spacing w:after="0" w:before="0" w:line="240" w:lineRule="auto"/>
-          </w:pPr>
-          <w:r>
-            <w:rPr>
-              <w:rFonts w:ascii="Calibri" w:hAnsi="Calibri" w:cs="Calibri"/>
-              <w:sz w:val="20"/>
-              <w:szCs w:val="20"/>
-            </w:rPr>
-            <w:t xml:space="preserve">MedicationRequest</w:t>
-          </w:r>
+          <w:p>
+            <w:pPr>
+              <w:spacing w:after="0" w:before="0" w:line="240" w:lineRule="auto"/>
+            </w:pPr>
+            <w:r>
+              <w:rPr>
+                <w:rFonts w:ascii="Calibri" w:hAnsi="Calibri" w:cs="Calibri"/>
+                <w:sz w:val="20"/>
+                <w:szCs w:val="20"/>
+              </w:rPr>
+              <w:t xml:space="preserve">MedicationRequest</w:t>
+            </w:r>
+          </w:p>
         </w:tc>
         <w:tc>
           <w:tcPr>
             <w:tcW w:w="1907" w:type="dxa"/>
             <w:shd w:val="clear" w:fill="F8FAFC"/>
           </w:tcPr>
-          <w:pPr>
-            <w:spacing w:after="0" w:before="0" w:line="240" w:lineRule="auto"/>
-          </w:pPr>
-          <w:r>
-            <w:rPr>
-              <w:rFonts w:ascii="Calibri" w:hAnsi="Calibri" w:cs="Calibri"/>
-              <w:sz w:val="20"/>
-              <w:szCs w:val="20"/>
-            </w:rPr>
-            <w:t xml:space="preserve">Resep obat.</w:t>
-          </w:r>
+          <w:p>
+            <w:pPr>
+              <w:spacing w:after="0" w:before="0" w:line="240" w:lineRule="auto"/>
+            </w:pPr>
+            <w:r>
+              <w:rPr>
+                <w:rFonts w:ascii="Calibri" w:hAnsi="Calibri" w:cs="Calibri"/>
+                <w:sz w:val="20"/>
+                <w:szCs w:val="20"/>
+              </w:rPr>
+              <w:t xml:space="preserve">Resep obat.</w:t>
+            </w:r>
+          </w:p>
         </w:tc>
         <w:tc>
           <w:tcPr>
             <w:tcW w:w="1040" w:type="dxa"/>
             <w:shd w:val="clear" w:fill="F8FAFC"/>
           </w:tcPr>
-          <w:pPr>
-            <w:spacing w:after="0" w:before="0" w:line="240" w:lineRule="auto"/>
-          </w:pPr>
-          <w:r>
-            <w:rPr>
-              <w:rFonts w:ascii="Calibri" w:hAnsi="Calibri" w:cs="Calibri"/>
-              <w:sz w:val="20"/>
-              <w:szCs w:val="20"/>
-            </w:rPr>
-            <w:t xml:space="preserve">BELUM</w:t>
-          </w:r>
+          <w:p>
+            <w:pPr>
+              <w:spacing w:after="0" w:before="0" w:line="240" w:lineRule="auto"/>
+            </w:pPr>
+            <w:r>
+              <w:rPr>
+                <w:rFonts w:ascii="Calibri" w:hAnsi="Calibri" w:cs="Calibri"/>
+                <w:sz w:val="20"/>
+                <w:szCs w:val="20"/>
+              </w:rPr>
+              <w:t xml:space="preserve">BELUM</w:t>
+            </w:r>
+          </w:p>
         </w:tc>
         <w:tc>
           <w:tcPr>
             <w:tcW w:w="4507" w:type="dxa"/>
             <w:shd w:val="clear" w:fill="F8FAFC"/>
           </w:tcPr>
-          <w:pPr>
-            <w:spacing w:after="0" w:before="0" w:line="240" w:lineRule="auto"/>
-          </w:pPr>
-          <w:r>
-            <w:rPr>
-              <w:rFonts w:ascii="Calibri" w:hAnsi="Calibri" w:cs="Calibri"/>
-              <w:sz w:val="20"/>
-              <w:szCs w:val="20"/>
-            </w:rPr>
-            <w:t xml:space="preserve">Resep &amp; kode KFA sudah ada di sistem lokal, belum dikirim ke SATUSEHAT.</w:t>
-          </w:r>
+          <w:p>
+            <w:pPr>
+              <w:spacing w:after="0" w:before="0" w:line="240" w:lineRule="auto"/>
+            </w:pPr>
+            <w:r>
+              <w:rPr>
+                <w:rFonts w:ascii="Calibri" w:hAnsi="Calibri" w:cs="Calibri"/>
+                <w:sz w:val="20"/>
+                <w:szCs w:val="20"/>
+              </w:rPr>
+              <w:t xml:space="preserve">Resep &amp; kode KFA sudah ada di sistem lokal, belum dikirim ke SATUSEHAT.</w:t>
+            </w:r>
+          </w:p>
         </w:tc>
       </w:tr>
       <w:tr>
@@ -5311,65 +5789,73 @@
           <w:tcPr>
             <w:tcW w:w="1907" w:type="dxa"/>
           </w:tcPr>
-          <w:pPr>
-            <w:spacing w:after="0" w:before="0" w:line="240" w:lineRule="auto"/>
-          </w:pPr>
-          <w:r>
-            <w:rPr>
-              <w:rFonts w:ascii="Calibri" w:hAnsi="Calibri" w:cs="Calibri"/>
-              <w:sz w:val="20"/>
-              <w:szCs w:val="20"/>
-            </w:rPr>
-            <w:t xml:space="preserve">Practitioner</w:t>
-          </w:r>
+          <w:p>
+            <w:pPr>
+              <w:spacing w:after="0" w:before="0" w:line="240" w:lineRule="auto"/>
+            </w:pPr>
+            <w:r>
+              <w:rPr>
+                <w:rFonts w:ascii="Calibri" w:hAnsi="Calibri" w:cs="Calibri"/>
+                <w:sz w:val="20"/>
+                <w:szCs w:val="20"/>
+              </w:rPr>
+              <w:t xml:space="preserve">Practitioner</w:t>
+            </w:r>
+          </w:p>
         </w:tc>
         <w:tc>
           <w:tcPr>
             <w:tcW w:w="1907" w:type="dxa"/>
           </w:tcPr>
-          <w:pPr>
-            <w:spacing w:after="0" w:before="0" w:line="240" w:lineRule="auto"/>
-          </w:pPr>
-          <w:r>
-            <w:rPr>
-              <w:rFonts w:ascii="Calibri" w:hAnsi="Calibri" w:cs="Calibri"/>
-              <w:sz w:val="20"/>
-              <w:szCs w:val="20"/>
-            </w:rPr>
-            <w:t xml:space="preserve">Dokter/nakes (IHS).</w:t>
-          </w:r>
+          <w:p>
+            <w:pPr>
+              <w:spacing w:after="0" w:before="0" w:line="240" w:lineRule="auto"/>
+            </w:pPr>
+            <w:r>
+              <w:rPr>
+                <w:rFonts w:ascii="Calibri" w:hAnsi="Calibri" w:cs="Calibri"/>
+                <w:sz w:val="20"/>
+                <w:szCs w:val="20"/>
+              </w:rPr>
+              <w:t xml:space="preserve">Dokter/nakes (IHS).</w:t>
+            </w:r>
+          </w:p>
         </w:tc>
         <w:tc>
           <w:tcPr>
             <w:tcW w:w="1040" w:type="dxa"/>
           </w:tcPr>
-          <w:pPr>
-            <w:spacing w:after="0" w:before="0" w:line="240" w:lineRule="auto"/>
-          </w:pPr>
-          <w:r>
-            <w:rPr>
-              <w:rFonts w:ascii="Calibri" w:hAnsi="Calibri" w:cs="Calibri"/>
-              <w:sz w:val="20"/>
-              <w:szCs w:val="20"/>
-            </w:rPr>
-            <w:t xml:space="preserve">PARSIAL</w:t>
-          </w:r>
+          <w:p>
+            <w:pPr>
+              <w:spacing w:after="0" w:before="0" w:line="240" w:lineRule="auto"/>
+            </w:pPr>
+            <w:r>
+              <w:rPr>
+                <w:rFonts w:ascii="Calibri" w:hAnsi="Calibri" w:cs="Calibri"/>
+                <w:sz w:val="20"/>
+                <w:szCs w:val="20"/>
+              </w:rPr>
+              <w:t xml:space="preserve">PARSIAL</w:t>
+            </w:r>
+          </w:p>
         </w:tc>
         <w:tc>
           <w:tcPr>
             <w:tcW w:w="4507" w:type="dxa"/>
           </w:tcPr>
-          <w:pPr>
-            <w:spacing w:after="0" w:before="0" w:line="240" w:lineRule="auto"/>
-          </w:pPr>
-          <w:r>
-            <w:rPr>
-              <w:rFonts w:ascii="Calibri" w:hAnsi="Calibri" w:cs="Calibri"/>
-              <w:sz w:val="20"/>
-              <w:szCs w:val="20"/>
-            </w:rPr>
-            <w:t xml:space="preserve">IHS dokter dipakai sebagai referensi, belum ada sinkronisasi/lookup otomatis.</w:t>
-          </w:r>
+          <w:p>
+            <w:pPr>
+              <w:spacing w:after="0" w:before="0" w:line="240" w:lineRule="auto"/>
+            </w:pPr>
+            <w:r>
+              <w:rPr>
+                <w:rFonts w:ascii="Calibri" w:hAnsi="Calibri" w:cs="Calibri"/>
+                <w:sz w:val="20"/>
+                <w:szCs w:val="20"/>
+              </w:rPr>
+              <w:t xml:space="preserve">IHS dokter dipakai sebagai referensi, belum ada sinkronisasi/lookup otomatis.</w:t>
+            </w:r>
+          </w:p>
         </w:tc>
       </w:tr>
       <w:tr>
@@ -5378,68 +5864,76 @@
             <w:tcW w:w="1907" w:type="dxa"/>
             <w:shd w:val="clear" w:fill="F8FAFC"/>
           </w:tcPr>
-          <w:pPr>
-            <w:spacing w:after="0" w:before="0" w:line="240" w:lineRule="auto"/>
-          </w:pPr>
-          <w:r>
-            <w:rPr>
-              <w:rFonts w:ascii="Calibri" w:hAnsi="Calibri" w:cs="Calibri"/>
-              <w:sz w:val="20"/>
-              <w:szCs w:val="20"/>
-            </w:rPr>
-            <w:t xml:space="preserve">Organization / Location</w:t>
-          </w:r>
+          <w:p>
+            <w:pPr>
+              <w:spacing w:after="0" w:before="0" w:line="240" w:lineRule="auto"/>
+            </w:pPr>
+            <w:r>
+              <w:rPr>
+                <w:rFonts w:ascii="Calibri" w:hAnsi="Calibri" w:cs="Calibri"/>
+                <w:sz w:val="20"/>
+                <w:szCs w:val="20"/>
+              </w:rPr>
+              <w:t xml:space="preserve">Organization / Location</w:t>
+            </w:r>
+          </w:p>
         </w:tc>
         <w:tc>
           <w:tcPr>
             <w:tcW w:w="1907" w:type="dxa"/>
             <w:shd w:val="clear" w:fill="F8FAFC"/>
           </w:tcPr>
-          <w:pPr>
-            <w:spacing w:after="0" w:before="0" w:line="240" w:lineRule="auto"/>
-          </w:pPr>
-          <w:r>
-            <w:rPr>
-              <w:rFonts w:ascii="Calibri" w:hAnsi="Calibri" w:cs="Calibri"/>
-              <w:sz w:val="20"/>
-              <w:szCs w:val="20"/>
-            </w:rPr>
-            <w:t xml:space="preserve">Identitas sarana &amp; lokasi layanan.</w:t>
-          </w:r>
+          <w:p>
+            <w:pPr>
+              <w:spacing w:after="0" w:before="0" w:line="240" w:lineRule="auto"/>
+            </w:pPr>
+            <w:r>
+              <w:rPr>
+                <w:rFonts w:ascii="Calibri" w:hAnsi="Calibri" w:cs="Calibri"/>
+                <w:sz w:val="20"/>
+                <w:szCs w:val="20"/>
+              </w:rPr>
+              <w:t xml:space="preserve">Identitas sarana &amp; lokasi layanan.</w:t>
+            </w:r>
+          </w:p>
         </w:tc>
         <w:tc>
           <w:tcPr>
             <w:tcW w:w="1040" w:type="dxa"/>
             <w:shd w:val="clear" w:fill="F8FAFC"/>
           </w:tcPr>
-          <w:pPr>
-            <w:spacing w:after="0" w:before="0" w:line="240" w:lineRule="auto"/>
-          </w:pPr>
-          <w:r>
-            <w:rPr>
-              <w:rFonts w:ascii="Calibri" w:hAnsi="Calibri" w:cs="Calibri"/>
-              <w:sz w:val="20"/>
-              <w:szCs w:val="20"/>
-            </w:rPr>
-            <w:t xml:space="preserve">BELUM</w:t>
-          </w:r>
+          <w:p>
+            <w:pPr>
+              <w:spacing w:after="0" w:before="0" w:line="240" w:lineRule="auto"/>
+            </w:pPr>
+            <w:r>
+              <w:rPr>
+                <w:rFonts w:ascii="Calibri" w:hAnsi="Calibri" w:cs="Calibri"/>
+                <w:sz w:val="20"/>
+                <w:szCs w:val="20"/>
+              </w:rPr>
+              <w:t xml:space="preserve">BELUM</w:t>
+            </w:r>
+          </w:p>
         </w:tc>
         <w:tc>
           <w:tcPr>
             <w:tcW w:w="4507" w:type="dxa"/>
             <w:shd w:val="clear" w:fill="F8FAFC"/>
           </w:tcPr>
-          <w:pPr>
-            <w:spacing w:after="0" w:before="0" w:line="240" w:lineRule="auto"/>
-          </w:pPr>
-          <w:r>
-            <w:rPr>
-              <w:rFonts w:ascii="Calibri" w:hAnsi="Calibri" w:cs="Calibri"/>
-              <w:sz w:val="20"/>
-              <w:szCs w:val="20"/>
-            </w:rPr>
-            <w:t xml:space="preserve">Belum dikirim; dibutuhkan saat onboarding produksi.</w:t>
-          </w:r>
+          <w:p>
+            <w:pPr>
+              <w:spacing w:after="0" w:before="0" w:line="240" w:lineRule="auto"/>
+            </w:pPr>
+            <w:r>
+              <w:rPr>
+                <w:rFonts w:ascii="Calibri" w:hAnsi="Calibri" w:cs="Calibri"/>
+                <w:sz w:val="20"/>
+                <w:szCs w:val="20"/>
+              </w:rPr>
+              <w:t xml:space="preserve">Belum dikirim; dibutuhkan saat onboarding produksi.</w:t>
+            </w:r>
+          </w:p>
         </w:tc>
       </w:tr>
       <w:tr>
@@ -5447,65 +5941,73 @@
           <w:tcPr>
             <w:tcW w:w="1907" w:type="dxa"/>
           </w:tcPr>
-          <w:pPr>
-            <w:spacing w:after="0" w:before="0" w:line="240" w:lineRule="auto"/>
-          </w:pPr>
-          <w:r>
-            <w:rPr>
-              <w:rFonts w:ascii="Calibri" w:hAnsi="Calibri" w:cs="Calibri"/>
-              <w:sz w:val="20"/>
-              <w:szCs w:val="20"/>
-            </w:rPr>
-            <w:t xml:space="preserve">DiagnosticReport / Media</w:t>
-          </w:r>
+          <w:p>
+            <w:pPr>
+              <w:spacing w:after="0" w:before="0" w:line="240" w:lineRule="auto"/>
+            </w:pPr>
+            <w:r>
+              <w:rPr>
+                <w:rFonts w:ascii="Calibri" w:hAnsi="Calibri" w:cs="Calibri"/>
+                <w:sz w:val="20"/>
+                <w:szCs w:val="20"/>
+              </w:rPr>
+              <w:t xml:space="preserve">DiagnosticReport / Media</w:t>
+            </w:r>
+          </w:p>
         </w:tc>
         <w:tc>
           <w:tcPr>
             <w:tcW w:w="1907" w:type="dxa"/>
           </w:tcPr>
-          <w:pPr>
-            <w:spacing w:after="0" w:before="0" w:line="240" w:lineRule="auto"/>
-          </w:pPr>
-          <w:r>
-            <w:rPr>
-              <w:rFonts w:ascii="Calibri" w:hAnsi="Calibri" w:cs="Calibri"/>
-              <w:sz w:val="20"/>
-              <w:szCs w:val="20"/>
-            </w:rPr>
-            <w:t xml:space="preserve">Radiologi &amp; foto intraoral.</w:t>
-          </w:r>
+          <w:p>
+            <w:pPr>
+              <w:spacing w:after="0" w:before="0" w:line="240" w:lineRule="auto"/>
+            </w:pPr>
+            <w:r>
+              <w:rPr>
+                <w:rFonts w:ascii="Calibri" w:hAnsi="Calibri" w:cs="Calibri"/>
+                <w:sz w:val="20"/>
+                <w:szCs w:val="20"/>
+              </w:rPr>
+              <w:t xml:space="preserve">Radiologi &amp; foto intraoral.</w:t>
+            </w:r>
+          </w:p>
         </w:tc>
         <w:tc>
           <w:tcPr>
             <w:tcW w:w="1040" w:type="dxa"/>
           </w:tcPr>
-          <w:pPr>
-            <w:spacing w:after="0" w:before="0" w:line="240" w:lineRule="auto"/>
-          </w:pPr>
-          <w:r>
-            <w:rPr>
-              <w:rFonts w:ascii="Calibri" w:hAnsi="Calibri" w:cs="Calibri"/>
-              <w:sz w:val="20"/>
-              <w:szCs w:val="20"/>
-            </w:rPr>
-            <w:t xml:space="preserve">BELUM</w:t>
-          </w:r>
+          <w:p>
+            <w:pPr>
+              <w:spacing w:after="0" w:before="0" w:line="240" w:lineRule="auto"/>
+            </w:pPr>
+            <w:r>
+              <w:rPr>
+                <w:rFonts w:ascii="Calibri" w:hAnsi="Calibri" w:cs="Calibri"/>
+                <w:sz w:val="20"/>
+                <w:szCs w:val="20"/>
+              </w:rPr>
+              <w:t xml:space="preserve">BELUM</w:t>
+            </w:r>
+          </w:p>
         </w:tc>
         <w:tc>
           <w:tcPr>
             <w:tcW w:w="4507" w:type="dxa"/>
           </w:tcPr>
-          <w:pPr>
-            <w:spacing w:after="0" w:before="0" w:line="240" w:lineRule="auto"/>
-          </w:pPr>
-          <w:r>
-            <w:rPr>
-              <w:rFonts w:ascii="Calibri" w:hAnsi="Calibri" w:cs="Calibri"/>
-              <w:sz w:val="20"/>
-              <w:szCs w:val="20"/>
-            </w:rPr>
-            <w:t xml:space="preserve">Modul radiologi (unggah foto rontgen) belum dibangun.</w:t>
-          </w:r>
+          <w:p>
+            <w:pPr>
+              <w:spacing w:after="0" w:before="0" w:line="240" w:lineRule="auto"/>
+            </w:pPr>
+            <w:r>
+              <w:rPr>
+                <w:rFonts w:ascii="Calibri" w:hAnsi="Calibri" w:cs="Calibri"/>
+                <w:sz w:val="20"/>
+                <w:szCs w:val="20"/>
+              </w:rPr>
+              <w:t xml:space="preserve">Modul radiologi (unggah foto rontgen) belum dibangun.</w:t>
+            </w:r>
+          </w:p>
         </w:tc>
       </w:tr>
     </w:tbl>
@@ -6197,76 +6699,84 @@
             <w:tcW w:w="1060" w:type="dxa"/>
             <w:shd w:val="clear" w:fill="047857"/>
           </w:tcPr>
-          <w:pPr>
-            <w:spacing w:after="0" w:before="0" w:line="240" w:lineRule="auto"/>
-          </w:pPr>
-          <w:r>
-            <w:rPr>
-              <w:rFonts w:ascii="Calibri" w:hAnsi="Calibri" w:cs="Calibri"/>
-              <w:b/>
-              <w:color w:val="FFFFFF"/>
-              <w:sz w:val="20"/>
-              <w:szCs w:val="20"/>
-            </w:rPr>
-            <w:t xml:space="preserve">Fase</w:t>
-          </w:r>
+          <w:p>
+            <w:pPr>
+              <w:spacing w:after="0" w:before="0" w:line="240" w:lineRule="auto"/>
+            </w:pPr>
+            <w:r>
+              <w:rPr>
+                <w:rFonts w:ascii="Calibri" w:hAnsi="Calibri" w:cs="Calibri"/>
+                <w:b/>
+                <w:color w:val="FFFFFF"/>
+                <w:sz w:val="20"/>
+                <w:szCs w:val="20"/>
+              </w:rPr>
+              <w:t xml:space="preserve">Fase</w:t>
+            </w:r>
+          </w:p>
         </w:tc>
         <w:tc>
           <w:tcPr>
             <w:tcW w:w="2296" w:type="dxa"/>
             <w:shd w:val="clear" w:fill="047857"/>
           </w:tcPr>
-          <w:pPr>
-            <w:spacing w:after="0" w:before="0" w:line="240" w:lineRule="auto"/>
-          </w:pPr>
-          <w:r>
-            <w:rPr>
-              <w:rFonts w:ascii="Calibri" w:hAnsi="Calibri" w:cs="Calibri"/>
-              <w:b/>
-              <w:color w:val="FFFFFF"/>
-              <w:sz w:val="20"/>
-              <w:szCs w:val="20"/>
-            </w:rPr>
-            <w:t xml:space="preserve">Fokus</w:t>
-          </w:r>
+          <w:p>
+            <w:pPr>
+              <w:spacing w:after="0" w:before="0" w:line="240" w:lineRule="auto"/>
+            </w:pPr>
+            <w:r>
+              <w:rPr>
+                <w:rFonts w:ascii="Calibri" w:hAnsi="Calibri" w:cs="Calibri"/>
+                <w:b/>
+                <w:color w:val="FFFFFF"/>
+                <w:sz w:val="20"/>
+                <w:szCs w:val="20"/>
+              </w:rPr>
+              <w:t xml:space="preserve">Fokus</w:t>
+            </w:r>
+          </w:p>
         </w:tc>
         <w:tc>
           <w:tcPr>
             <w:tcW w:w="4768" w:type="dxa"/>
             <w:shd w:val="clear" w:fill="047857"/>
           </w:tcPr>
-          <w:pPr>
-            <w:spacing w:after="0" w:before="0" w:line="240" w:lineRule="auto"/>
-          </w:pPr>
-          <w:r>
-            <w:rPr>
-              <w:rFonts w:ascii="Calibri" w:hAnsi="Calibri" w:cs="Calibri"/>
-              <w:b/>
-              <w:color w:val="FFFFFF"/>
-              <w:sz w:val="20"/>
-              <w:szCs w:val="20"/>
-            </w:rPr>
-            <w:t xml:space="preserve">Item Utama</w:t>
-          </w:r>
+          <w:p>
+            <w:pPr>
+              <w:spacing w:after="0" w:before="0" w:line="240" w:lineRule="auto"/>
+            </w:pPr>
+            <w:r>
+              <w:rPr>
+                <w:rFonts w:ascii="Calibri" w:hAnsi="Calibri" w:cs="Calibri"/>
+                <w:b/>
+                <w:color w:val="FFFFFF"/>
+                <w:sz w:val="20"/>
+                <w:szCs w:val="20"/>
+              </w:rPr>
+              <w:t xml:space="preserve">Item Utama</w:t>
+            </w:r>
+          </w:p>
         </w:tc>
         <w:tc>
           <w:tcPr>
             <w:tcW w:w="1236" w:type="dxa"/>
             <w:shd w:val="clear" w:fill="047857"/>
           </w:tcPr>
-          <w:pPr>
-            <w:spacing w:after="0" w:before="0" w:line="240" w:lineRule="auto"/>
-          </w:pPr>
-          <w:r>
-            <w:rPr>
-              <w:rFonts w:ascii="Calibri" w:hAnsi="Calibri" w:cs="Calibri"/>
-              <w:b/>
-              <w:color w:val="FFFFFF"/>
-              <w:sz w:val="20"/>
-              <w:szCs w:val="20"/>
-            </w:rPr>
-            <w:t xml:space="preserve">Prioritas</w:t>
-          </w:r>
+          <w:p>
+            <w:pPr>
+              <w:spacing w:after="0" w:before="0" w:line="240" w:lineRule="auto"/>
+            </w:pPr>
+            <w:r>
+              <w:rPr>
+                <w:rFonts w:ascii="Calibri" w:hAnsi="Calibri" w:cs="Calibri"/>
+                <w:b/>
+                <w:color w:val="FFFFFF"/>
+                <w:sz w:val="20"/>
+                <w:szCs w:val="20"/>
+              </w:rPr>
+              <w:t xml:space="preserve">Prioritas</w:t>
+            </w:r>
+          </w:p>
         </w:tc>
       </w:tr>
       <w:tr>
@@ -6274,65 +6784,73 @@
           <w:tcPr>
             <w:tcW w:w="1060" w:type="dxa"/>
           </w:tcPr>
-          <w:pPr>
-            <w:spacing w:after="0" w:before="0" w:line="240" w:lineRule="auto"/>
-          </w:pPr>
-          <w:r>
-            <w:rPr>
-              <w:rFonts w:ascii="Calibri" w:hAnsi="Calibri" w:cs="Calibri"/>
-              <w:sz w:val="20"/>
-              <w:szCs w:val="20"/>
-            </w:rPr>
-            <w:t xml:space="preserve">Fase 1</w:t>
-          </w:r>
+          <w:p>
+            <w:pPr>
+              <w:spacing w:after="0" w:before="0" w:line="240" w:lineRule="auto"/>
+            </w:pPr>
+            <w:r>
+              <w:rPr>
+                <w:rFonts w:ascii="Calibri" w:hAnsi="Calibri" w:cs="Calibri"/>
+                <w:sz w:val="20"/>
+                <w:szCs w:val="20"/>
+              </w:rPr>
+              <w:t xml:space="preserve">Fase 1</w:t>
+            </w:r>
+          </w:p>
         </w:tc>
         <w:tc>
           <w:tcPr>
             <w:tcW w:w="2296" w:type="dxa"/>
           </w:tcPr>
-          <w:pPr>
-            <w:spacing w:after="0" w:before="0" w:line="240" w:lineRule="auto"/>
-          </w:pPr>
-          <w:r>
-            <w:rPr>
-              <w:rFonts w:ascii="Calibri" w:hAnsi="Calibri" w:cs="Calibri"/>
-              <w:sz w:val="20"/>
-              <w:szCs w:val="20"/>
-            </w:rPr>
-            <w:t xml:space="preserve">Kepatuhan legal (Permenkes 24/2022)</w:t>
-          </w:r>
+          <w:p>
+            <w:pPr>
+              <w:spacing w:after="0" w:before="0" w:line="240" w:lineRule="auto"/>
+            </w:pPr>
+            <w:r>
+              <w:rPr>
+                <w:rFonts w:ascii="Calibri" w:hAnsi="Calibri" w:cs="Calibri"/>
+                <w:sz w:val="20"/>
+                <w:szCs w:val="20"/>
+              </w:rPr>
+              <w:t xml:space="preserve">Kepatuhan legal (Permenkes 24/2022)</w:t>
+            </w:r>
+          </w:p>
         </w:tc>
         <w:tc>
           <w:tcPr>
             <w:tcW w:w="4768" w:type="dxa"/>
           </w:tcPr>
-          <w:pPr>
-            <w:spacing w:after="0" w:before="0" w:line="240" w:lineRule="auto"/>
-          </w:pPr>
-          <w:r>
-            <w:rPr>
-              <w:rFonts w:ascii="Calibri" w:hAnsi="Calibri" w:cs="Calibri"/>
-              <w:sz w:val="20"/>
-              <w:szCs w:val="20"/>
-            </w:rPr>
-            <w:t xml:space="preserve">Informed consent + tanda tangan digital di layar; addendum koreksi rekam medis tanpa hard delete.</w:t>
-          </w:r>
+          <w:p>
+            <w:pPr>
+              <w:spacing w:after="0" w:before="0" w:line="240" w:lineRule="auto"/>
+            </w:pPr>
+            <w:r>
+              <w:rPr>
+                <w:rFonts w:ascii="Calibri" w:hAnsi="Calibri" w:cs="Calibri"/>
+                <w:sz w:val="20"/>
+                <w:szCs w:val="20"/>
+              </w:rPr>
+              <w:t xml:space="preserve">Informed consent + tanda tangan digital di layar; addendum koreksi rekam medis tanpa hard delete.</w:t>
+            </w:r>
+          </w:p>
         </w:tc>
         <w:tc>
           <w:tcPr>
             <w:tcW w:w="1236" w:type="dxa"/>
           </w:tcPr>
-          <w:pPr>
-            <w:spacing w:after="0" w:before="0" w:line="240" w:lineRule="auto"/>
-          </w:pPr>
-          <w:r>
-            <w:rPr>
-              <w:rFonts w:ascii="Calibri" w:hAnsi="Calibri" w:cs="Calibri"/>
-              <w:sz w:val="20"/>
-              <w:szCs w:val="20"/>
-            </w:rPr>
-            <w:t xml:space="preserve">Tertinggi</w:t>
-          </w:r>
+          <w:p>
+            <w:pPr>
+              <w:spacing w:after="0" w:before="0" w:line="240" w:lineRule="auto"/>
+            </w:pPr>
+            <w:r>
+              <w:rPr>
+                <w:rFonts w:ascii="Calibri" w:hAnsi="Calibri" w:cs="Calibri"/>
+                <w:sz w:val="20"/>
+                <w:szCs w:val="20"/>
+              </w:rPr>
+              <w:t xml:space="preserve">Tertinggi</w:t>
+            </w:r>
+          </w:p>
         </w:tc>
       </w:tr>
       <w:tr>
@@ -6341,68 +6859,76 @@
             <w:tcW w:w="1060" w:type="dxa"/>
             <w:shd w:val="clear" w:fill="F8FAFC"/>
           </w:tcPr>
-          <w:pPr>
-            <w:spacing w:after="0" w:before="0" w:line="240" w:lineRule="auto"/>
-          </w:pPr>
-          <w:r>
-            <w:rPr>
-              <w:rFonts w:ascii="Calibri" w:hAnsi="Calibri" w:cs="Calibri"/>
-              <w:sz w:val="20"/>
-              <w:szCs w:val="20"/>
-            </w:rPr>
-            <w:t xml:space="preserve">Fase 2</w:t>
-          </w:r>
+          <w:p>
+            <w:pPr>
+              <w:spacing w:after="0" w:before="0" w:line="240" w:lineRule="auto"/>
+            </w:pPr>
+            <w:r>
+              <w:rPr>
+                <w:rFonts w:ascii="Calibri" w:hAnsi="Calibri" w:cs="Calibri"/>
+                <w:sz w:val="20"/>
+                <w:szCs w:val="20"/>
+              </w:rPr>
+              <w:t xml:space="preserve">Fase 2</w:t>
+            </w:r>
+          </w:p>
         </w:tc>
         <w:tc>
           <w:tcPr>
             <w:tcW w:w="2296" w:type="dxa"/>
             <w:shd w:val="clear" w:fill="F8FAFC"/>
           </w:tcPr>
-          <w:pPr>
-            <w:spacing w:after="0" w:before="0" w:line="240" w:lineRule="auto"/>
-          </w:pPr>
-          <w:r>
-            <w:rPr>
-              <w:rFonts w:ascii="Calibri" w:hAnsi="Calibri" w:cs="Calibri"/>
-              <w:sz w:val="20"/>
-              <w:szCs w:val="20"/>
-            </w:rPr>
-            <w:t xml:space="preserve">Infrastruktur SATUSEHAT multi-cabang</w:t>
-          </w:r>
+          <w:p>
+            <w:pPr>
+              <w:spacing w:after="0" w:before="0" w:line="240" w:lineRule="auto"/>
+            </w:pPr>
+            <w:r>
+              <w:rPr>
+                <w:rFonts w:ascii="Calibri" w:hAnsi="Calibri" w:cs="Calibri"/>
+                <w:sz w:val="20"/>
+                <w:szCs w:val="20"/>
+              </w:rPr>
+              <w:t xml:space="preserve">Infrastruktur SATUSEHAT multi-cabang</w:t>
+            </w:r>
+          </w:p>
         </w:tc>
         <w:tc>
           <w:tcPr>
             <w:tcW w:w="4768" w:type="dxa"/>
             <w:shd w:val="clear" w:fill="F8FAFC"/>
           </w:tcPr>
-          <w:pPr>
-            <w:spacing w:after="0" w:before="0" w:line="240" w:lineRule="auto"/>
-          </w:pPr>
-          <w:r>
-            <w:rPr>
-              <w:rFonts w:ascii="Calibri" w:hAnsi="Calibri" w:cs="Calibri"/>
-              <w:sz w:val="20"/>
-              <w:szCs w:val="20"/>
-            </w:rPr>
-            <w:t xml:space="preserve">Kredensial per cabang; antrian + retry; onboarding Practitioner/Organization/Location.</w:t>
-          </w:r>
+          <w:p>
+            <w:pPr>
+              <w:spacing w:after="0" w:before="0" w:line="240" w:lineRule="auto"/>
+            </w:pPr>
+            <w:r>
+              <w:rPr>
+                <w:rFonts w:ascii="Calibri" w:hAnsi="Calibri" w:cs="Calibri"/>
+                <w:sz w:val="20"/>
+                <w:szCs w:val="20"/>
+              </w:rPr>
+              <w:t xml:space="preserve">Kredensial per cabang; antrian + retry; onboarding Practitioner/Organization/Location.</w:t>
+            </w:r>
+          </w:p>
         </w:tc>
         <w:tc>
           <w:tcPr>
             <w:tcW w:w="1236" w:type="dxa"/>
             <w:shd w:val="clear" w:fill="F8FAFC"/>
           </w:tcPr>
-          <w:pPr>
-            <w:spacing w:after="0" w:before="0" w:line="240" w:lineRule="auto"/>
-          </w:pPr>
-          <w:r>
-            <w:rPr>
-              <w:rFonts w:ascii="Calibri" w:hAnsi="Calibri" w:cs="Calibri"/>
-              <w:sz w:val="20"/>
-              <w:szCs w:val="20"/>
-            </w:rPr>
-            <w:t xml:space="preserve">Tinggi</w:t>
-          </w:r>
+          <w:p>
+            <w:pPr>
+              <w:spacing w:after="0" w:before="0" w:line="240" w:lineRule="auto"/>
+            </w:pPr>
+            <w:r>
+              <w:rPr>
+                <w:rFonts w:ascii="Calibri" w:hAnsi="Calibri" w:cs="Calibri"/>
+                <w:sz w:val="20"/>
+                <w:szCs w:val="20"/>
+              </w:rPr>
+              <w:t xml:space="preserve">Tinggi</w:t>
+            </w:r>
+          </w:p>
         </w:tc>
       </w:tr>
       <w:tr>
@@ -6410,65 +6936,73 @@
           <w:tcPr>
             <w:tcW w:w="1060" w:type="dxa"/>
           </w:tcPr>
-          <w:pPr>
-            <w:spacing w:after="0" w:before="0" w:line="240" w:lineRule="auto"/>
-          </w:pPr>
-          <w:r>
-            <w:rPr>
-              <w:rFonts w:ascii="Calibri" w:hAnsi="Calibri" w:cs="Calibri"/>
-              <w:sz w:val="20"/>
-              <w:szCs w:val="20"/>
-            </w:rPr>
-            <w:t xml:space="preserve">Fase 3</w:t>
-          </w:r>
+          <w:p>
+            <w:pPr>
+              <w:spacing w:after="0" w:before="0" w:line="240" w:lineRule="auto"/>
+            </w:pPr>
+            <w:r>
+              <w:rPr>
+                <w:rFonts w:ascii="Calibri" w:hAnsi="Calibri" w:cs="Calibri"/>
+                <w:sz w:val="20"/>
+                <w:szCs w:val="20"/>
+              </w:rPr>
+              <w:t xml:space="preserve">Fase 3</w:t>
+            </w:r>
+          </w:p>
         </w:tc>
         <w:tc>
           <w:tcPr>
             <w:tcW w:w="2296" w:type="dxa"/>
           </w:tcPr>
-          <w:pPr>
-            <w:spacing w:after="0" w:before="0" w:line="240" w:lineRule="auto"/>
-          </w:pPr>
-          <w:r>
-            <w:rPr>
-              <w:rFonts w:ascii="Calibri" w:hAnsi="Calibri" w:cs="Calibri"/>
-              <w:sz w:val="20"/>
-              <w:szCs w:val="20"/>
-            </w:rPr>
-            <w:t xml:space="preserve">Kelengkapan klinis</w:t>
-          </w:r>
+          <w:p>
+            <w:pPr>
+              <w:spacing w:after="0" w:before="0" w:line="240" w:lineRule="auto"/>
+            </w:pPr>
+            <w:r>
+              <w:rPr>
+                <w:rFonts w:ascii="Calibri" w:hAnsi="Calibri" w:cs="Calibri"/>
+                <w:sz w:val="20"/>
+                <w:szCs w:val="20"/>
+              </w:rPr>
+              <w:t xml:space="preserve">Kelengkapan klinis</w:t>
+            </w:r>
+          </w:p>
         </w:tc>
         <w:tc>
           <w:tcPr>
             <w:tcW w:w="4768" w:type="dxa"/>
           </w:tcPr>
-          <w:pPr>
-            <w:spacing w:after="0" w:before="0" w:line="240" w:lineRule="auto"/>
-          </w:pPr>
-          <w:r>
-            <w:rPr>
-              <w:rFonts w:ascii="Calibri" w:hAnsi="Calibri" w:cs="Calibri"/>
-              <w:sz w:val="20"/>
-              <w:szCs w:val="20"/>
-            </w:rPr>
-            <w:t xml:space="preserve">Tanda vital lengkap + status kehamilan; pemeriksaan dental OHI-S &amp; DMF-T; modul radiologi + DiagnosticReport.</w:t>
-          </w:r>
+          <w:p>
+            <w:pPr>
+              <w:spacing w:after="0" w:before="0" w:line="240" w:lineRule="auto"/>
+            </w:pPr>
+            <w:r>
+              <w:rPr>
+                <w:rFonts w:ascii="Calibri" w:hAnsi="Calibri" w:cs="Calibri"/>
+                <w:sz w:val="20"/>
+                <w:szCs w:val="20"/>
+              </w:rPr>
+              <w:t xml:space="preserve">Tanda vital lengkap + status kehamilan; pemeriksaan dental OHI-S &amp; DMF-T; modul radiologi + DiagnosticReport.</w:t>
+            </w:r>
+          </w:p>
         </w:tc>
         <w:tc>
           <w:tcPr>
             <w:tcW w:w="1236" w:type="dxa"/>
           </w:tcPr>
-          <w:pPr>
-            <w:spacing w:after="0" w:before="0" w:line="240" w:lineRule="auto"/>
-          </w:pPr>
-          <w:r>
-            <w:rPr>
-              <w:rFonts w:ascii="Calibri" w:hAnsi="Calibri" w:cs="Calibri"/>
-              <w:sz w:val="20"/>
-              <w:szCs w:val="20"/>
-            </w:rPr>
-            <w:t xml:space="preserve">Sedang</w:t>
-          </w:r>
+          <w:p>
+            <w:pPr>
+              <w:spacing w:after="0" w:before="0" w:line="240" w:lineRule="auto"/>
+            </w:pPr>
+            <w:r>
+              <w:rPr>
+                <w:rFonts w:ascii="Calibri" w:hAnsi="Calibri" w:cs="Calibri"/>
+                <w:sz w:val="20"/>
+                <w:szCs w:val="20"/>
+              </w:rPr>
+              <w:t xml:space="preserve">Sedang</w:t>
+            </w:r>
+          </w:p>
         </w:tc>
       </w:tr>
       <w:tr>
@@ -6477,68 +7011,76 @@
             <w:tcW w:w="1060" w:type="dxa"/>
             <w:shd w:val="clear" w:fill="F8FAFC"/>
           </w:tcPr>
-          <w:pPr>
-            <w:spacing w:after="0" w:before="0" w:line="240" w:lineRule="auto"/>
-          </w:pPr>
-          <w:r>
-            <w:rPr>
-              <w:rFonts w:ascii="Calibri" w:hAnsi="Calibri" w:cs="Calibri"/>
-              <w:sz w:val="20"/>
-              <w:szCs w:val="20"/>
-            </w:rPr>
-            <w:t xml:space="preserve">Fase 4</w:t>
-          </w:r>
+          <w:p>
+            <w:pPr>
+              <w:spacing w:after="0" w:before="0" w:line="240" w:lineRule="auto"/>
+            </w:pPr>
+            <w:r>
+              <w:rPr>
+                <w:rFonts w:ascii="Calibri" w:hAnsi="Calibri" w:cs="Calibri"/>
+                <w:sz w:val="20"/>
+                <w:szCs w:val="20"/>
+              </w:rPr>
+              <w:t xml:space="preserve">Fase 4</w:t>
+            </w:r>
+          </w:p>
         </w:tc>
         <w:tc>
           <w:tcPr>
             <w:tcW w:w="2296" w:type="dxa"/>
             <w:shd w:val="clear" w:fill="F8FAFC"/>
           </w:tcPr>
-          <w:pPr>
-            <w:spacing w:after="0" w:before="0" w:line="240" w:lineRule="auto"/>
-          </w:pPr>
-          <w:r>
-            <w:rPr>
-              <w:rFonts w:ascii="Calibri" w:hAnsi="Calibri" w:cs="Calibri"/>
-              <w:sz w:val="20"/>
-              <w:szCs w:val="20"/>
-            </w:rPr>
-            <w:t xml:space="preserve">Master kamus &amp; administratif</w:t>
-          </w:r>
+          <w:p>
+            <w:pPr>
+              <w:spacing w:after="0" w:before="0" w:line="240" w:lineRule="auto"/>
+            </w:pPr>
+            <w:r>
+              <w:rPr>
+                <w:rFonts w:ascii="Calibri" w:hAnsi="Calibri" w:cs="Calibri"/>
+                <w:sz w:val="20"/>
+                <w:szCs w:val="20"/>
+              </w:rPr>
+              <w:t xml:space="preserve">Master kamus &amp; administratif</w:t>
+            </w:r>
+          </w:p>
         </w:tc>
         <w:tc>
           <w:tcPr>
             <w:tcW w:w="4768" w:type="dxa"/>
             <w:shd w:val="clear" w:fill="F8FAFC"/>
           </w:tcPr>
-          <w:pPr>
-            <w:spacing w:after="0" w:before="0" w:line="240" w:lineRule="auto"/>
-          </w:pPr>
-          <w:r>
-            <w:rPr>
-              <w:rFonts w:ascii="Calibri" w:hAnsi="Calibri" w:cs="Calibri"/>
-              <w:sz w:val="20"/>
-              <w:szCs w:val="20"/>
-            </w:rPr>
-            <w:t xml:space="preserve">Master wilayah Kemendagri; master KFA/LOINC/SNOMED lokal; MedicationRequest; template surat &amp; penjamin.</w:t>
-          </w:r>
+          <w:p>
+            <w:pPr>
+              <w:spacing w:after="0" w:before="0" w:line="240" w:lineRule="auto"/>
+            </w:pPr>
+            <w:r>
+              <w:rPr>
+                <w:rFonts w:ascii="Calibri" w:hAnsi="Calibri" w:cs="Calibri"/>
+                <w:sz w:val="20"/>
+                <w:szCs w:val="20"/>
+              </w:rPr>
+              <w:t xml:space="preserve">Master wilayah Kemendagri; master KFA/LOINC/SNOMED lokal; MedicationRequest; template surat &amp; penjamin.</w:t>
+            </w:r>
+          </w:p>
         </w:tc>
         <w:tc>
           <w:tcPr>
             <w:tcW w:w="1236" w:type="dxa"/>
             <w:shd w:val="clear" w:fill="F8FAFC"/>
           </w:tcPr>
-          <w:pPr>
-            <w:spacing w:after="0" w:before="0" w:line="240" w:lineRule="auto"/>
-          </w:pPr>
-          <w:r>
-            <w:rPr>
-              <w:rFonts w:ascii="Calibri" w:hAnsi="Calibri" w:cs="Calibri"/>
-              <w:sz w:val="20"/>
-              <w:szCs w:val="20"/>
-            </w:rPr>
-            <w:t xml:space="preserve">Sedang</w:t>
-          </w:r>
+          <w:p>
+            <w:pPr>
+              <w:spacing w:after="0" w:before="0" w:line="240" w:lineRule="auto"/>
+            </w:pPr>
+            <w:r>
+              <w:rPr>
+                <w:rFonts w:ascii="Calibri" w:hAnsi="Calibri" w:cs="Calibri"/>
+                <w:sz w:val="20"/>
+                <w:szCs w:val="20"/>
+              </w:rPr>
+              <w:t xml:space="preserve">Sedang</w:t>
+            </w:r>
+          </w:p>
         </w:tc>
       </w:tr>
     </w:tbl>
@@ -6918,6 +7460,457 @@
     <w:p>
       <w:pPr>
         <w:pStyle w:val="Heading1"/>
+      </w:pPr>
+      <w:r>
+        <w:t xml:space="preserve">6. Perbandingan Pendapatan Year-on-Year</w:t>
+      </w:r>
+    </w:p>
+    <w:p>
+      <w:r>
+        <w:t xml:space="preserve">Halaman Pendapatan YoY membandingkan pendapatan tahun berjalan dengan tahun sebelumnya, bulan per bulan (Januari–Desember), untuk dua angka: Ditagihkan (total invoice non-void) dan Terkumpul (pembayaran yang masuk atas invoice bulan tersebut).</w:t>
+      </w:r>
+    </w:p>
+    <w:p>
+      <w:pPr>
+        <w:pStyle w:val="Heading2"/>
+      </w:pPr>
+      <w:r>
+        <w:t xml:space="preserve">6.1 Cara Membaca Laporan</w:t>
+      </w:r>
+    </w:p>
+    <w:p>
+      <w:r>
+        <w:t xml:space="preserve">1) Pilih tahun pada filter; kolom pembanding otomatis tahun sebelumnya. 2) Kartu ringkasan menampilkan total tahunan beserta pertumbuhan persen. 3) Grafik batang mengelompokkan Terkumpul (hijau) vs tahun lalu (abu-abu); tombol Ditagihkan/Terkumpul mengganti dataset. 4) Tanda “—” berarti belum ada pembanding (tahun pertama).</w:t>
+      </w:r>
+    </w:p>
+    <w:p>
+      <w:pPr>
+        <w:pStyle w:val="Heading2"/>
+      </w:pPr>
+      <w:r>
+        <w:t xml:space="preserve">6.2 Sumber Data</w:t>
+      </w:r>
+    </w:p>
+    <w:p>
+      <w:r>
+        <w:t xml:space="preserve">Sumber data sama dengan Laporan Keuangan: tabel invoices (status selain VOID) dan invoice_payments. Tidak ada tabel baru untuk laporan ini.</w:t>
+      </w:r>
+    </w:p>
+    <w:p>
+      <w:r>
+        <w:drawing>
+          <wp:inline xmlns:wp="http://schemas.openxmlformats.org/drawingml/2006/wordprocessingDrawing" distT="0" distB="0" distL="0" distR="0">
+            <wp:extent cx="5429250" cy="4929188"/>
+            <wp:docPr id="13" name="alur-yoy.png"/>
+            <a:graphic xmlns:a="http://schemas.openxmlformats.org/drawingml/2006/main">
+              <a:graphicData uri="http://schemas.openxmlformats.org/drawingml/2006/picture">
+                <pic:pic xmlns:pic="http://schemas.openxmlformats.org/drawingml/2006/picture">
+                  <pic:nvPicPr>
+                    <pic:cNvPr id="13" name="alur-yoy.png"/>
+                    <pic:cNvPicPr/>
+                  </pic:nvPicPr>
+                  <pic:blipFill>
+                    <a:blip xmlns:r="http://schemas.openxmlformats.org/officeDocument/2006/relationships" r:embed="rIdImg4"/>
+                    <a:stretch>
+                      <a:fillRect/>
+                    </a:stretch>
+                  </pic:blipFill>
+                  <pic:spPr>
+                    <a:xfrm>
+                      <a:off x="0" y="0"/>
+                      <a:ext cx="5429250" cy="4929188"/>
+                    </a:xfrm>
+                    <a:prstGeom prst="rect">
+                      <a:avLst/>
+                    </a:prstGeom>
+                  </pic:spPr>
+                </pic:pic>
+              </a:graphicData>
+            </a:graphic>
+          </wp:inline>
+        </w:drawing>
+      </w:r>
+    </w:p>
+    <w:p>
+      <w:pPr>
+        <w:jc w:val="center"/>
+      </w:pPr>
+      <w:r>
+        <w:rPr>
+          <w:b/>
+          <w:sz w:val="20"/>
+        </w:rPr>
+        <w:t xml:space="preserve">Gambar 1 — Alur penyusunan laporan pendapatan YoY.</w:t>
+      </w:r>
+    </w:p>
+    <w:p>
+      <w:pPr>
+        <w:pStyle w:val="Heading1"/>
+      </w:pPr>
+      <w:r>
+        <w:t xml:space="preserve">7. Payroll Asisten dan Aturan Lembur</w:t>
+      </w:r>
+    </w:p>
+    <w:p>
+      <w:r>
+        <w:t xml:space="preserve">Menu Jam Kerja mencatat jam masuk, jam pulang, dan jam seharusnya pulang per asisten per hari. Menu Payroll Asisten merekapnya per bulan menjadi hari masuk, jam reguler, jam lembur, dan upah lembur. Catatan asumsi: “asisten” saat ini dipetakan ke data perawat (tabel nurses); penetapan final menyusul brief lanjutan dan dapat diubah tanpa migrasi ulang.</w:t>
+      </w:r>
+    </w:p>
+    <w:p>
+      <w:pPr>
+        <w:pStyle w:val="Heading2"/>
+      </w:pPr>
+      <w:r>
+        <w:t xml:space="preserve">7.1 Pencatatan Jam Kerja</w:t>
+      </w:r>
+    </w:p>
+    <w:p>
+      <w:r>
+        <w:t xml:space="preserve">Asisten menginput miliknya sendiri; admin/manajemen (izin manage attendance) dapat mencatat atau mengoreksi milik siapa pun. Satu baris per asisten per tanggal; input ulang pada tanggal sama memperbarui baris tersebut. Pulang harus lebih laras dari masuk, dan tanggal tidak boleh melebihi hari ini.</w:t>
+      </w:r>
+    </w:p>
+    <w:p>
+      <w:pPr>
+        <w:pStyle w:val="Heading2"/>
+      </w:pPr>
+      <w:r>
+        <w:t xml:space="preserve">7.2 Aturan Hitung Lembur</w:t>
+      </w:r>
+    </w:p>
+    <w:tbl>
+      <w:tblPr>
+        <w:tblW w:w="9360" w:type="dxa"/>
+        <w:tblBorders>
+          <w:top w:val="single" w:sz="4" w:color="CBD5E1"/>
+          <w:left w:val="single" w:sz="4" w:color="CBD5E1"/>
+          <w:bottom w:val="single" w:sz="4" w:color="CBD5E1"/>
+          <w:right w:val="single" w:sz="4" w:color="CBD5E1"/>
+          <w:insideH w:val="single" w:sz="4" w:color="CBD5E1"/>
+          <w:insideV w:val="single" w:sz="4" w:color="CBD5E1"/>
+        </w:tblBorders>
+      </w:tblPr>
+      <w:tblGrid>
+        <w:gridCol w:w="3120"/>
+        <w:gridCol w:w="3120"/>
+        <w:gridCol w:w="3120"/>
+      </w:tblGrid>
+      <w:tr>
+        <w:tc>
+          <w:tcPr>
+            <w:tcW w:w="3120" w:type="dxa"/>
+            <w:shd w:val="clear" w:fill="047857"/>
+          </w:tcPr>
+          <w:p>
+            <w:r>
+              <w:rPr>
+                <w:b/>
+                <w:color w:val="FFFFFF"/>
+              </w:rPr>
+              <w:t xml:space="preserve">Kondisi</w:t>
+            </w:r>
+          </w:p>
+        </w:tc>
+        <w:tc>
+          <w:tcPr>
+            <w:tcW w:w="3120" w:type="dxa"/>
+            <w:shd w:val="clear" w:fill="047857"/>
+          </w:tcPr>
+          <w:p>
+            <w:r>
+              <w:rPr>
+                <w:b/>
+                <w:color w:val="FFFFFF"/>
+              </w:rPr>
+              <w:t xml:space="preserve">Cara hitung</w:t>
+            </w:r>
+          </w:p>
+        </w:tc>
+        <w:tc>
+          <w:tcPr>
+            <w:tcW w:w="3120" w:type="dxa"/>
+            <w:shd w:val="clear" w:fill="047857"/>
+          </w:tcPr>
+          <w:p>
+            <w:r>
+              <w:rPr>
+                <w:b/>
+                <w:color w:val="FFFFFF"/>
+              </w:rPr>
+              <w:t xml:space="preserve">Contoh</w:t>
+            </w:r>
+          </w:p>
+        </w:tc>
+      </w:tr>
+      <w:tr>
+        <w:tc>
+          <w:tcPr>
+            <w:tcW w:w="3120" w:type="dxa"/>
+          </w:tcPr>
+          <w:p>
+            <w:r>
+              <w:t xml:space="preserve">Hari biasa</w:t>
+            </w:r>
+          </w:p>
+        </w:tc>
+        <w:tc>
+          <w:tcPr>
+            <w:tcW w:w="3120" w:type="dxa"/>
+          </w:tcPr>
+          <w:p>
+            <w:r>
+              <w:t xml:space="preserve">Maksimal(0, pulang − seharusnya)</w:t>
+            </w:r>
+          </w:p>
+        </w:tc>
+        <w:tc>
+          <w:tcPr>
+            <w:tcW w:w="3120" w:type="dxa"/>
+          </w:tcPr>
+          <w:p>
+            <w:r>
+              <w:t xml:space="preserve">Seharusnya 20:00, pulang 20:45 → 45 menit</w:t>
+            </w:r>
+          </w:p>
+        </w:tc>
+      </w:tr>
+      <w:tr>
+        <w:tc>
+          <w:tcPr>
+            <w:tcW w:w="3120" w:type="dxa"/>
+          </w:tcPr>
+          <w:p>
+            <w:r>
+              <w:t xml:space="preserve">Tanggal merah</w:t>
+            </w:r>
+          </w:p>
+        </w:tc>
+        <w:tc>
+          <w:tcPr>
+            <w:tcW w:w="3120" w:type="dxa"/>
+          </w:tcPr>
+          <w:p>
+            <w:r>
+              <w:t xml:space="preserve">Pulang − masuk (sejak jam masuk)</w:t>
+            </w:r>
+          </w:p>
+        </w:tc>
+        <w:tc>
+          <w:tcPr>
+            <w:tcW w:w="3120" w:type="dxa"/>
+          </w:tcPr>
+          <w:p>
+            <w:r>
+              <w:t xml:space="preserve">Masuk 08:00, pulang 14:00 → 360 menit</w:t>
+            </w:r>
+          </w:p>
+        </w:tc>
+      </w:tr>
+      <w:tr>
+        <w:tc>
+          <w:tcPr>
+            <w:tcW w:w="3120" w:type="dxa"/>
+          </w:tcPr>
+          <w:p>
+            <w:r>
+              <w:t xml:space="preserve">Pembulatan</w:t>
+            </w:r>
+          </w:p>
+        </w:tc>
+        <w:tc>
+          <w:tcPr>
+            <w:tcW w:w="3120" w:type="dxa"/>
+          </w:tcPr>
+          <w:p>
+            <w:r>
+              <w:t xml:space="preserve">Jam = floor((menit + 15) / 60); di bawah 45 menit = 0</w:t>
+            </w:r>
+          </w:p>
+        </w:tc>
+        <w:tc>
+          <w:tcPr>
+            <w:tcW w:w="3120" w:type="dxa"/>
+          </w:tcPr>
+          <w:p>
+            <w:r>
+              <w:t xml:space="preserve">45 → 1 jam; 104 → 1 jam; 105 → 2 jam</w:t>
+            </w:r>
+          </w:p>
+        </w:tc>
+      </w:tr>
+      <w:tr>
+        <w:tc>
+          <w:tcPr>
+            <w:tcW w:w="3120" w:type="dxa"/>
+          </w:tcPr>
+          <w:p>
+            <w:r>
+              <w:t xml:space="preserve">Upah</w:t>
+            </w:r>
+          </w:p>
+        </w:tc>
+        <w:tc>
+          <w:tcPr>
+            <w:tcW w:w="3120" w:type="dxa"/>
+          </w:tcPr>
+          <w:p>
+            <w:r>
+              <w:t xml:space="preserve">Jam lembur × Rp15.000</w:t>
+            </w:r>
+          </w:p>
+        </w:tc>
+        <w:tc>
+          <w:tcPr>
+            <w:tcW w:w="3120" w:type="dxa"/>
+          </w:tcPr>
+          <w:p>
+            <w:r>
+              <w:t xml:space="preserve">1 jam → Rp15.000; 6 jam → Rp90.000</w:t>
+            </w:r>
+          </w:p>
+        </w:tc>
+      </w:tr>
+    </w:tbl>
+    <w:p>
+      <w:r>
+        <w:t xml:space="preserve">Tarif dan toleransi pembulatan dapat diubah di config/clinic.php (ASSISTANT_OVERTIME_RATE, ASSISTANT_OVERTIME_GRACE) tanpa menyentuh database.</w:t>
+      </w:r>
+    </w:p>
+    <w:p>
+      <w:pPr>
+        <w:pStyle w:val="Heading2"/>
+      </w:pPr>
+      <w:r>
+        <w:t xml:space="preserve">7.3 Rekap Bulanan</w:t>
+      </w:r>
+    </w:p>
+    <w:p>
+      <w:r>
+        <w:t xml:space="preserve">Kolom rekap: asisten, hari masuk, jam reguler, menit lembur, jam lembur tertagih, dan upah lembur, ditutup baris total. Izin baca rekap: read assistant payroll (manajemen, admin).</w:t>
+      </w:r>
+    </w:p>
+    <w:p>
+      <w:r>
+        <w:drawing>
+          <wp:inline xmlns:wp="http://schemas.openxmlformats.org/drawingml/2006/wordprocessingDrawing" distT="0" distB="0" distL="0" distR="0">
+            <wp:extent cx="5429250" cy="6072188"/>
+            <wp:docPr id="14" name="alur-payroll.png"/>
+            <a:graphic xmlns:a="http://schemas.openxmlformats.org/drawingml/2006/main">
+              <a:graphicData uri="http://schemas.openxmlformats.org/drawingml/2006/picture">
+                <pic:pic xmlns:pic="http://schemas.openxmlformats.org/drawingml/2006/picture">
+                  <pic:nvPicPr>
+                    <pic:cNvPr id="14" name="alur-payroll.png"/>
+                    <pic:cNvPicPr/>
+                  </pic:nvPicPr>
+                  <pic:blipFill>
+                    <a:blip xmlns:r="http://schemas.openxmlformats.org/officeDocument/2006/relationships" r:embed="rIdImg5"/>
+                    <a:stretch>
+                      <a:fillRect/>
+                    </a:stretch>
+                  </pic:blipFill>
+                  <pic:spPr>
+                    <a:xfrm>
+                      <a:off x="0" y="0"/>
+                      <a:ext cx="5429250" cy="6072188"/>
+                    </a:xfrm>
+                    <a:prstGeom prst="rect">
+                      <a:avLst/>
+                    </a:prstGeom>
+                  </pic:spPr>
+                </pic:pic>
+              </a:graphicData>
+            </a:graphic>
+          </wp:inline>
+        </w:drawing>
+      </w:r>
+    </w:p>
+    <w:p>
+      <w:pPr>
+        <w:jc w:val="center"/>
+      </w:pPr>
+      <w:r>
+        <w:rPr>
+          <w:b/>
+          <w:sz w:val="20"/>
+        </w:rPr>
+        <w:t xml:space="preserve">Gambar 2 — Alur pencatatan jam kerja sampai rekap payroll asisten.</w:t>
+      </w:r>
+    </w:p>
+    <w:p>
+      <w:pPr>
+        <w:pStyle w:val="Heading1"/>
+      </w:pPr>
+      <w:r>
+        <w:t xml:space="preserve">8. Kalender Tanggal Merah</w:t>
+      </w:r>
+    </w:p>
+    <w:p>
+      <w:r>
+        <w:t xml:space="preserve">Menu Tanggal Merah (izin manage holiday) mengelola daftar hari libur: tambah (tanggal + nama) dan hapus. Daftar ini dipakai mesin payroll: tanggal yang tercatat sebagai libur membuat seluruh jam hari itu dihitung lembur sejak jam masuk.</w:t>
+      </w:r>
+    </w:p>
+    <w:p>
+      <w:pPr>
+        <w:pStyle w:val="Heading1"/>
+      </w:pPr>
+      <w:r>
+        <w:t xml:space="preserve">9. Alur Layanan sampai Kasir</w:t>
+      </w:r>
+    </w:p>
+    <w:p>
+      <w:r>
+        <w:t xml:space="preserve">Bagian ini merangkum aliran data yang sudah berjalan: reservasi dan appointment, check-in menjadi antrian dan visit klinis, pencatatan tindakan, penerbitan invoice, pembayaran (lunas/cicilan/DP) dan kwitansi, lalu agregasi ke laporan keuangan, pendapatan YoY, fee dokter, dan payroll asisten.</w:t>
+      </w:r>
+    </w:p>
+    <w:p>
+      <w:r>
+        <w:drawing>
+          <wp:inline xmlns:wp="http://schemas.openxmlformats.org/drawingml/2006/wordprocessingDrawing" distT="0" distB="0" distL="0" distR="0">
+            <wp:extent cx="5429250" cy="4586288"/>
+            <wp:docPr id="15" name="alur-layanan.png"/>
+            <a:graphic xmlns:a="http://schemas.openxmlformats.org/drawingml/2006/main">
+              <a:graphicData uri="http://schemas.openxmlformats.org/drawingml/2006/picture">
+                <pic:pic xmlns:pic="http://schemas.openxmlformats.org/drawingml/2006/picture">
+                  <pic:nvPicPr>
+                    <pic:cNvPr id="15" name="alur-layanan.png"/>
+                    <pic:cNvPicPr/>
+                  </pic:nvPicPr>
+                  <pic:blipFill>
+                    <a:blip xmlns:r="http://schemas.openxmlformats.org/officeDocument/2006/relationships" r:embed="rIdImg6"/>
+                    <a:stretch>
+                      <a:fillRect/>
+                    </a:stretch>
+                  </pic:blipFill>
+                  <pic:spPr>
+                    <a:xfrm>
+                      <a:off x="0" y="0"/>
+                      <a:ext cx="5429250" cy="4586288"/>
+                    </a:xfrm>
+                    <a:prstGeom prst="rect">
+                      <a:avLst/>
+                    </a:prstGeom>
+                  </pic:spPr>
+                </pic:pic>
+              </a:graphicData>
+            </a:graphic>
+          </wp:inline>
+        </w:drawing>
+      </w:r>
+    </w:p>
+    <w:p>
+      <w:pPr>
+        <w:jc w:val="center"/>
+      </w:pPr>
+      <w:r>
+        <w:rPr>
+          <w:b/>
+          <w:sz w:val="20"/>
+        </w:rPr>
+        <w:t xml:space="preserve">Gambar 3 — Aliran data layanan sampai kasir dan laporan.</w:t>
+      </w:r>
+    </w:p>
+    <w:p>
+      <w:pPr>
+        <w:pStyle w:val="Heading1"/>
         <w:spacing w:before="360" w:after="160"/>
       </w:pPr>
       <w:r>
@@ -6928,7 +7921,7 @@
           <w:sz w:val="34"/>
           <w:szCs w:val="34"/>
         </w:rPr>
-        <w:t xml:space="preserve">6. Penutup</w:t>
+        <w:t xml:space="preserve">10. Penutup</w:t>
       </w:r>
     </w:p>
     <w:p>
